--- a/Thesis.docx
+++ b/Thesis.docx
@@ -176,13 +176,7 @@
         <w:t xml:space="preserve">Submitted on </w:t>
       </w:r>
       <w:r>
-        <w:t>July 15</w:t>
-      </w:r>
-      <w:r>
-        <w:rPr>
-          <w:vertAlign w:val="superscript"/>
-        </w:rPr>
-        <w:t>th</w:t>
+        <w:t>September 1st</w:t>
       </w:r>
       <w:r>
         <w:t>, 2026</w:t>

--- a/Thesis.docx
+++ b/Thesis.docx
@@ -108,15 +108,18 @@
         <w:spacing w:after="120"/>
         <w:jc w:val="center"/>
       </w:pPr>
+      <w:proofErr w:type="gramStart"/>
       <w:r>
         <w:t>By</w:t>
       </w:r>
+      <w:proofErr w:type="gramEnd"/>
     </w:p>
     <w:p>
       <w:pPr>
         <w:spacing w:after="240"/>
         <w:jc w:val="center"/>
       </w:pPr>
+      <w:proofErr w:type="spellStart"/>
       <w:r>
         <w:rPr>
           <w:b/>
@@ -124,106 +127,9 @@
           <w:sz w:val="26"/>
           <w:szCs w:val="26"/>
         </w:rPr>
-        <w:t>Krisjor Mema</w:t>
-      </w:r>
-    </w:p>
-    <w:p>
-      <w:pPr>
-        <w:spacing w:after="600"/>
-        <w:jc w:val="center"/>
-      </w:pPr>
-      <w:r>
-        <w:t>Dr. (c). Alda Myzeqari</w:t>
-      </w:r>
-    </w:p>
-    <w:p>
-      <w:pPr>
-        <w:spacing w:after="240"/>
-        <w:jc w:val="center"/>
-      </w:pPr>
-      <w:r>
-        <w:rPr>
-          <w:b/>
-          <w:bCs/>
-        </w:rPr>
-        <w:t>A THESIS</w:t>
-      </w:r>
-    </w:p>
-    <w:p>
-      <w:pPr>
-        <w:spacing w:after="160"/>
-        <w:jc w:val="center"/>
-      </w:pPr>
-      <w:r>
-        <w:t>Submitted to</w:t>
-      </w:r>
-    </w:p>
-    <w:p>
-      <w:pPr>
-        <w:spacing w:after="100"/>
-        <w:jc w:val="center"/>
-      </w:pPr>
-      <w:r>
-        <w:rPr>
-          <w:b/>
-          <w:bCs/>
-        </w:rPr>
-        <w:t>KOLEGJI UNIVERSITAR “Instituti Kanadez i Teknologjisë”</w:t>
-      </w:r>
-    </w:p>
-    <w:p>
-      <w:pPr>
-        <w:spacing w:after="240"/>
-        <w:jc w:val="center"/>
-      </w:pPr>
-      <w:r>
-        <w:rPr>
-          <w:b/>
-          <w:bCs/>
-        </w:rPr>
-        <w:t>University College “CANADIAN INSTITUTE OF TECHNOLOGY”</w:t>
-      </w:r>
-    </w:p>
-    <w:p>
-      <w:pPr>
-        <w:spacing w:after="100"/>
-        <w:jc w:val="center"/>
-      </w:pPr>
-      <w:r>
-        <w:rPr>
-          <w:b/>
-          <w:bCs/>
-        </w:rPr>
-        <w:t>Faculty of Engineering</w:t>
-      </w:r>
-    </w:p>
-    <w:p>
-      <w:pPr>
-        <w:spacing w:after="360"/>
-        <w:jc w:val="center"/>
-      </w:pPr>
-      <w:r>
-        <w:rPr>
-          <w:b/>
-          <w:bCs/>
-        </w:rPr>
-        <w:t>Department of Software Engineering</w:t>
-      </w:r>
-    </w:p>
-    <w:p>
-      <w:pPr>
-        <w:spacing w:after="160"/>
-        <w:jc w:val="center"/>
-      </w:pPr>
-      <w:r>
-        <w:t>In partial fulfillment of the requirements for the degree of:</w:t>
-      </w:r>
-    </w:p>
-    <w:p>
-      <w:pPr>
-        <w:spacing w:after="480"/>
-        <w:jc w:val="center"/>
-      </w:pPr>
+        <w:t>Krisjor</w:t>
+      </w:r>
+      <w:proofErr w:type="spellEnd"/>
       <w:r>
         <w:rPr>
           <w:b/>
@@ -231,8 +137,170 @@
           <w:sz w:val="26"/>
           <w:szCs w:val="26"/>
         </w:rPr>
-        <w:t xml:space="preserve">Bachelor of </w:t>
-      </w:r>
+        <w:t xml:space="preserve"> Mema</w:t>
+      </w:r>
+    </w:p>
+    <w:p>
+      <w:pPr>
+        <w:spacing w:after="600"/>
+        <w:jc w:val="center"/>
+      </w:pPr>
+      <w:r>
+        <w:t>Dr. (c). Alda Myzeqari</w:t>
+      </w:r>
+    </w:p>
+    <w:p>
+      <w:pPr>
+        <w:spacing w:after="240"/>
+        <w:jc w:val="center"/>
+      </w:pPr>
+      <w:r>
+        <w:rPr>
+          <w:b/>
+          <w:bCs/>
+        </w:rPr>
+        <w:t>A THESIS</w:t>
+      </w:r>
+    </w:p>
+    <w:p>
+      <w:pPr>
+        <w:spacing w:after="160"/>
+        <w:jc w:val="center"/>
+      </w:pPr>
+      <w:r>
+        <w:t>Submitted to</w:t>
+      </w:r>
+    </w:p>
+    <w:p>
+      <w:pPr>
+        <w:spacing w:after="100"/>
+        <w:jc w:val="center"/>
+      </w:pPr>
+      <w:r>
+        <w:rPr>
+          <w:b/>
+          <w:bCs/>
+        </w:rPr>
+        <w:t>KOLEGJI UNIVERSITAR “</w:t>
+      </w:r>
+      <w:proofErr w:type="spellStart"/>
+      <w:r>
+        <w:rPr>
+          <w:b/>
+          <w:bCs/>
+        </w:rPr>
+        <w:t>Instituti</w:t>
+      </w:r>
+      <w:proofErr w:type="spellEnd"/>
+      <w:r>
+        <w:rPr>
+          <w:b/>
+          <w:bCs/>
+        </w:rPr>
+        <w:t xml:space="preserve"> </w:t>
+      </w:r>
+      <w:proofErr w:type="spellStart"/>
+      <w:r>
+        <w:rPr>
+          <w:b/>
+          <w:bCs/>
+        </w:rPr>
+        <w:t>Kanadez</w:t>
+      </w:r>
+      <w:proofErr w:type="spellEnd"/>
+      <w:r>
+        <w:rPr>
+          <w:b/>
+          <w:bCs/>
+        </w:rPr>
+        <w:t xml:space="preserve"> </w:t>
+      </w:r>
+      <w:proofErr w:type="spellStart"/>
+      <w:r>
+        <w:rPr>
+          <w:b/>
+          <w:bCs/>
+        </w:rPr>
+        <w:t>i</w:t>
+      </w:r>
+      <w:proofErr w:type="spellEnd"/>
+      <w:r>
+        <w:rPr>
+          <w:b/>
+          <w:bCs/>
+        </w:rPr>
+        <w:t xml:space="preserve"> </w:t>
+      </w:r>
+      <w:proofErr w:type="spellStart"/>
+      <w:r>
+        <w:rPr>
+          <w:b/>
+          <w:bCs/>
+        </w:rPr>
+        <w:t>Teknologjisë</w:t>
+      </w:r>
+      <w:proofErr w:type="spellEnd"/>
+      <w:r>
+        <w:rPr>
+          <w:b/>
+          <w:bCs/>
+        </w:rPr>
+        <w:t>”</w:t>
+      </w:r>
+    </w:p>
+    <w:p>
+      <w:pPr>
+        <w:spacing w:after="240"/>
+        <w:jc w:val="center"/>
+      </w:pPr>
+      <w:r>
+        <w:rPr>
+          <w:b/>
+          <w:bCs/>
+        </w:rPr>
+        <w:t>University College “CANADIAN INSTITUTE OF TECHNOLOGY”</w:t>
+      </w:r>
+    </w:p>
+    <w:p>
+      <w:pPr>
+        <w:spacing w:after="100"/>
+        <w:jc w:val="center"/>
+      </w:pPr>
+      <w:r>
+        <w:rPr>
+          <w:b/>
+          <w:bCs/>
+        </w:rPr>
+        <w:t>Faculty of Engineering</w:t>
+      </w:r>
+    </w:p>
+    <w:p>
+      <w:pPr>
+        <w:spacing w:after="360"/>
+        <w:jc w:val="center"/>
+      </w:pPr>
+      <w:r>
+        <w:rPr>
+          <w:b/>
+          <w:bCs/>
+        </w:rPr>
+        <w:t>Department of Software Engineering</w:t>
+      </w:r>
+    </w:p>
+    <w:p>
+      <w:pPr>
+        <w:spacing w:after="160"/>
+        <w:jc w:val="center"/>
+      </w:pPr>
+      <w:r>
+        <w:t>In partial fulfillment of the requirements for the degree of:</w:t>
+      </w:r>
+    </w:p>
+    <w:p>
+      <w:pPr>
+        <w:spacing w:after="480"/>
+        <w:jc w:val="center"/>
+      </w:pPr>
       <w:r>
         <w:rPr>
           <w:b/>
@@ -240,7 +308,7 @@
           <w:sz w:val="26"/>
           <w:szCs w:val="26"/>
         </w:rPr>
-        <w:t>S</w:t>
+        <w:t xml:space="preserve">Bachelor of </w:t>
       </w:r>
       <w:r>
         <w:rPr>
@@ -249,7 +317,7 @@
           <w:sz w:val="26"/>
           <w:szCs w:val="26"/>
         </w:rPr>
-        <w:t xml:space="preserve">oftware </w:t>
+        <w:t>S</w:t>
       </w:r>
       <w:r>
         <w:rPr>
@@ -258,7 +326,7 @@
           <w:sz w:val="26"/>
           <w:szCs w:val="26"/>
         </w:rPr>
-        <w:t>E</w:t>
+        <w:t xml:space="preserve">oftware </w:t>
       </w:r>
       <w:r>
         <w:rPr>
@@ -267,6 +335,15 @@
           <w:sz w:val="26"/>
           <w:szCs w:val="26"/>
         </w:rPr>
+        <w:t>E</w:t>
+      </w:r>
+      <w:r>
+        <w:rPr>
+          <w:b/>
+          <w:bCs/>
+          <w:sz w:val="26"/>
+          <w:szCs w:val="26"/>
+        </w:rPr>
         <w:t>ngineering</w:t>
       </w:r>
     </w:p>
@@ -395,8 +472,13 @@
         <w:spacing w:after="120" w:line="360" w:lineRule="auto"/>
         <w:jc w:val="both"/>
       </w:pPr>
-      <w:r>
-        <w:t xml:space="preserve">Krisjor Mema, Author </w:t>
+      <w:proofErr w:type="spellStart"/>
+      <w:r>
+        <w:t>Krisjor</w:t>
+      </w:r>
+      <w:proofErr w:type="spellEnd"/>
+      <w:r>
+        <w:t xml:space="preserve"> Mema, Author </w:t>
       </w:r>
     </w:p>
     <w:p>
@@ -481,7 +563,15 @@
         <w:jc w:val="both"/>
       </w:pPr>
       <w:r>
-        <w:t>Copyright (c) 2026 Krisjor Mema</w:t>
+        <w:t xml:space="preserve">Copyright (c) 2026 </w:t>
+      </w:r>
+      <w:proofErr w:type="spellStart"/>
+      <w:r>
+        <w:t>Krisjor</w:t>
+      </w:r>
+      <w:proofErr w:type="spellEnd"/>
+      <w:r>
+        <w:t xml:space="preserve"> Mema</w:t>
       </w:r>
     </w:p>
     <w:p>
@@ -517,7 +607,15 @@
         <w:t>T</w:t>
       </w:r>
       <w:r>
-        <w:t>he software is provided "as is", without warranty of any kind, express or implied, including but not limited to the warranties of merchantability, fitness for a particular purpose and noninfringement. in no event shall the authors or copyright holders be liable for any claim, damages or other liability, whether in an action of contract, tort or otherwise, arising from, out of or in connection with the software or the use or other dealings in the software.</w:t>
+        <w:t xml:space="preserve">he software is provided "as is", without warranty of any kind, express or implied, including but not limited to the warranties of merchantability, fitness for a particular purpose and </w:t>
+      </w:r>
+      <w:proofErr w:type="gramStart"/>
+      <w:r>
+        <w:t>noninfringement</w:t>
+      </w:r>
+      <w:proofErr w:type="gramEnd"/>
+      <w:r>
+        <w:t>. in no event shall the authors or copyright holders be liable for any claim, damages or other liability, whether in an action of contract, tort or otherwise, arising from, out of or in connection with the software or the use or other dealings in the software.</w:t>
       </w:r>
       <w:r>
         <w:br w:type="page"/>
@@ -600,7 +698,15 @@
               <w:jc w:val="both"/>
             </w:pPr>
             <w:r>
-              <w:t>Abstract: Personal finance in Albania is commonly managed through spreadsheets, banking interfaces, or tools designed for other markets. The products reviewed in this thesis either do not provide practical support for Albanian banks or require more technical setup than is desirable for individual self-hosting. This work develops Vault, a self-hosted personal finance web application intended to address that gap. Vault uses a React 18 frontend, a Flask 3 REST API, PostgreSQL 15, and Docker Compose. Its main functions are account and transaction management, categorisation, budgeting, savings goals, reporting, multi-currency storage, and CSV statement import. The importer uses a generic preview-and-mapping workflow rather than bank-specific parser classes and was designed against statement-export samples from four purposively selected major Albanian retail banks. Evaluation uses a seeded ninety-day dataset of roughly 150 transactions, sixteen automated tests, and server-side response-time measurements. All sixteen tests passed, including five importer tests and one cross-user isolation test. Ordinary interactive endpoints remained below the selected one-hundred-millisecond reference at demonstration scale; login and CSV import were slower because of password hashing and row processing. The results show that the proposed architecture is workable for the evaluated personal-use setting, while broader usability, security, and scalability testing remains outside the scope of this thesis.</w:t>
+              <w:t xml:space="preserve">Abstract: Personal finance in Albania is commonly managed through spreadsheets, banking interfaces, or tools designed for other markets. The products reviewed in this thesis either do not provide practical support for Albanian banks or require more technical setup than is desirable for individual self-hosting. This work develops Vault, a self-hosted personal finance web application intended to address that gap. Vault uses a React 18 frontend, a Flask 3 REST API, PostgreSQL 15, and Docker Compose. Its main functions are account and transaction management, </w:t>
+            </w:r>
+            <w:proofErr w:type="spellStart"/>
+            <w:r>
+              <w:t>categorisation</w:t>
+            </w:r>
+            <w:proofErr w:type="spellEnd"/>
+            <w:r>
+              <w:t>, budgeting, savings goals, reporting, multi-currency storage, and CSV statement import. The importer uses a generic preview-and-mapping workflow rather than bank-specific parser classes and was designed against statement-export samples from four purposively selected major Albanian retail banks. Evaluation uses a seeded ninety-day dataset of roughly 150 transactions, sixteen automated tests, and server-side response-time measurements. All sixteen tests passed, including five importer tests and one cross-user isolation test. Ordinary interactive endpoints remained below the selected one-hundred-millisecond reference at demonstration scale; login and CSV import were slower because of password hashing and row processing. The results show that the proposed architecture is workable for the evaluated personal-use setting, while broader usability, security, and scalability testing remains outside the scope of this thesis.</w:t>
             </w:r>
           </w:p>
         </w:tc>
@@ -657,7 +763,15 @@
         <w:jc w:val="both"/>
       </w:pPr>
       <w:r>
-        <w:t>I thank my advisor, Dr. (c). Alda Myzeqari, for her guidance throughout this project, and in particular for asking the difficult questions early, when there was still time to do something about the answers.</w:t>
+        <w:t xml:space="preserve">I thank my advisor, Dr. (c). Alda Myzeqari, for her guidance throughout this project, and </w:t>
+      </w:r>
+      <w:proofErr w:type="gramStart"/>
+      <w:r>
+        <w:t>in particular for</w:t>
+      </w:r>
+      <w:proofErr w:type="gramEnd"/>
+      <w:r>
+        <w:t xml:space="preserve"> asking the difficult questions early, when there was still time to do something about the answers.</w:t>
       </w:r>
     </w:p>
     <w:p>
@@ -666,7 +780,15 @@
         <w:jc w:val="both"/>
       </w:pPr>
       <w:r>
-        <w:t>This project relies on a substantial open-source software ecosystem, including Flask, React, PostgreSQL, SQLAlchemy and many smaller libraries. I am grateful to the developers and maintainers whose work made the implementation possible.</w:t>
+        <w:t xml:space="preserve">This project relies on a substantial open-source software ecosystem, including Flask, React, PostgreSQL, </w:t>
+      </w:r>
+      <w:proofErr w:type="spellStart"/>
+      <w:r>
+        <w:t>SQLAlchemy</w:t>
+      </w:r>
+      <w:proofErr w:type="spellEnd"/>
+      <w:r>
+        <w:t xml:space="preserve"> and many smaller libraries. I am grateful to the developers and maintainers whose work made the implementation possible.</w:t>
       </w:r>
     </w:p>
     <w:p>
@@ -4400,8 +4522,16 @@
           <w:rPr>
             <w:rStyle w:val="IndexLink"/>
           </w:rPr>
-          <w:t xml:space="preserve">  Endpoint response-time characterisation</w:t>
+          <w:t xml:space="preserve">  Endpoint response-time </w:t>
         </w:r>
+        <w:proofErr w:type="spellStart"/>
+        <w:r>
+          <w:rPr>
+            <w:rStyle w:val="IndexLink"/>
+          </w:rPr>
+          <w:t>characterisation</w:t>
+        </w:r>
+        <w:proofErr w:type="spellEnd"/>
         <w:r>
           <w:rPr>
             <w:rStyle w:val="IndexLink"/>
@@ -5633,6 +5763,7 @@
       <w:bookmarkStart w:id="15" w:name="__RefHeading___Toc2634_1489473378"/>
       <w:bookmarkStart w:id="16" w:name="_Toc232162489"/>
       <w:bookmarkEnd w:id="15"/>
+      <w:proofErr w:type="gramStart"/>
       <w:r>
         <w:t>I.1  Backgroun</w:t>
       </w:r>
@@ -5640,6 +5771,7 @@
       <w:r>
         <w:t>d</w:t>
       </w:r>
+      <w:proofErr w:type="gramEnd"/>
     </w:p>
     <w:p>
       <w:pPr>
@@ -5656,7 +5788,15 @@
         <w:jc w:val="both"/>
       </w:pPr>
       <w:r>
-        <w:t>Fragmented records make routine financial questions harder to answer. A user may want to know how much was spent on groceries last month, whether a savings goal is on schedule, which subscriptions are recurring, or how the current month compares with the previous one. Answering these questions consistently requires a consolidated transaction history rather than separate notes and account views. Research also links financial literacy with saving, borrowing and long-term household outcomes, while distinguishing financial knowledge from day-to-day behaviour [3], [29]. A practical tracking tool can help reduce the effort required to apply that knowledge in ordinary decisions.</w:t>
+        <w:t xml:space="preserve">Fragmented records make routine financial questions harder to answer. A user may want to know how much was spent on groceries last month, whether a savings goal is on schedule, which subscriptions are recurring, or how the current month compares with the previous one. Answering these questions consistently requires a consolidated transaction history rather than separate notes and account views. Research also links financial literacy with saving, borrowing and long-term household outcomes, while distinguishing financial knowledge from day-to-day </w:t>
+      </w:r>
+      <w:proofErr w:type="spellStart"/>
+      <w:r>
+        <w:t>behaviour</w:t>
+      </w:r>
+      <w:proofErr w:type="spellEnd"/>
+      <w:r>
+        <w:t xml:space="preserve"> [3], [29]. A practical tracking tool can help reduce the effort required to apply that knowledge in ordinary decisions.</w:t>
       </w:r>
     </w:p>
     <w:p>
@@ -5665,7 +5805,23 @@
         <w:jc w:val="both"/>
       </w:pPr>
       <w:r>
-        <w:t>PFM software has a long history. Quicken appeared in 1983 and Microsoft Money in 1991 as desktop applications built around local files. Mint moved the model to the web in 2007 and was acquired by Intuit two years later [4]. More recent products include subscription cloud services such as You Need A Budget and Monarch Money, alongside self-hosted open-source systems such as Firefly III [5]. Household-finance research treats consumption, saving, borrowing and asset allocation as connected decisions [30], while the mental-accounting literature helps explain why users organise money into categories and budgets [31]. For this thesis, the practical case is an Albanian user who may hold accounts in lek and foreign currencies and who wants financial records to remain under their own control.</w:t>
+        <w:t xml:space="preserve">PFM software has a long history. Quicken appeared in 1983 and Microsoft Money in 1991 as desktop applications built around local files. Mint moved the model to the web in 2007 and was acquired by Intuit two years later [4]. More recent products include subscription cloud services such as You Need </w:t>
+      </w:r>
+      <w:proofErr w:type="gramStart"/>
+      <w:r>
+        <w:t>A</w:t>
+      </w:r>
+      <w:proofErr w:type="gramEnd"/>
+      <w:r>
+        <w:t xml:space="preserve"> Budget and Monarch Money, alongside self-hosted open-source systems such as Firefly III [5]. Household-finance research treats consumption, saving, borrowing and asset allocation as connected decisions [30], while the mental-accounting literature helps explain why users </w:t>
+      </w:r>
+      <w:proofErr w:type="spellStart"/>
+      <w:r>
+        <w:t>organise</w:t>
+      </w:r>
+      <w:proofErr w:type="spellEnd"/>
+      <w:r>
+        <w:t xml:space="preserve"> money into categories and budgets [31]. For this thesis, the practical case is an Albanian user who may hold accounts in lek and foreign currencies and who wants financial records to remain under their own control.</w:t>
       </w:r>
     </w:p>
     <w:p>
@@ -5675,8 +5831,13 @@
       <w:bookmarkStart w:id="17" w:name="__RefHeading___Toc2636_1489473378"/>
       <w:bookmarkStart w:id="18" w:name="_Toc232162490"/>
       <w:bookmarkEnd w:id="17"/>
-      <w:r>
-        <w:t>I.2  Research Problem</w:t>
+      <w:proofErr w:type="gramStart"/>
+      <w:r>
+        <w:t>I.2  Research</w:t>
+      </w:r>
+      <w:proofErr w:type="gramEnd"/>
+      <w:r>
+        <w:t xml:space="preserve"> Problem</w:t>
       </w:r>
       <w:bookmarkEnd w:id="18"/>
     </w:p>
@@ -5696,7 +5857,15 @@
       </w:pPr>
       <w:r>
         <w:lastRenderedPageBreak/>
-        <w:t>In practice, an Albanian user choosing a finance-tracking approach faces trade-offs. Commercial cloud services may not support local banks and require third-party processing of financial data. Self-hosted alternatives such as Firefly III are capable but require deployment and maintenance effort [5]. Spreadsheets are flexible, but budgeting, categorisation and reporting must be assembled manually. The gap addressed here is therefore not the total absence of these capabilities, but the lack of a reviewed option that combines local statement handling, multi-currency storage, self-hosting and relatively low operational complexity in one personal-use system.</w:t>
+        <w:t xml:space="preserve">In practice, an Albanian user choosing a finance-tracking approach faces trade-offs. Commercial cloud services may not support local banks and require third-party processing of financial data. Self-hosted alternatives such as Firefly III are capable but require deployment and maintenance effort [5]. Spreadsheets are flexible, but budgeting, </w:t>
+      </w:r>
+      <w:proofErr w:type="spellStart"/>
+      <w:r>
+        <w:t>categorisation</w:t>
+      </w:r>
+      <w:proofErr w:type="spellEnd"/>
+      <w:r>
+        <w:t xml:space="preserve"> and reporting must be assembled manually. The gap addressed here is therefore not the total absence of these capabilities, but the lack of a reviewed option that combines local statement handling, multi-currency storage, self-hosting and relatively low operational complexity in one personal-use system.</w:t>
       </w:r>
     </w:p>
     <w:p>
@@ -5715,8 +5884,13 @@
       <w:bookmarkStart w:id="19" w:name="__RefHeading___Toc2638_1489473378"/>
       <w:bookmarkStart w:id="20" w:name="_Toc232162491"/>
       <w:bookmarkEnd w:id="19"/>
-      <w:r>
-        <w:t>I.3  Research Questions</w:t>
+      <w:proofErr w:type="gramStart"/>
+      <w:r>
+        <w:t>I.3  Research</w:t>
+      </w:r>
+      <w:proofErr w:type="gramEnd"/>
+      <w:r>
+        <w:t xml:space="preserve"> Questions</w:t>
       </w:r>
       <w:bookmarkEnd w:id="20"/>
     </w:p>
@@ -5778,10 +5952,12 @@
       <w:bookmarkStart w:id="21" w:name="__RefHeading___Toc2640_1489473378"/>
       <w:bookmarkStart w:id="22" w:name="_Toc232162492"/>
       <w:bookmarkEnd w:id="21"/>
+      <w:proofErr w:type="gramStart"/>
       <w:r>
         <w:t>I.4  Objectives</w:t>
       </w:r>
       <w:bookmarkEnd w:id="22"/>
+      <w:proofErr w:type="gramEnd"/>
     </w:p>
     <w:p>
       <w:pPr>
@@ -5803,11 +5979,27 @@
         <w:jc w:val="both"/>
       </w:pPr>
       <w:r>
-        <w:t xml:space="preserve">To design and implement a predominantly normalised relational data model covering the seven core entities of personal finance — users, accounts, categories, tags, </w:t>
+        <w:t xml:space="preserve">To design and implement a predominantly </w:t>
+      </w:r>
+      <w:proofErr w:type="spellStart"/>
+      <w:r>
+        <w:t>normalised</w:t>
+      </w:r>
+      <w:proofErr w:type="spellEnd"/>
+      <w:r>
+        <w:t xml:space="preserve"> relational data model covering the seven core entities of personal finance — users, accounts, categories, tags, </w:t>
       </w:r>
       <w:r>
         <w:lastRenderedPageBreak/>
-        <w:t>transactions, budgets and goals — with one deliberate balance denormalisation for interactive reads.</w:t>
+        <w:t xml:space="preserve">transactions, budgets and goals — with one deliberate balance </w:t>
+      </w:r>
+      <w:proofErr w:type="spellStart"/>
+      <w:r>
+        <w:t>denormalisation</w:t>
+      </w:r>
+      <w:proofErr w:type="spellEnd"/>
+      <w:r>
+        <w:t xml:space="preserve"> for interactive reads.</w:t>
       </w:r>
     </w:p>
     <w:p>
@@ -5821,7 +6013,15 @@
         <w:jc w:val="both"/>
       </w:pPr>
       <w:r>
-        <w:t>To implement a REST API covering the core application resources, with create-read-update-delete operations where appropriate, stateless JSON Web Token (JWT) authentication, bcrypt password hashing, and per-user ownership filtering enforced on protected data access.</w:t>
+        <w:t xml:space="preserve">To implement a REST API covering the core application resources, with create-read-update-delete operations where appropriate, stateless JSON Web Token (JWT) authentication, </w:t>
+      </w:r>
+      <w:proofErr w:type="spellStart"/>
+      <w:r>
+        <w:t>bcrypt</w:t>
+      </w:r>
+      <w:proofErr w:type="spellEnd"/>
+      <w:r>
+        <w:t xml:space="preserve"> password hashing, and per-user ownership filtering enforced on protected data access.</w:t>
       </w:r>
     </w:p>
     <w:p>
@@ -5877,7 +6077,15 @@
         <w:jc w:val="both"/>
       </w:pPr>
       <w:r>
-        <w:t>To validate the result with a sixteen-case automated test suite covering authentication, transaction integrity, CSV importer behaviour and cross-user data isolation.</w:t>
+        <w:t xml:space="preserve">To validate the result with a sixteen-case automated test suite covering authentication, transaction integrity, CSV importer </w:t>
+      </w:r>
+      <w:proofErr w:type="spellStart"/>
+      <w:r>
+        <w:t>behaviour</w:t>
+      </w:r>
+      <w:proofErr w:type="spellEnd"/>
+      <w:r>
+        <w:t xml:space="preserve"> and cross-user data isolation.</w:t>
       </w:r>
     </w:p>
     <w:p>
@@ -5887,8 +6095,13 @@
       <w:bookmarkStart w:id="23" w:name="__RefHeading___Toc2642_1489473378"/>
       <w:bookmarkStart w:id="24" w:name="_Toc232162493"/>
       <w:bookmarkEnd w:id="23"/>
-      <w:r>
-        <w:t>I.5  Scope and Limitations</w:t>
+      <w:proofErr w:type="gramStart"/>
+      <w:r>
+        <w:t>I.5  Scope</w:t>
+      </w:r>
+      <w:proofErr w:type="gramEnd"/>
+      <w:r>
+        <w:t xml:space="preserve"> and Limitations</w:t>
       </w:r>
       <w:bookmarkEnd w:id="24"/>
     </w:p>
@@ -5899,10 +6112,12 @@
       <w:bookmarkStart w:id="25" w:name="__RefHeading___Toc2644_1489473378"/>
       <w:bookmarkStart w:id="26" w:name="_Toc232162494"/>
       <w:bookmarkEnd w:id="25"/>
+      <w:proofErr w:type="gramStart"/>
       <w:r>
         <w:t>I.5.1  Scope</w:t>
       </w:r>
       <w:bookmarkEnd w:id="26"/>
+      <w:proofErr w:type="gramEnd"/>
     </w:p>
     <w:p>
       <w:pPr>
@@ -5994,10 +6209,12 @@
       <w:bookmarkStart w:id="27" w:name="__RefHeading___Toc2646_1489473378"/>
       <w:bookmarkStart w:id="28" w:name="_Toc232162495"/>
       <w:bookmarkEnd w:id="27"/>
+      <w:proofErr w:type="gramStart"/>
       <w:r>
         <w:t>I.5.2  Limitations</w:t>
       </w:r>
       <w:bookmarkEnd w:id="28"/>
+      <w:proofErr w:type="gramEnd"/>
     </w:p>
     <w:p>
       <w:pPr>
@@ -6047,7 +6264,15 @@
         <w:jc w:val="both"/>
       </w:pPr>
       <w:r>
-        <w:t>Security hardening beyond the evaluated scope. Stateless JWT logout relies on client-side token removal and no server-side token revocation list is implemented. Production TLS termination, secret rotation, penetration testing, dependency auditing and broader adversarial testing are outside the evaluated scope.</w:t>
+        <w:t xml:space="preserve">Security hardening beyond the evaluated scope. Stateless JWT logout relies on client-side token </w:t>
+      </w:r>
+      <w:proofErr w:type="gramStart"/>
+      <w:r>
+        <w:t>removal</w:t>
+      </w:r>
+      <w:proofErr w:type="gramEnd"/>
+      <w:r>
+        <w:t xml:space="preserve"> and no server-side token revocation list is implemented. Production TLS termination, secret rotation, penetration testing, dependency auditing and broader adversarial testing are outside the evaluated scope.</w:t>
       </w:r>
     </w:p>
     <w:p>
@@ -6127,10 +6352,12 @@
       <w:bookmarkStart w:id="29" w:name="__RefHeading___Toc2648_1489473378"/>
       <w:bookmarkStart w:id="30" w:name="_Toc232162496"/>
       <w:bookmarkEnd w:id="29"/>
+      <w:proofErr w:type="gramStart"/>
       <w:r>
         <w:t>I.6  Significance</w:t>
       </w:r>
       <w:bookmarkEnd w:id="30"/>
+      <w:proofErr w:type="gramEnd"/>
     </w:p>
     <w:p>
       <w:pPr>
@@ -6145,11 +6372,27 @@
         <w:t xml:space="preserve">Practical contribution. </w:t>
       </w:r>
       <w:r>
-        <w:t xml:space="preserve">Vault is a working, documented application intended for individual deployment and future extension. Its default currency is lek, the seeded categories reflect common local spending patterns, and the CSV workflow was designed against statement exports from four purposively selected major Albanian retail banks. The project also sits within </w:t>
+        <w:t xml:space="preserve">Vault is a </w:t>
+      </w:r>
+      <w:proofErr w:type="gramStart"/>
+      <w:r>
+        <w:t>working,</w:t>
+      </w:r>
+      <w:proofErr w:type="gramEnd"/>
+      <w:r>
+        <w:t xml:space="preserve"> documented application intended for individual deployment and future extension. Its default currency is lek, the seeded categories reflect common local spending patterns, and the CSV workflow was designed against statement exports from four purposively selected major Albanian retail banks. The project also sits within </w:t>
       </w:r>
       <w:r>
         <w:lastRenderedPageBreak/>
-        <w:t>a wider shift toward digital financial services [34] and financial-capability initiatives [35]. Within the documentation reviewed for this thesis, no directly comparable open-source system with the same stated orientation was identified.</w:t>
+        <w:t xml:space="preserve">a wider shift toward digital financial services [34] and financial-capability initiatives [35]. Within the documentation reviewed for this thesis, </w:t>
+      </w:r>
+      <w:proofErr w:type="gramStart"/>
+      <w:r>
+        <w:t>no</w:t>
+      </w:r>
+      <w:proofErr w:type="gramEnd"/>
+      <w:r>
+        <w:t xml:space="preserve"> directly comparable open-source system with the same stated orientation was identified.</w:t>
       </w:r>
     </w:p>
     <w:p>
@@ -6165,7 +6408,15 @@
         <w:t xml:space="preserve">Academic contribution. </w:t>
       </w:r>
       <w:r>
-        <w:t>The thesis documents the integration of Flask, React, PostgreSQL, SQLAlchemy, JWT authentication and REST design in an undergraduate software-engineering project. It records both the implementation and the reasoning behind the main technical choices, providing a concrete case study that can be examined or extended by other students and developers.</w:t>
+        <w:t xml:space="preserve">The thesis documents the integration of Flask, React, PostgreSQL, </w:t>
+      </w:r>
+      <w:proofErr w:type="spellStart"/>
+      <w:r>
+        <w:t>SQLAlchemy</w:t>
+      </w:r>
+      <w:proofErr w:type="spellEnd"/>
+      <w:r>
+        <w:t>, JWT authentication and REST design in an undergraduate software-engineering project. It records both the implementation and the reasoning behind the main technical choices, providing a concrete case study that can be examined or extended by other students and developers.</w:t>
       </w:r>
     </w:p>
     <w:p>
@@ -6181,7 +6432,15 @@
         <w:t xml:space="preserve">Connection to the degree. </w:t>
       </w:r>
       <w:r>
-        <w:t>The project integrates material from across the curriculum, including database design, web architecture, software engineering practice, security and interface design. It therefore serves as a practical synthesis of several areas of the Computer Science programme.</w:t>
+        <w:t xml:space="preserve">The project integrates material from across the curriculum, including database design, web architecture, software engineering practice, security and interface design. It therefore serves as a practical synthesis of several areas of the Computer Science </w:t>
+      </w:r>
+      <w:proofErr w:type="spellStart"/>
+      <w:r>
+        <w:t>programme</w:t>
+      </w:r>
+      <w:proofErr w:type="spellEnd"/>
+      <w:r>
+        <w:t>.</w:t>
       </w:r>
     </w:p>
     <w:p>
@@ -6203,10 +6462,12 @@
       <w:bookmarkStart w:id="33" w:name="__RefHeading___Toc2654_1489473378"/>
       <w:bookmarkStart w:id="34" w:name="_Toc232162499"/>
       <w:bookmarkEnd w:id="33"/>
+      <w:proofErr w:type="gramStart"/>
       <w:r>
         <w:t>II.1  Literature</w:t>
       </w:r>
       <w:bookmarkEnd w:id="34"/>
+      <w:proofErr w:type="gramEnd"/>
     </w:p>
     <w:p>
       <w:pPr>
@@ -6224,8 +6485,13 @@
       <w:bookmarkStart w:id="35" w:name="__RefHeading___Toc2656_1489473378"/>
       <w:bookmarkStart w:id="36" w:name="_Toc232162500"/>
       <w:bookmarkEnd w:id="35"/>
-      <w:r>
-        <w:t>II.1.1  Historical Development of PFM Software</w:t>
+      <w:proofErr w:type="gramStart"/>
+      <w:r>
+        <w:t>II.1.1  Historical</w:t>
+      </w:r>
+      <w:proofErr w:type="gramEnd"/>
+      <w:r>
+        <w:t xml:space="preserve"> Development of PFM Software</w:t>
       </w:r>
       <w:bookmarkEnd w:id="36"/>
     </w:p>
@@ -6235,7 +6501,15 @@
         <w:jc w:val="both"/>
       </w:pPr>
       <w:r>
-        <w:t>PFM software has gone through three broad generations. The first was desktop: Quicken (1983) and Microsoft Money (1991), single-user programs over local files. Their feature set — accounts, transactions, categories and reports — helped define the genre, and later generations largely inherited it; the same task list appears in personal-finance textbooks decades later [8]. The second generation moved to the web; Mint was a prominent example [4], adding cloud synchronisation, account aggregation and a freemium model. The third generation diversified into subscription cloud products such as YNAB and Monarch Money and self-hosted open-source systems, with Firefly III as a well-established example [5]. Mint itself was discontinued in early 2024 [9].</w:t>
+        <w:t xml:space="preserve">PFM software has gone through three broad generations. The first was desktop: Quicken (1983) and Microsoft Money (1991), single-user programs over local files. Their feature set — accounts, transactions, categories and reports — helped define the genre, and later generations largely inherited it; the same task list appears in personal-finance textbooks decades later [8]. The second generation moved to the web; Mint was a prominent example [4], adding cloud </w:t>
+      </w:r>
+      <w:proofErr w:type="spellStart"/>
+      <w:r>
+        <w:t>synchronisation</w:t>
+      </w:r>
+      <w:proofErr w:type="spellEnd"/>
+      <w:r>
+        <w:t>, account aggregation and a freemium model. The third generation diversified into subscription cloud products such as YNAB and Monarch Money and self-hosted open-source systems, with Firefly III as a well-established example [5]. Mint itself was discontinued in early 2024 [9].</w:t>
       </w:r>
     </w:p>
     <w:p>
@@ -6245,9 +6519,14 @@
       <w:bookmarkStart w:id="37" w:name="__RefHeading___Toc2658_1489473378"/>
       <w:bookmarkStart w:id="38" w:name="_Toc232162501"/>
       <w:bookmarkEnd w:id="37"/>
+      <w:proofErr w:type="gramStart"/>
       <w:r>
         <w:lastRenderedPageBreak/>
-        <w:t>II.1.2  The Canonical Functional Surface</w:t>
+        <w:t>II.1.2  The</w:t>
+      </w:r>
+      <w:proofErr w:type="gramEnd"/>
+      <w:r>
+        <w:t xml:space="preserve"> Canonical Functional Surface</w:t>
       </w:r>
       <w:bookmarkEnd w:id="38"/>
     </w:p>
@@ -6256,8 +6535,29 @@
         <w:spacing w:after="120" w:line="360" w:lineRule="auto"/>
         <w:jc w:val="both"/>
       </w:pPr>
-      <w:r>
-        <w:t>Across these generations, the functional core has remained relatively stable. Personal-finance texts emphasise account tracking, transaction recording, categorisation, budgeting and reporting [8], and these functions recur across the systems compared in Section II.2. That stability provides a practical baseline for the artifact developed here. Vault implements those five functions and additionally provides savings goals and CSV statement import.</w:t>
+      <w:proofErr w:type="gramStart"/>
+      <w:r>
+        <w:t>Across</w:t>
+      </w:r>
+      <w:proofErr w:type="gramEnd"/>
+      <w:r>
+        <w:t xml:space="preserve"> these generations, the functional core has remained relatively stable. Personal-finance texts </w:t>
+      </w:r>
+      <w:proofErr w:type="spellStart"/>
+      <w:r>
+        <w:t>emphasise</w:t>
+      </w:r>
+      <w:proofErr w:type="spellEnd"/>
+      <w:r>
+        <w:t xml:space="preserve"> account tracking, transaction recording, </w:t>
+      </w:r>
+      <w:proofErr w:type="spellStart"/>
+      <w:r>
+        <w:t>categorisation</w:t>
+      </w:r>
+      <w:proofErr w:type="spellEnd"/>
+      <w:r>
+        <w:t>, budgeting and reporting [8], and these functions recur across the systems compared in Section II.2. That stability provides a practical baseline for the artifact developed here. Vault implements those five functions and additionally provides savings goals and CSV statement import.</w:t>
       </w:r>
     </w:p>
     <w:p>
@@ -6267,8 +6567,13 @@
       <w:bookmarkStart w:id="39" w:name="__RefHeading___Toc2660_1489473378"/>
       <w:bookmarkStart w:id="40" w:name="_Toc232162502"/>
       <w:bookmarkEnd w:id="39"/>
-      <w:r>
-        <w:t>II.1.3  Architectural and Security Foundations</w:t>
+      <w:proofErr w:type="gramStart"/>
+      <w:r>
+        <w:t>II.1.3  Architectural</w:t>
+      </w:r>
+      <w:proofErr w:type="gramEnd"/>
+      <w:r>
+        <w:t xml:space="preserve"> and Security Foundations</w:t>
       </w:r>
       <w:bookmarkEnd w:id="40"/>
     </w:p>
@@ -6278,7 +6583,23 @@
         <w:jc w:val="both"/>
       </w:pPr>
       <w:r>
-        <w:t>The architectural basis is the three-tier model described by Eckerson [10]: presentation, application logic and data are separated into distinct responsibilities. This separation supports independent evolution of the tiers and clearer technology boundaries [36], [37]. For the API, Fielding’s REST constraints [11] provide a well-established model based on a uniform interface, statelessness and client-server separation. On the data side, Codd’s relational model [12] and subsequent normalisation practice provide the foundation for reducing redundancy and update anomalies.</w:t>
+        <w:t xml:space="preserve">The architectural basis is the three-tier model described by Eckerson [10]: presentation, application logic and data are separated into distinct responsibilities. This separation supports independent evolution of the tiers and clearer technology boundaries [36], [37]. For the API, Fielding’s REST constraints [11] provide a well-established model based on a uniform interface, statelessness and client-server separation. On the data side, Codd’s relational model [12] and subsequent </w:t>
+      </w:r>
+      <w:proofErr w:type="spellStart"/>
+      <w:r>
+        <w:t>normalisation</w:t>
+      </w:r>
+      <w:proofErr w:type="spellEnd"/>
+      <w:r>
+        <w:t xml:space="preserve"> practice provide the foundation for reducing redundancy and </w:t>
+      </w:r>
+      <w:proofErr w:type="gramStart"/>
+      <w:r>
+        <w:t>update</w:t>
+      </w:r>
+      <w:proofErr w:type="gramEnd"/>
+      <w:r>
+        <w:t xml:space="preserve"> anomalies.</w:t>
       </w:r>
     </w:p>
     <w:p>
@@ -6287,7 +6608,47 @@
         <w:jc w:val="both"/>
       </w:pPr>
       <w:r>
-        <w:t>For security, the stack is based on established components and guidance. JSON Web Tokens, specified in RFC 7519 [13], carry signed authentication claims that the client presents with each protected request, while RFC 8725 documents best current practices and known pitfalls for deployed JWT-based systems [39]. Passwords are stored with bcrypt, the adaptive hashing scheme of Provos and Mazières [14]. OWASP currently prefers Argon2id for new password-storage implementations; bcrypt remains a legacy/fallback option where Argon2id or scrypt are not available, provided an appropriate work factor is used [15]. The implementation in this thesis therefore uses bcrypt as a pragmatic project-level choice rather than as a claim of universal best practice. Broader web-application risk categories were also considered through the OWASP Top 10 [16], while more specific authentication and REST guidance came from OWASP [40], [41] and NIST [42].</w:t>
+        <w:t xml:space="preserve">For security, the stack is based on established components and guidance. JSON Web Tokens, specified in RFC 7519 [13], carry signed authentication claims that the client presents with each protected request, while RFC 8725 documents best current practices and known pitfalls for deployed JWT-based systems [39]. Passwords are stored with </w:t>
+      </w:r>
+      <w:proofErr w:type="spellStart"/>
+      <w:r>
+        <w:t>bcrypt</w:t>
+      </w:r>
+      <w:proofErr w:type="spellEnd"/>
+      <w:r>
+        <w:t xml:space="preserve">, the adaptive hashing scheme of Provos and </w:t>
+      </w:r>
+      <w:proofErr w:type="spellStart"/>
+      <w:r>
+        <w:t>Mazières</w:t>
+      </w:r>
+      <w:proofErr w:type="spellEnd"/>
+      <w:r>
+        <w:t xml:space="preserve"> [14]. OWASP currently prefers Argon2id for new password-storage implementations; </w:t>
+      </w:r>
+      <w:proofErr w:type="spellStart"/>
+      <w:r>
+        <w:t>bcrypt</w:t>
+      </w:r>
+      <w:proofErr w:type="spellEnd"/>
+      <w:r>
+        <w:t xml:space="preserve"> remains a legacy/fallback option where Argon2id or </w:t>
+      </w:r>
+      <w:proofErr w:type="spellStart"/>
+      <w:r>
+        <w:t>scrypt</w:t>
+      </w:r>
+      <w:proofErr w:type="spellEnd"/>
+      <w:r>
+        <w:t xml:space="preserve"> are not available, provided an appropriate work factor is used [15]. The implementation in this thesis therefore uses </w:t>
+      </w:r>
+      <w:proofErr w:type="spellStart"/>
+      <w:r>
+        <w:t>bcrypt</w:t>
+      </w:r>
+      <w:proofErr w:type="spellEnd"/>
+      <w:r>
+        <w:t xml:space="preserve"> as a pragmatic project-level choice rather than as a claim of universal best practice. Broader web-application risk categories were also considered through the OWASP Top 10 [16], while more specific authentication and REST guidance came from OWASP [40], [41] and NIST [42].</w:t>
       </w:r>
     </w:p>
     <w:p>
@@ -6297,8 +6658,13 @@
       <w:bookmarkStart w:id="41" w:name="__RefHeading___Toc2662_1489473378"/>
       <w:bookmarkStart w:id="42" w:name="_Toc232162503"/>
       <w:bookmarkEnd w:id="41"/>
-      <w:r>
-        <w:t>II.1.4  Regional Context and Open Banking</w:t>
+      <w:proofErr w:type="gramStart"/>
+      <w:r>
+        <w:t>II.1.4  Regional</w:t>
+      </w:r>
+      <w:proofErr w:type="gramEnd"/>
+      <w:r>
+        <w:t xml:space="preserve"> Context and Open Banking</w:t>
       </w:r>
       <w:bookmarkEnd w:id="42"/>
     </w:p>
@@ -6308,7 +6674,15 @@
         <w:jc w:val="both"/>
       </w:pPr>
       <w:r>
-        <w:t xml:space="preserve">One regulatory fact shapes the data-acquisition design. PSD2 established a regulated open-banking framework in the European Union [7]. Albania is not an EU member, but it transposed relevant payment-services provisions through Law No. 55/2020 “On payment services” [17]. In November 2024, the Bank of Albania granted the country’s first open-banking licence, and subsequent central-bank documentation describes the implementation context [43], [44]. </w:t>
+        <w:t xml:space="preserve">One regulatory fact shapes the data-acquisition design. PSD2 established a regulated open-banking framework in the European Union [7]. Albania is not an EU member, but it transposed relevant payment-services provisions through Law No. 55/2020 “On payment services” [17]. In November 2024, the Bank of Albania granted the country’s first open-banking </w:t>
+      </w:r>
+      <w:proofErr w:type="spellStart"/>
+      <w:r>
+        <w:t>licence</w:t>
+      </w:r>
+      <w:proofErr w:type="spellEnd"/>
+      <w:r>
+        <w:t xml:space="preserve">, and subsequent central-bank documentation describes the implementation context [43], [44]. </w:t>
       </w:r>
       <w:r>
         <w:lastRenderedPageBreak/>
@@ -6322,8 +6696,13 @@
       <w:bookmarkStart w:id="43" w:name="__RefHeading___Toc2664_1489473378"/>
       <w:bookmarkStart w:id="44" w:name="_Toc232162504"/>
       <w:bookmarkEnd w:id="43"/>
-      <w:r>
-        <w:t>II.2  Comparative Analysis of Existing Systems</w:t>
+      <w:proofErr w:type="gramStart"/>
+      <w:r>
+        <w:t>II.2  Comparative</w:t>
+      </w:r>
+      <w:proofErr w:type="gramEnd"/>
+      <w:r>
+        <w:t xml:space="preserve"> Analysis of Existing Systems</w:t>
       </w:r>
       <w:bookmarkEnd w:id="44"/>
     </w:p>
@@ -6351,7 +6730,23 @@
         <w:fldChar w:fldCharType="end"/>
       </w:r>
       <w:r>
-        <w:t xml:space="preserve"> compares four representative systems against the requirements of this project. The review uses official documentation, feature and pricing pages, installation guidance and, where source code is available, the public repository. The selected systems provide contrasting examples across deployment model, bookkeeping approach, multi-currency support and bank-data import.</w:t>
+        <w:t xml:space="preserve"> compares four representative systems against the requirements of this project. The review uses official documentation, feature and pricing pages, installation guidance and, where source code is available, the public repository. The selected systems provide contrasting examples across deployment </w:t>
+      </w:r>
+      <w:proofErr w:type="gramStart"/>
+      <w:r>
+        <w:t>model</w:t>
+      </w:r>
+      <w:proofErr w:type="gramEnd"/>
+      <w:r>
+        <w:t xml:space="preserve">, bookkeeping </w:t>
+      </w:r>
+      <w:proofErr w:type="gramStart"/>
+      <w:r>
+        <w:t>approach</w:t>
+      </w:r>
+      <w:proofErr w:type="gramEnd"/>
+      <w:r>
+        <w:t>, multi-currency support and bank-data import.</w:t>
       </w:r>
     </w:p>
     <w:p>
@@ -7016,8 +7411,19 @@
                 <w:sz w:val="22"/>
                 <w:szCs w:val="22"/>
               </w:rPr>
-              <w:t>Free, open-source</w:t>
-            </w:r>
+              <w:t xml:space="preserve">Free, </w:t>
+            </w:r>
+            <w:proofErr w:type="gramStart"/>
+            <w:r>
+              <w:rPr>
+                <w:i/>
+                <w:iCs/>
+                <w:sz w:val="22"/>
+                <w:szCs w:val="22"/>
+              </w:rPr>
+              <w:t>open-source</w:t>
+            </w:r>
+            <w:proofErr w:type="gramEnd"/>
           </w:p>
         </w:tc>
         <w:tc>
@@ -7061,14 +7467,25 @@
             <w:pPr>
               <w:spacing w:line="281" w:lineRule="auto"/>
             </w:pPr>
-            <w:r>
-              <w:rPr>
-                <w:i/>
-                <w:iCs/>
-                <w:sz w:val="22"/>
-                <w:szCs w:val="22"/>
-              </w:rPr>
-              <w:t>GnuCash [19]</w:t>
+            <w:proofErr w:type="spellStart"/>
+            <w:r>
+              <w:rPr>
+                <w:i/>
+                <w:iCs/>
+                <w:sz w:val="22"/>
+                <w:szCs w:val="22"/>
+              </w:rPr>
+              <w:t>GnuCash</w:t>
+            </w:r>
+            <w:proofErr w:type="spellEnd"/>
+            <w:r>
+              <w:rPr>
+                <w:i/>
+                <w:iCs/>
+                <w:sz w:val="22"/>
+                <w:szCs w:val="22"/>
+              </w:rPr>
+              <w:t xml:space="preserve"> [19]</w:t>
             </w:r>
           </w:p>
         </w:tc>
@@ -7093,8 +7510,19 @@
                 <w:sz w:val="22"/>
                 <w:szCs w:val="22"/>
               </w:rPr>
-              <w:t>Desktop, double-entry</w:t>
-            </w:r>
+              <w:t xml:space="preserve">Desktop, </w:t>
+            </w:r>
+            <w:proofErr w:type="gramStart"/>
+            <w:r>
+              <w:rPr>
+                <w:i/>
+                <w:iCs/>
+                <w:sz w:val="22"/>
+                <w:szCs w:val="22"/>
+              </w:rPr>
+              <w:t>double-entry</w:t>
+            </w:r>
+            <w:proofErr w:type="gramEnd"/>
           </w:p>
         </w:tc>
         <w:tc>
@@ -7168,8 +7596,19 @@
                 <w:sz w:val="22"/>
                 <w:szCs w:val="22"/>
               </w:rPr>
-              <w:t>Free, open-source</w:t>
-            </w:r>
+              <w:t xml:space="preserve">Free, </w:t>
+            </w:r>
+            <w:proofErr w:type="gramStart"/>
+            <w:r>
+              <w:rPr>
+                <w:i/>
+                <w:iCs/>
+                <w:sz w:val="22"/>
+                <w:szCs w:val="22"/>
+              </w:rPr>
+              <w:t>open-source</w:t>
+            </w:r>
+            <w:proofErr w:type="gramEnd"/>
           </w:p>
         </w:tc>
         <w:tc>
@@ -7320,8 +7759,19 @@
                 <w:sz w:val="22"/>
                 <w:szCs w:val="22"/>
               </w:rPr>
-              <w:t>Free, open-source</w:t>
-            </w:r>
+              <w:t xml:space="preserve">Free, </w:t>
+            </w:r>
+            <w:proofErr w:type="gramStart"/>
+            <w:r>
+              <w:rPr>
+                <w:i/>
+                <w:iCs/>
+                <w:sz w:val="22"/>
+                <w:szCs w:val="22"/>
+              </w:rPr>
+              <w:t>open-source</w:t>
+            </w:r>
+            <w:proofErr w:type="gramEnd"/>
           </w:p>
         </w:tc>
         <w:tc>
@@ -7362,7 +7812,23 @@
         <w:jc w:val="both"/>
       </w:pPr>
       <w:r>
-        <w:t>The comparison highlights several differences. Mint was discontinued in 2024 [9]. YNAB is a commercial PFM service that supports direct import through market-dependent providers; its documented European coverage includes selected countries, but Albania is not listed [18]. File-based import is also available. Firefly III is the closest self-hosted comparison [5], with multi-currency support, hierarchical categories, budgets and an importer, although deployment requires configuration of Docker, environment files, the database and related infrastructure. This operational effort is relevant to perceived ease of use and effort expectancy in technology-adoption research [32], [33]. GnuCash [19] uses double-entry bookkeeping, historically associated with Pacioli [20]. That approach offers stronger accounting structure than the narrower personal-spending model required for Vault.</w:t>
+        <w:t xml:space="preserve">The comparison highlights several differences. Mint was discontinued in 2024 [9]. YNAB is a commercial PFM service that supports direct import through market-dependent providers; its documented European coverage includes selected countries, but Albania is not listed [18]. File-based import is also available. Firefly III is the closest self-hosted comparison [5], with multi-currency support, hierarchical categories, budgets and an importer, although deployment requires configuration of Docker, environment files, </w:t>
+      </w:r>
+      <w:proofErr w:type="gramStart"/>
+      <w:r>
+        <w:t>the database</w:t>
+      </w:r>
+      <w:proofErr w:type="gramEnd"/>
+      <w:r>
+        <w:t xml:space="preserve"> and related infrastructure. This operational effort is relevant to perceived ease of use and effort expectancy in technology-adoption research [32], [33]. </w:t>
+      </w:r>
+      <w:proofErr w:type="spellStart"/>
+      <w:r>
+        <w:t>GnuCash</w:t>
+      </w:r>
+      <w:proofErr w:type="spellEnd"/>
+      <w:r>
+        <w:t xml:space="preserve"> [19] uses double-entry bookkeeping, historically associated with Pacioli [20]. That approach offers stronger accounting structure than the narrower personal-spending model required for Vault.</w:t>
       </w:r>
     </w:p>
     <w:p>
@@ -7372,8 +7838,13 @@
       <w:bookmarkStart w:id="46" w:name="__RefHeading___Toc2666_1489473378"/>
       <w:bookmarkStart w:id="47" w:name="_Toc232162505"/>
       <w:bookmarkEnd w:id="46"/>
-      <w:r>
-        <w:t>II.3  Research Gap</w:t>
+      <w:proofErr w:type="gramStart"/>
+      <w:r>
+        <w:t>II.3  Research</w:t>
+      </w:r>
+      <w:proofErr w:type="gramEnd"/>
+      <w:r>
+        <w:t xml:space="preserve"> Gap</w:t>
       </w:r>
       <w:bookmarkEnd w:id="47"/>
     </w:p>
@@ -7431,7 +7902,15 @@
         <w:t xml:space="preserve">Operational complexity. </w:t>
       </w:r>
       <w:r>
-        <w:t>The self-hosted segment assumes a technical operator. Firefly III is the clearest example in the comparison [5]. The gap between its capabilities and the practical effort required to configure and maintain a self-hosted deployment is relevant to perceived ease of use and effort expectancy in technology-acceptance research [32], [33]. This project therefore treats deployment simplicity as a design consideration rather than a claim about actual adoption behaviour.</w:t>
+        <w:t xml:space="preserve">The self-hosted segment assumes a technical operator. Firefly III is the clearest example in the comparison [5]. The gap between its capabilities and the practical effort required to configure and maintain a self-hosted deployment is relevant to perceived ease of use and effort expectancy in technology-acceptance research [32], [33]. This project therefore treats deployment simplicity as a design consideration rather than a claim about actual adoption </w:t>
+      </w:r>
+      <w:proofErr w:type="spellStart"/>
+      <w:r>
+        <w:t>behaviour</w:t>
+      </w:r>
+      <w:proofErr w:type="spellEnd"/>
+      <w:r>
+        <w:t>.</w:t>
       </w:r>
     </w:p>
     <w:p>
@@ -7439,16 +7918,41 @@
         <w:spacing w:after="120" w:line="360" w:lineRule="auto"/>
         <w:jc w:val="both"/>
       </w:pPr>
+      <w:proofErr w:type="spellStart"/>
       <w:r>
         <w:rPr>
           <w:b/>
           <w:bCs/>
         </w:rPr>
         <w:lastRenderedPageBreak/>
-        <w:t xml:space="preserve">Localisation. </w:t>
-      </w:r>
-      <w:r>
-        <w:t>Existing tools often translate their interfaces without fully adapting their assumptions. Default categories, expected merchants and statement formats can reflect North American or Northern European usage patterns. For this thesis, localisation therefore means adapting defaults, categories and statement-handling assumptions to Albanian usage, while full interface translation remains future work.</w:t>
+        <w:t>Localisation</w:t>
+      </w:r>
+      <w:proofErr w:type="spellEnd"/>
+      <w:r>
+        <w:rPr>
+          <w:b/>
+          <w:bCs/>
+        </w:rPr>
+        <w:t xml:space="preserve">. </w:t>
+      </w:r>
+      <w:r>
+        <w:t xml:space="preserve">Existing tools often translate their interfaces without fully adapting their assumptions. </w:t>
+      </w:r>
+      <w:proofErr w:type="gramStart"/>
+      <w:r>
+        <w:t>Default categories,</w:t>
+      </w:r>
+      <w:proofErr w:type="gramEnd"/>
+      <w:r>
+        <w:t xml:space="preserve"> expected merchants and statement formats can reflect North American or Northern European usage patterns. For this thesis, </w:t>
+      </w:r>
+      <w:proofErr w:type="spellStart"/>
+      <w:r>
+        <w:t>localisation</w:t>
+      </w:r>
+      <w:proofErr w:type="spellEnd"/>
+      <w:r>
+        <w:t xml:space="preserve"> therefore means adapting defaults, categories and statement-handling assumptions to Albanian usage, while full interface translation remains future work.</w:t>
       </w:r>
     </w:p>
     <w:p>
@@ -7488,8 +7992,13 @@
       <w:bookmarkStart w:id="50" w:name="__RefHeading___Toc2672_1489473378"/>
       <w:bookmarkStart w:id="51" w:name="_Toc232162508"/>
       <w:bookmarkEnd w:id="50"/>
-      <w:r>
-        <w:t>III.1  Research Design</w:t>
+      <w:proofErr w:type="gramStart"/>
+      <w:r>
+        <w:t>III.1  Research</w:t>
+      </w:r>
+      <w:proofErr w:type="gramEnd"/>
+      <w:r>
+        <w:t xml:space="preserve"> Design</w:t>
       </w:r>
       <w:bookmarkEnd w:id="51"/>
     </w:p>
@@ -7499,7 +8008,23 @@
         <w:jc w:val="both"/>
       </w:pPr>
       <w:r>
-        <w:t>The project is applied, design-based research. The main output is the Vault application, and the central evaluative activity is measuring that artifact against the objectives defined in Chapter I.4. This aligns with the design-science tradition described by Hevner et al. [21]. Peffers et al. [22] describe six activities that map closely to the structure of this work: problem identification (Chapter I), definition of objectives (I.4), design and development (Chapters IV and V), demonstration (Chapter V), evaluation (Chapter VI), and communication through the thesis itself.</w:t>
+        <w:t xml:space="preserve">The project is </w:t>
+      </w:r>
+      <w:proofErr w:type="gramStart"/>
+      <w:r>
+        <w:t>applied,</w:t>
+      </w:r>
+      <w:proofErr w:type="gramEnd"/>
+      <w:r>
+        <w:t xml:space="preserve"> design-based research. The main output is the Vault application, and the central evaluative activity </w:t>
+      </w:r>
+      <w:proofErr w:type="gramStart"/>
+      <w:r>
+        <w:t>is measuring</w:t>
+      </w:r>
+      <w:proofErr w:type="gramEnd"/>
+      <w:r>
+        <w:t xml:space="preserve"> that artifact against the objectives defined in Chapter I.4. This aligns with the design-science tradition described by Hevner et al. [21]. Peffers et al. [22] describe six activities that map closely to the structure of this work: problem identification (Chapter I), definition of objectives (I.4), design and development (Chapters IV and V), demonstration (Chapter V), evaluation (Chapter VI), and communication through the thesis itself.</w:t>
       </w:r>
     </w:p>
     <w:p>
@@ -7508,7 +8033,15 @@
         <w:jc w:val="both"/>
       </w:pPr>
       <w:r>
-        <w:t>Methodologically, the work is applied and constructive because it addresses a specific local problem by building a software system. Design decisions are discussed qualitatively, while Chapter VI adds quantitative evidence through automated tests and response-time measurements. The evaluation is cross-sectional and concerns one implemented system at the state reached in 2026; it does not claim statistical generalisation across users, products or alternative architectures.</w:t>
+        <w:t xml:space="preserve">Methodologically, the work is applied and constructive because it addresses a specific local problem by building a software system. Design decisions are discussed qualitatively, while Chapter VI adds quantitative evidence through automated tests and response-time measurements. The evaluation is cross-sectional and concerns one implemented system at the state reached in 2026; it does not claim statistical </w:t>
+      </w:r>
+      <w:proofErr w:type="spellStart"/>
+      <w:r>
+        <w:t>generalisation</w:t>
+      </w:r>
+      <w:proofErr w:type="spellEnd"/>
+      <w:r>
+        <w:t xml:space="preserve"> across users, products or alternative architectures.</w:t>
       </w:r>
     </w:p>
     <w:p>
@@ -7535,7 +8068,15 @@
         <w:fldChar w:fldCharType="end"/>
       </w:r>
       <w:r>
-        <w:t xml:space="preserve"> summarises the overall methodology of the study, showing how the design-science approach connects problem identification, objective definition, system development, data inputs, evaluation and thesis communication.</w:t>
+        <w:t xml:space="preserve"> </w:t>
+      </w:r>
+      <w:proofErr w:type="spellStart"/>
+      <w:r>
+        <w:t>summarises</w:t>
+      </w:r>
+      <w:proofErr w:type="spellEnd"/>
+      <w:r>
+        <w:t xml:space="preserve"> the overall methodology of the study, showing how the design-science approach connects problem identification, objective definition, system development, data inputs, evaluation and thesis communication.</w:t>
       </w:r>
     </w:p>
     <w:p>
@@ -7682,8 +8223,13 @@
       <w:bookmarkStart w:id="53" w:name="__RefHeading___Toc2674_1489473378"/>
       <w:bookmarkStart w:id="54" w:name="_Toc232162509"/>
       <w:bookmarkEnd w:id="53"/>
-      <w:r>
-        <w:t>III.2  Data and Datasets</w:t>
+      <w:proofErr w:type="gramStart"/>
+      <w:r>
+        <w:t>III.2  Data</w:t>
+      </w:r>
+      <w:proofErr w:type="gramEnd"/>
+      <w:r>
+        <w:t xml:space="preserve"> and Datasets</w:t>
       </w:r>
       <w:bookmarkEnd w:id="54"/>
     </w:p>
@@ -7694,8 +8240,13 @@
       <w:bookmarkStart w:id="55" w:name="__RefHeading___Toc2676_1489473378"/>
       <w:bookmarkStart w:id="56" w:name="_Toc232162510"/>
       <w:bookmarkEnd w:id="55"/>
-      <w:r>
-        <w:t>III.2.1  Secondary Data</w:t>
+      <w:proofErr w:type="gramStart"/>
+      <w:r>
+        <w:t>III.2.1  Secondary</w:t>
+      </w:r>
+      <w:proofErr w:type="gramEnd"/>
+      <w:r>
+        <w:t xml:space="preserve"> Data</w:t>
       </w:r>
       <w:bookmarkEnd w:id="56"/>
     </w:p>
@@ -7705,7 +8256,15 @@
         <w:jc w:val="both"/>
       </w:pPr>
       <w:r>
-        <w:t>Secondary sources include the architecture, REST and relational-design literature cited in Chapter II; official documentation for the four comparison systems [4], [5], [18], [19]; the CHI study of personal money-tracking practices [1]; the EU open-banking framework [7]; Albania’s payment-services law [17]; and specifications or guidance for technologies used in the implementation [11], [13]–[15].</w:t>
+        <w:t>Secondary sources include the architecture, REST and relational-design literature cited in Chapter II; official documentation for the four comparison systems [4], [5], [18], [19]; the CHI study of personal money-tracking practices [1]; the EU open-banking framework [7]; Albania’s payment-services law [17]; and specifications or guidance for technologies used in the implementation [11], [13]</w:t>
+      </w:r>
+      <w:proofErr w:type="gramStart"/>
+      <w:r>
+        <w:t>–[</w:t>
+      </w:r>
+      <w:proofErr w:type="gramEnd"/>
+      <w:r>
+        <w:t>15].</w:t>
       </w:r>
     </w:p>
     <w:p>
@@ -7743,8 +8302,13 @@
       <w:bookmarkStart w:id="57" w:name="__RefHeading___Toc2678_1489473378"/>
       <w:bookmarkStart w:id="58" w:name="_Toc232162511"/>
       <w:bookmarkEnd w:id="57"/>
-      <w:r>
-        <w:t>III.2.2  Primary Data — Demonstration Dataset</w:t>
+      <w:proofErr w:type="gramStart"/>
+      <w:r>
+        <w:t>III.2.2  Primary</w:t>
+      </w:r>
+      <w:proofErr w:type="gramEnd"/>
+      <w:r>
+        <w:t xml:space="preserve"> Data — Demonstration Dataset</w:t>
       </w:r>
       <w:bookmarkEnd w:id="58"/>
     </w:p>
@@ -7754,7 +8318,23 @@
         <w:jc w:val="both"/>
       </w:pPr>
       <w:r>
-        <w:t>The primary dataset is synthetic and generated by a seeded routine inside the application. It spans ninety days across four accounts: a BKT checking account, Raiffeisen savings, a cash wallet in lek, and a euro-denominated Revolut card. The account model therefore demonstrates storage and display of a second currency, although the seeded transaction generator records its demonstration transactions in ALL. The dataset contains sixteen categories (twelve expense, four income) and around 150 transactions. The exact count can move by a few between runs because the ninety-day window is anchored to the day the seeder executes, but the pseudo-random seed is fixed, so a given execution date produces the same data. A salary of 75,000 ALL lands on the first of every month, rent goes out on the fifth, utilities around the twelfth, and freelance income arrives every seventeen days. Five monthly budgets (Groceries 25,000 ALL, Restaurants 12,000, Transport 8,000, Entertainment 6,000, Shopping 15,000) and three savings goals (Emergency fund, New laptop, Summer trip) complete the demonstration data.</w:t>
+        <w:t xml:space="preserve">The primary dataset is synthetic and generated by a seeded routine inside the application. It spans ninety days across four accounts: a BKT checking account, Raiffeisen savings, a cash wallet in lek, and a euro-denominated Revolut card. The account model therefore demonstrates storage and display of a second currency, although the seeded transaction generator records its demonstration transactions in ALL. The dataset contains sixteen categories (twelve </w:t>
+      </w:r>
+      <w:proofErr w:type="gramStart"/>
+      <w:r>
+        <w:t>expense</w:t>
+      </w:r>
+      <w:proofErr w:type="gramEnd"/>
+      <w:r>
+        <w:t xml:space="preserve">, four income) and around 150 transactions. The exact count can move by a few between runs because the ninety-day window is anchored to the day the seeder executes, but the pseudo-random seed is fixed, so a given execution date produces the same data. A salary of 75,000 ALL lands on the first of every month, rent goes out on the fifth, utilities around the twelfth, and freelance income arrives every seventeen days. Five monthly budgets (Groceries 25,000 ALL, Restaurants 12,000, Transport 8,000, Entertainment 6,000, Shopping 15,000) and three savings goals (Emergency fund, </w:t>
+      </w:r>
+      <w:proofErr w:type="gramStart"/>
+      <w:r>
+        <w:t>New</w:t>
+      </w:r>
+      <w:proofErr w:type="gramEnd"/>
+      <w:r>
+        <w:t xml:space="preserve"> laptop, Summer trip) complete the demonstration data.</w:t>
       </w:r>
     </w:p>
     <w:p>
@@ -7763,7 +8343,23 @@
         <w:jc w:val="both"/>
       </w:pPr>
       <w:r>
-        <w:t>Synthetic data was chosen instead of real bank records for privacy and reproducibility. Transaction histories are highly sensitive personal data, and collecting real records was unnecessary for the functional evaluation. The seeded dataset can be regenerated by another reader, while still providing realistic enough values to demonstrate the application’s behaviour. The objective is to exercise the software artifact, not to model any particular person’s finances.</w:t>
+        <w:t xml:space="preserve">Synthetic data was chosen instead of real bank records for privacy and reproducibility. Transaction histories are highly sensitive personal data, and collecting real records was unnecessary for the functional evaluation. The seeded dataset can be regenerated by another reader, while still providing realistic enough values to demonstrate the application’s </w:t>
+      </w:r>
+      <w:proofErr w:type="spellStart"/>
+      <w:r>
+        <w:t>behaviour</w:t>
+      </w:r>
+      <w:proofErr w:type="spellEnd"/>
+      <w:r>
+        <w:t xml:space="preserve">. The objective is to exercise the software artifact, not to model any </w:t>
+      </w:r>
+      <w:proofErr w:type="gramStart"/>
+      <w:r>
+        <w:t>particular person’s</w:t>
+      </w:r>
+      <w:proofErr w:type="gramEnd"/>
+      <w:r>
+        <w:t xml:space="preserve"> finances.</w:t>
       </w:r>
     </w:p>
     <w:p>
@@ -7772,7 +8368,23 @@
         <w:jc w:val="both"/>
       </w:pPr>
       <w:r>
-        <w:t xml:space="preserve">The seeding routine walks the ninety-day window one day at a time. On the first of each month it inserts salary, on the fifth rent, around the twelfth utilities, and every seventeenth day a freelance payment. Ordinary daily expenses are drawn from a weighted category pool in which Groceries appears twice, with category-specific amount ranges in lek: 500 to 4,500 for Groceries, 800 to 3,500 for Restaurants, 200 to 1,500 for Transport, and up to 8,000 for Shopping. Merchant names come from small pools of recognisable Tirana businesses, including Spar and Big Market for groceries, Era and Mullixhiu for restaurants, Kastrati for fuel and Bolt </w:t>
+        <w:t xml:space="preserve">The seeding routine walks the ninety-day window one day at a time. On the first of each month it inserts salary, on the fifth rent, around the twelfth utilities, and every seventeenth day a freelance payment. Ordinary daily expenses are drawn from a weighted category pool in which Groceries appears twice, with category-specific amount ranges in lek: 500 to 4,500 for Groceries, 800 to 3,500 for Restaurants, 200 to 1,500 for Transport, and up to 8,000 for Shopping. Merchant names come from small pools of </w:t>
+      </w:r>
+      <w:proofErr w:type="spellStart"/>
+      <w:r>
+        <w:t>recognisable</w:t>
+      </w:r>
+      <w:proofErr w:type="spellEnd"/>
+      <w:r>
+        <w:t xml:space="preserve"> Tirana businesses, including Spar and Big Market for groceries, Era and </w:t>
+      </w:r>
+      <w:proofErr w:type="spellStart"/>
+      <w:r>
+        <w:t>Mullixhiu</w:t>
+      </w:r>
+      <w:proofErr w:type="spellEnd"/>
+      <w:r>
+        <w:t xml:space="preserve"> for restaurants, Kastrati for fuel and Bolt </w:t>
       </w:r>
       <w:r>
         <w:lastRenderedPageBreak/>
@@ -7786,8 +8398,13 @@
       <w:bookmarkStart w:id="59" w:name="__RefHeading___Toc2680_1489473378"/>
       <w:bookmarkStart w:id="60" w:name="_Toc232162512"/>
       <w:bookmarkEnd w:id="59"/>
-      <w:r>
-        <w:t>III.2.3  Primary Data — Bank Statement Format Samples</w:t>
+      <w:proofErr w:type="gramStart"/>
+      <w:r>
+        <w:t>III.2.3  Primary</w:t>
+      </w:r>
+      <w:proofErr w:type="gramEnd"/>
+      <w:r>
+        <w:t xml:space="preserve"> Data — Bank Statement Format Samples</w:t>
       </w:r>
       <w:bookmarkEnd w:id="60"/>
     </w:p>
@@ -7797,7 +8414,15 @@
         <w:jc w:val="both"/>
       </w:pPr>
       <w:r>
-        <w:t>For the importer, I collected statement-export samples from the online banking platforms of four major Albanian retail banks: BKT, Raiffeisen Bank Albania, Credins Bank, and Tirana Bank. The selection was purposive: four major banks were chosen so that the importer would be built against the statement formats most local users are likely to encounter. The samples informed the column auto-detection heuristics, the date formats supported, and the amount parsing. They were used only as schema references; no real transaction content was kept.</w:t>
+        <w:t xml:space="preserve">For the importer, I collected statement-export samples from the online banking platforms of four major Albanian retail banks: BKT, Raiffeisen Bank Albania, </w:t>
+      </w:r>
+      <w:proofErr w:type="spellStart"/>
+      <w:r>
+        <w:t>Credins</w:t>
+      </w:r>
+      <w:proofErr w:type="spellEnd"/>
+      <w:r>
+        <w:t xml:space="preserve"> Bank, and Tirana Bank. The selection was purposive: four major banks were chosen so that the importer would be built against the statement formats most local users are likely to encounter. The samples informed the column auto-detection heuristics, the date formats supported, and the amount parsing. They were used only as schema references; no real transaction content was kept.</w:t>
       </w:r>
     </w:p>
     <w:p>
@@ -7806,7 +8431,15 @@
         <w:jc w:val="both"/>
       </w:pPr>
       <w:r>
-        <w:t>Three observations from the samples directly informed the importer design. The files use more than one delimiter, so the backend detects comma- versus semicolon-separated input rather than assuming one. Header language also varies: one sample may use English labels while another uses “Data”, “Shuma” and “Përshkrimi”. Finally, cell formats are heterogeneous: dates appear in several common representations, and amounts may use either European or US thousands/decimal separators, may be wrapped in accounting-style parentheses, and may retain currency text. Section IV.4.2 shows how these observations are handled by the pipeline.</w:t>
+        <w:t>Three observations from the samples directly informed the importer design. The files use more than one delimiter, so the backend detects comma- versus semicolon-separated input rather than assuming one. Header language also varies: one sample may use English labels while another uses “Data”, “Shuma” and “</w:t>
+      </w:r>
+      <w:proofErr w:type="spellStart"/>
+      <w:r>
+        <w:t>Përshkrimi</w:t>
+      </w:r>
+      <w:proofErr w:type="spellEnd"/>
+      <w:r>
+        <w:t>”. Finally, cell formats are heterogeneous: dates appear in several common representations, and amounts may use either European or US thousands/decimal separators, may be wrapped in accounting-style parentheses, and may retain currency text. Section IV.4.2 shows how these observations are handled by the pipeline.</w:t>
       </w:r>
     </w:p>
     <w:p>
@@ -7816,8 +8449,13 @@
       <w:bookmarkStart w:id="61" w:name="__RefHeading___Toc2682_1489473378"/>
       <w:bookmarkStart w:id="62" w:name="_Toc232162513"/>
       <w:bookmarkEnd w:id="61"/>
-      <w:r>
-        <w:t>III.2.4  Reproducibility of the Data</w:t>
+      <w:proofErr w:type="gramStart"/>
+      <w:r>
+        <w:t>III.2.4  Reproducibility</w:t>
+      </w:r>
+      <w:proofErr w:type="gramEnd"/>
+      <w:r>
+        <w:t xml:space="preserve"> of the Data</w:t>
       </w:r>
       <w:bookmarkEnd w:id="62"/>
     </w:p>
@@ -7827,7 +8465,17 @@
         <w:jc w:val="both"/>
       </w:pPr>
       <w:r>
-        <w:t>The demonstration data can be regenerated from the repository. The pseudo-random seed is fixed, so the same execution date produces the same generated records, and Appendix B gives the regeneration command. Backend package versions are pinned in requirements.txt, while frontend dependency resolution is recorded in package-lock.json. Date-dependent data windows and machine-dependent timing results remain documented sources of variation.</w:t>
+        <w:t>The demonstration data can be regenerated from the repository. The pseudo-random seed is fixed, so the same execution date produces the same generated records, and Appendix B gives the regeneration command. Backend package versions are pinned in requirements.txt, while frontend dependency resolution is recorded in package-</w:t>
+      </w:r>
+      <w:proofErr w:type="spellStart"/>
+      <w:proofErr w:type="gramStart"/>
+      <w:r>
+        <w:t>lock.json</w:t>
+      </w:r>
+      <w:proofErr w:type="spellEnd"/>
+      <w:proofErr w:type="gramEnd"/>
+      <w:r>
+        <w:t>. Date-dependent data windows and machine-dependent timing results remain documented sources of variation.</w:t>
       </w:r>
     </w:p>
     <w:p>
@@ -7837,8 +8485,13 @@
       <w:bookmarkStart w:id="63" w:name="__RefHeading___Toc2684_1489473378"/>
       <w:bookmarkStart w:id="64" w:name="_Toc232162514"/>
       <w:bookmarkEnd w:id="63"/>
-      <w:r>
-        <w:t>III.3  Tools and Technologies</w:t>
+      <w:proofErr w:type="gramStart"/>
+      <w:r>
+        <w:t>III.3  Tools</w:t>
+      </w:r>
+      <w:proofErr w:type="gramEnd"/>
+      <w:r>
+        <w:t xml:space="preserve"> and Technologies</w:t>
       </w:r>
       <w:bookmarkEnd w:id="64"/>
     </w:p>
@@ -7866,7 +8519,15 @@
         <w:fldChar w:fldCharType="end"/>
       </w:r>
       <w:r>
-        <w:t xml:space="preserve"> summarises the main technologies used in the implementation and the reason each was selected.</w:t>
+        <w:t xml:space="preserve"> </w:t>
+      </w:r>
+      <w:proofErr w:type="spellStart"/>
+      <w:r>
+        <w:t>summarises</w:t>
+      </w:r>
+      <w:proofErr w:type="spellEnd"/>
+      <w:r>
+        <w:t xml:space="preserve"> the main technologies used in the implementation and the reason each was selected.</w:t>
       </w:r>
     </w:p>
     <w:p>
@@ -8258,14 +8919,45 @@
             <w:pPr>
               <w:spacing w:line="281" w:lineRule="auto"/>
             </w:pPr>
-            <w:r>
-              <w:rPr>
-                <w:i/>
-                <w:iCs/>
-                <w:sz w:val="22"/>
-                <w:szCs w:val="22"/>
-              </w:rPr>
-              <w:t>SQLAlchemy 2 via Flask-SQLAlchemy 3.1.1</w:t>
+            <w:proofErr w:type="spellStart"/>
+            <w:r>
+              <w:rPr>
+                <w:i/>
+                <w:iCs/>
+                <w:sz w:val="22"/>
+                <w:szCs w:val="22"/>
+              </w:rPr>
+              <w:t>SQLAlchemy</w:t>
+            </w:r>
+            <w:proofErr w:type="spellEnd"/>
+            <w:r>
+              <w:rPr>
+                <w:i/>
+                <w:iCs/>
+                <w:sz w:val="22"/>
+                <w:szCs w:val="22"/>
+              </w:rPr>
+              <w:t xml:space="preserve"> 2 via Flask-</w:t>
+            </w:r>
+            <w:proofErr w:type="spellStart"/>
+            <w:r>
+              <w:rPr>
+                <w:i/>
+                <w:iCs/>
+                <w:sz w:val="22"/>
+                <w:szCs w:val="22"/>
+              </w:rPr>
+              <w:t>SQLAlchemy</w:t>
+            </w:r>
+            <w:proofErr w:type="spellEnd"/>
+            <w:r>
+              <w:rPr>
+                <w:i/>
+                <w:iCs/>
+                <w:sz w:val="22"/>
+                <w:szCs w:val="22"/>
+              </w:rPr>
+              <w:t xml:space="preserve"> 3.1.1</w:t>
             </w:r>
           </w:p>
         </w:tc>
@@ -8496,7 +9188,27 @@
                 <w:sz w:val="22"/>
                 <w:szCs w:val="22"/>
               </w:rPr>
-              <w:t>Flask-Bcrypt 1.0.1</w:t>
+              <w:t>Flask-</w:t>
+            </w:r>
+            <w:proofErr w:type="spellStart"/>
+            <w:r>
+              <w:rPr>
+                <w:i/>
+                <w:iCs/>
+                <w:sz w:val="22"/>
+                <w:szCs w:val="22"/>
+              </w:rPr>
+              <w:t>Bcrypt</w:t>
+            </w:r>
+            <w:proofErr w:type="spellEnd"/>
+            <w:r>
+              <w:rPr>
+                <w:i/>
+                <w:iCs/>
+                <w:sz w:val="22"/>
+                <w:szCs w:val="22"/>
+              </w:rPr>
+              <w:t xml:space="preserve"> 1.0.1</w:t>
             </w:r>
           </w:p>
         </w:tc>
@@ -8512,7 +9224,23 @@
           </w:tcPr>
           <w:p>
             <w:r>
-              <w:t>Implements bcrypt [14] with a deliberately costly work factor; bcrypt is retained as a project-level legacy/fallback choice consistent with current OWASP guidance [15].</w:t>
+              <w:t xml:space="preserve">Implements </w:t>
+            </w:r>
+            <w:proofErr w:type="spellStart"/>
+            <w:r>
+              <w:t>bcrypt</w:t>
+            </w:r>
+            <w:proofErr w:type="spellEnd"/>
+            <w:r>
+              <w:t xml:space="preserve"> [14] with a deliberately costly work factor; </w:t>
+            </w:r>
+            <w:proofErr w:type="spellStart"/>
+            <w:r>
+              <w:t>bcrypt</w:t>
+            </w:r>
+            <w:proofErr w:type="spellEnd"/>
+            <w:r>
+              <w:t xml:space="preserve"> is retained as a project-level legacy/fallback choice consistent with current OWASP guidance [15].</w:t>
             </w:r>
           </w:p>
         </w:tc>
@@ -8897,7 +9625,47 @@
                 <w:sz w:val="22"/>
                 <w:szCs w:val="22"/>
               </w:rPr>
-              <w:t>Utility-first; produces small bundles via PurgeCSS-like JIT; permits design-system tokenisation.</w:t>
+              <w:t xml:space="preserve">Utility-first; produces small bundles via </w:t>
+            </w:r>
+            <w:proofErr w:type="spellStart"/>
+            <w:r>
+              <w:rPr>
+                <w:i/>
+                <w:iCs/>
+                <w:sz w:val="22"/>
+                <w:szCs w:val="22"/>
+              </w:rPr>
+              <w:t>PurgeCSS</w:t>
+            </w:r>
+            <w:proofErr w:type="spellEnd"/>
+            <w:r>
+              <w:rPr>
+                <w:i/>
+                <w:iCs/>
+                <w:sz w:val="22"/>
+                <w:szCs w:val="22"/>
+              </w:rPr>
+              <w:t xml:space="preserve">-like JIT; permits design-system </w:t>
+            </w:r>
+            <w:proofErr w:type="spellStart"/>
+            <w:r>
+              <w:rPr>
+                <w:i/>
+                <w:iCs/>
+                <w:sz w:val="22"/>
+                <w:szCs w:val="22"/>
+              </w:rPr>
+              <w:t>tokenisation</w:t>
+            </w:r>
+            <w:proofErr w:type="spellEnd"/>
+            <w:r>
+              <w:rPr>
+                <w:i/>
+                <w:iCs/>
+                <w:sz w:val="22"/>
+                <w:szCs w:val="22"/>
+              </w:rPr>
+              <w:t>.</w:t>
             </w:r>
           </w:p>
         </w:tc>
@@ -9174,14 +9942,45 @@
             <w:pPr>
               <w:spacing w:line="281" w:lineRule="auto"/>
             </w:pPr>
-            <w:r>
-              <w:rPr>
-                <w:i/>
-                <w:iCs/>
-                <w:sz w:val="22"/>
-                <w:szCs w:val="22"/>
-              </w:rPr>
-              <w:t>pytest 8.3.2 + pytest-flask 1.3.0</w:t>
+            <w:proofErr w:type="spellStart"/>
+            <w:r>
+              <w:rPr>
+                <w:i/>
+                <w:iCs/>
+                <w:sz w:val="22"/>
+                <w:szCs w:val="22"/>
+              </w:rPr>
+              <w:t>pytest</w:t>
+            </w:r>
+            <w:proofErr w:type="spellEnd"/>
+            <w:r>
+              <w:rPr>
+                <w:i/>
+                <w:iCs/>
+                <w:sz w:val="22"/>
+                <w:szCs w:val="22"/>
+              </w:rPr>
+              <w:t xml:space="preserve"> 8.3.2 + </w:t>
+            </w:r>
+            <w:proofErr w:type="spellStart"/>
+            <w:r>
+              <w:rPr>
+                <w:i/>
+                <w:iCs/>
+                <w:sz w:val="22"/>
+                <w:szCs w:val="22"/>
+              </w:rPr>
+              <w:t>pytest</w:t>
+            </w:r>
+            <w:proofErr w:type="spellEnd"/>
+            <w:r>
+              <w:rPr>
+                <w:i/>
+                <w:iCs/>
+                <w:sz w:val="22"/>
+                <w:szCs w:val="22"/>
+              </w:rPr>
+              <w:t>-flask 1.3.0</w:t>
             </w:r>
           </w:p>
         </w:tc>
@@ -9206,7 +10005,27 @@
                 <w:sz w:val="22"/>
                 <w:szCs w:val="22"/>
               </w:rPr>
-              <w:t>Widely used Python testing framework; pytest-flask provides integration with the Flask test client.</w:t>
+              <w:t xml:space="preserve">Widely used Python testing framework; </w:t>
+            </w:r>
+            <w:proofErr w:type="spellStart"/>
+            <w:r>
+              <w:rPr>
+                <w:i/>
+                <w:iCs/>
+                <w:sz w:val="22"/>
+                <w:szCs w:val="22"/>
+              </w:rPr>
+              <w:t>pytest</w:t>
+            </w:r>
+            <w:proofErr w:type="spellEnd"/>
+            <w:r>
+              <w:rPr>
+                <w:i/>
+                <w:iCs/>
+                <w:sz w:val="22"/>
+                <w:szCs w:val="22"/>
+              </w:rPr>
+              <w:t>-flask provides integration with the Flask test client.</w:t>
             </w:r>
           </w:p>
         </w:tc>
@@ -9328,14 +10147,25 @@
             <w:pPr>
               <w:spacing w:line="281" w:lineRule="auto"/>
             </w:pPr>
-            <w:r>
-              <w:rPr>
-                <w:i/>
-                <w:iCs/>
-                <w:sz w:val="22"/>
-                <w:szCs w:val="22"/>
-              </w:rPr>
-              <w:t>Gunicorn 22.0</w:t>
+            <w:proofErr w:type="spellStart"/>
+            <w:r>
+              <w:rPr>
+                <w:i/>
+                <w:iCs/>
+                <w:sz w:val="22"/>
+                <w:szCs w:val="22"/>
+              </w:rPr>
+              <w:t>Gunicorn</w:t>
+            </w:r>
+            <w:proofErr w:type="spellEnd"/>
+            <w:r>
+              <w:rPr>
+                <w:i/>
+                <w:iCs/>
+                <w:sz w:val="22"/>
+                <w:szCs w:val="22"/>
+              </w:rPr>
+              <w:t xml:space="preserve"> 22.0</w:t>
             </w:r>
           </w:p>
         </w:tc>
@@ -9455,8 +10285,13 @@
       <w:bookmarkStart w:id="66" w:name="__RefHeading___Toc2686_1489473378"/>
       <w:bookmarkStart w:id="67" w:name="_Toc232162515"/>
       <w:bookmarkEnd w:id="66"/>
-      <w:r>
-        <w:t>III.3.1  Justifying the Stack as a Whole</w:t>
+      <w:proofErr w:type="gramStart"/>
+      <w:r>
+        <w:t>III.3.1  Justifying</w:t>
+      </w:r>
+      <w:proofErr w:type="gramEnd"/>
+      <w:r>
+        <w:t xml:space="preserve"> the Stack as a Whole</w:t>
       </w:r>
       <w:bookmarkEnd w:id="67"/>
     </w:p>
@@ -9466,7 +10301,23 @@
         <w:jc w:val="both"/>
       </w:pPr>
       <w:r>
-        <w:t>At the stack level, the main priorities were reproducibility, maintainability and the use of mature open-source components. None of the selected tools requires a proprietary licence, and each has established documentation and a substantial user community. The combination also avoids relying on experimental dependencies for core application functions. These choices are consistent with established discussions of maintainability, deployability and other software-quality attributes [36], [37].</w:t>
+        <w:t xml:space="preserve">At the stack level, the main priorities were reproducibility, maintainability and the use of mature open-source components. None of the selected tools requires a proprietary </w:t>
+      </w:r>
+      <w:proofErr w:type="spellStart"/>
+      <w:r>
+        <w:t>licence</w:t>
+      </w:r>
+      <w:proofErr w:type="spellEnd"/>
+      <w:r>
+        <w:t xml:space="preserve">, and each has established documentation and a substantial user community. The combination also avoids relying on experimental dependencies for core application functions. These choices are consistent with established discussions of maintainability, </w:t>
+      </w:r>
+      <w:proofErr w:type="spellStart"/>
+      <w:r>
+        <w:t>deployability</w:t>
+      </w:r>
+      <w:proofErr w:type="spellEnd"/>
+      <w:r>
+        <w:t xml:space="preserve"> and other software-quality attributes [36], [37].</w:t>
       </w:r>
     </w:p>
     <w:p>
@@ -9476,8 +10327,13 @@
       <w:bookmarkStart w:id="68" w:name="__RefHeading___Toc2688_1489473378"/>
       <w:bookmarkStart w:id="69" w:name="_Toc232162516"/>
       <w:bookmarkEnd w:id="68"/>
-      <w:r>
-        <w:t>III.3.2  Alternatives Considered at the Tool Level</w:t>
+      <w:proofErr w:type="gramStart"/>
+      <w:r>
+        <w:t>III.3.2  Alternatives</w:t>
+      </w:r>
+      <w:proofErr w:type="gramEnd"/>
+      <w:r>
+        <w:t xml:space="preserve"> Considered at the Tool Level</w:t>
       </w:r>
       <w:bookmarkEnd w:id="69"/>
     </w:p>
@@ -9487,7 +10343,15 @@
         <w:jc w:val="both"/>
       </w:pPr>
       <w:r>
-        <w:t>Two substitutions were considered at the tool level. Django could have provided a more opinionated application structure and built-in administration features, but Flask offered a smaller framework surface suited to the API-focused scope of this project. SQLite could have simplified deployment by removing the database container, whereas PostgreSQL provides the production data types, constraints and deployment model chosen for the application. SQLite is still used for the isolated in-memory test database because its zero-setup behaviour is well suited to deterministic test cases.</w:t>
+        <w:t xml:space="preserve">Two substitutions were considered at the tool level. Django could have provided a more opinionated application structure and built-in administration features, but Flask offered a smaller framework surface suited to the API-focused scope of this project. SQLite could have simplified deployment by removing the database container, whereas PostgreSQL provides the production data types, constraints and deployment model chosen for the application. SQLite is still used for the isolated in-memory test database because its zero-setup </w:t>
+      </w:r>
+      <w:proofErr w:type="spellStart"/>
+      <w:r>
+        <w:t>behaviour</w:t>
+      </w:r>
+      <w:proofErr w:type="spellEnd"/>
+      <w:r>
+        <w:t xml:space="preserve"> is well suited to deterministic test cases.</w:t>
       </w:r>
     </w:p>
     <w:p>
@@ -9497,9 +10361,14 @@
       <w:bookmarkStart w:id="70" w:name="__RefHeading___Toc2690_1489473378"/>
       <w:bookmarkStart w:id="71" w:name="_Toc232162517"/>
       <w:bookmarkEnd w:id="70"/>
+      <w:proofErr w:type="gramStart"/>
       <w:r>
         <w:lastRenderedPageBreak/>
-        <w:t>III.4  Evaluation Metrics</w:t>
+        <w:t>III.4  Evaluation</w:t>
+      </w:r>
+      <w:proofErr w:type="gramEnd"/>
+      <w:r>
+        <w:t xml:space="preserve"> Metrics</w:t>
       </w:r>
       <w:bookmarkEnd w:id="71"/>
     </w:p>
@@ -9683,6 +10552,7 @@
             <w:pPr>
               <w:spacing w:line="281" w:lineRule="auto"/>
             </w:pPr>
+            <w:proofErr w:type="spellStart"/>
             <w:r>
               <w:rPr>
                 <w:b/>
@@ -9694,6 +10564,7 @@
               </w:rPr>
               <w:t>Operationalisation</w:t>
             </w:r>
+            <w:proofErr w:type="spellEnd"/>
           </w:p>
         </w:tc>
       </w:tr>
@@ -9839,14 +10710,25 @@
             <w:pPr>
               <w:spacing w:line="281" w:lineRule="auto"/>
             </w:pPr>
-            <w:r>
-              <w:rPr>
-                <w:i/>
-                <w:iCs/>
-                <w:sz w:val="22"/>
-                <w:szCs w:val="22"/>
-              </w:rPr>
-              <w:t>pytest suite executed against an in-memory SQLite database; target: 100% of cases pass.</w:t>
+            <w:proofErr w:type="spellStart"/>
+            <w:r>
+              <w:rPr>
+                <w:i/>
+                <w:iCs/>
+                <w:sz w:val="22"/>
+                <w:szCs w:val="22"/>
+              </w:rPr>
+              <w:t>pytest</w:t>
+            </w:r>
+            <w:proofErr w:type="spellEnd"/>
+            <w:r>
+              <w:rPr>
+                <w:i/>
+                <w:iCs/>
+                <w:sz w:val="22"/>
+                <w:szCs w:val="22"/>
+              </w:rPr>
+              <w:t xml:space="preserve"> suite executed against an in-memory SQLite database; target: 100% of cases pass.</w:t>
             </w:r>
           </w:p>
         </w:tc>
@@ -9991,7 +10873,15 @@
           </w:tcPr>
           <w:p>
             <w:r>
-              <w:t>Three cold-start requests are discarded; the median of the seven remaining warm requests is reported per endpoint.</w:t>
+              <w:t xml:space="preserve">Three cold-start requests are discarded; the median of the seven remaining warm requests is reported </w:t>
+            </w:r>
+            <w:proofErr w:type="gramStart"/>
+            <w:r>
+              <w:t>per</w:t>
+            </w:r>
+            <w:proofErr w:type="gramEnd"/>
+            <w:r>
+              <w:t xml:space="preserve"> endpoint.</w:t>
             </w:r>
           </w:p>
         </w:tc>
@@ -10008,7 +10898,15 @@
         <w:jc w:val="both"/>
       </w:pPr>
       <w:r>
-        <w:t>Server-side latency is recorded through Flask request hooks. A before-request hook records the start time and an after-request hook calculates elapsed time for the completed request. This keeps the measurement independent of browser rendering, but it excludes network delay and client-side processing; that limitation is discussed in Section VI.4.3.</w:t>
+        <w:t xml:space="preserve">Server-side latency is recorded through Flask request hooks. A before-request hook records the start </w:t>
+      </w:r>
+      <w:proofErr w:type="gramStart"/>
+      <w:r>
+        <w:t>time</w:t>
+      </w:r>
+      <w:proofErr w:type="gramEnd"/>
+      <w:r>
+        <w:t xml:space="preserve"> and an after-request hook calculates elapsed time for the completed request. This keeps the measurement independent of browser rendering, but it excludes network delay and client-side processing; that limitation is discussed in Section VI.4.3.</w:t>
       </w:r>
     </w:p>
     <w:p>
@@ -10018,8 +10916,13 @@
       <w:bookmarkStart w:id="73" w:name="__RefHeading___Toc2692_1489473378"/>
       <w:bookmarkStart w:id="74" w:name="_Toc232162518"/>
       <w:bookmarkEnd w:id="73"/>
-      <w:r>
-        <w:t>III.4.1  Justifying the Metric Choices</w:t>
+      <w:proofErr w:type="gramStart"/>
+      <w:r>
+        <w:t>III.4.1  Justifying</w:t>
+      </w:r>
+      <w:proofErr w:type="gramEnd"/>
+      <w:r>
+        <w:t xml:space="preserve"> the Metric Choices</w:t>
       </w:r>
       <w:bookmarkEnd w:id="74"/>
     </w:p>
@@ -10029,7 +10932,23 @@
         <w:jc w:val="both"/>
       </w:pPr>
       <w:r>
-        <w:t>Functional coverage is assessed by mapping each objective to implemented features. Automated tests provide repeatable evidence for selected behaviours, with emphasis on authentication, transaction integrity, CSV-import behaviour and cross-user isolation rather than exhaustive correctness [46]. Cross-user isolation is reported separately because ownership boundaries are critical in a multi-user data model. These measures correspond broadly to functional suitability, performance efficiency and security characteristics in ISO/IEC 25010 [45]. Nielsen’s one-hundred-millisecond threshold is used only as an interpretive response-time reference [25].</w:t>
+        <w:t xml:space="preserve">Functional coverage is assessed by mapping each objective to implemented features. Automated tests provide repeatable evidence for selected </w:t>
+      </w:r>
+      <w:proofErr w:type="spellStart"/>
+      <w:r>
+        <w:t>behaviours</w:t>
+      </w:r>
+      <w:proofErr w:type="spellEnd"/>
+      <w:r>
+        <w:t xml:space="preserve">, with emphasis on authentication, transaction integrity, CSV-import </w:t>
+      </w:r>
+      <w:proofErr w:type="spellStart"/>
+      <w:r>
+        <w:t>behaviour</w:t>
+      </w:r>
+      <w:proofErr w:type="spellEnd"/>
+      <w:r>
+        <w:t xml:space="preserve"> and cross-user isolation rather than exhaustive correctness [46]. Cross-user isolation is reported separately because ownership boundaries are critical in a multi-user data model. These measures correspond broadly to functional suitability, performance efficiency and security characteristics in ISO/IEC 25010 [45]. Nielsen’s one-hundred-millisecond threshold is used only as an interpretive response-time reference [25].</w:t>
       </w:r>
     </w:p>
     <w:p>
@@ -10039,7 +10958,15 @@
       </w:pPr>
       <w:r>
         <w:lastRenderedPageBreak/>
-        <w:t>The evaluation deliberately omits several areas. No load test was performed beyond the demonstration dataset, so the results do not establish long-term scalability or behaviour under high concurrency. No formal usability study with recruited participants was conducted either. The latency figures are therefore evidence about server-side performance, not a complete measure of user-perceived usability [45].</w:t>
+        <w:t xml:space="preserve">The evaluation deliberately omits several areas. No load test was performed beyond the demonstration dataset, so the results do not establish long-term scalability or </w:t>
+      </w:r>
+      <w:proofErr w:type="spellStart"/>
+      <w:r>
+        <w:t>behaviour</w:t>
+      </w:r>
+      <w:proofErr w:type="spellEnd"/>
+      <w:r>
+        <w:t xml:space="preserve"> under high concurrency. No formal usability study with recruited participants was conducted either. The latency figures are therefore evidence about server-side performance, not a complete measure of user-perceived usability [45].</w:t>
       </w:r>
     </w:p>
     <w:p>
@@ -10061,8 +10988,13 @@
       <w:bookmarkStart w:id="77" w:name="__RefHeading___Toc2698_1489473378"/>
       <w:bookmarkStart w:id="78" w:name="_Toc232162521"/>
       <w:bookmarkEnd w:id="77"/>
-      <w:r>
-        <w:t>IV.1  Architectural Overview</w:t>
+      <w:proofErr w:type="gramStart"/>
+      <w:r>
+        <w:t>IV.1  Architectural</w:t>
+      </w:r>
+      <w:proofErr w:type="gramEnd"/>
+      <w:r>
+        <w:t xml:space="preserve"> Overview</w:t>
       </w:r>
       <w:bookmarkEnd w:id="78"/>
     </w:p>
@@ -10072,7 +11004,47 @@
         <w:jc w:val="both"/>
       </w:pPr>
       <w:r>
-        <w:t>Vault uses a three-tier architecture consistent with established software-architecture practice [10], [36], [37]. The presentation tier is a React single-page application; in the supplied Docker Compose environment it is served by the Vite development server, while a production deployment can serve the built static assets through a conventional web server. The application tier is Flask served by Gunicorn [24] in the supplied Compose stack, exposing a REST API under /api. The data tier is PostgreSQL 15, reached through SQLAlchemy. Docker Compose runs the three services separately, providing a reproducible deployment structure. The separation of presentation, application logic and data management supports maintainability, deployability and controlled performance trade-offs [36], [37], while the persistence choices follow established discussion of reliable data systems [38].</w:t>
+        <w:t xml:space="preserve">Vault uses a three-tier architecture consistent with established software-architecture practice [10], [36], [37]. The presentation tier is a React single-page application; in the supplied Docker Compose environment it is served by the Vite development server, while a production deployment can serve the built static assets through a conventional web server. The application tier is Flask served by </w:t>
+      </w:r>
+      <w:proofErr w:type="spellStart"/>
+      <w:r>
+        <w:t>Gunicorn</w:t>
+      </w:r>
+      <w:proofErr w:type="spellEnd"/>
+      <w:r>
+        <w:t xml:space="preserve"> [24] in the supplied Compose stack, exposing a REST API under /</w:t>
+      </w:r>
+      <w:proofErr w:type="spellStart"/>
+      <w:r>
+        <w:t>api</w:t>
+      </w:r>
+      <w:proofErr w:type="spellEnd"/>
+      <w:r>
+        <w:t xml:space="preserve">. The data tier is PostgreSQL 15, reached through </w:t>
+      </w:r>
+      <w:proofErr w:type="spellStart"/>
+      <w:r>
+        <w:t>SQLAlchemy</w:t>
+      </w:r>
+      <w:proofErr w:type="spellEnd"/>
+      <w:r>
+        <w:t xml:space="preserve">. Docker Compose runs the three services separately, providing a reproducible deployment structure. The separation of presentation, application logic and data management supports maintainability, </w:t>
+      </w:r>
+      <w:proofErr w:type="spellStart"/>
+      <w:r>
+        <w:t>deployability</w:t>
+      </w:r>
+      <w:proofErr w:type="spellEnd"/>
+      <w:r>
+        <w:t xml:space="preserve"> and </w:t>
+      </w:r>
+      <w:proofErr w:type="gramStart"/>
+      <w:r>
+        <w:t>controlled performance</w:t>
+      </w:r>
+      <w:proofErr w:type="gramEnd"/>
+      <w:r>
+        <w:t xml:space="preserve"> trade-offs [36], [37], while the persistence choices follow established discussion of reliable data systems [38].</w:t>
       </w:r>
     </w:p>
     <w:p>
@@ -10214,7 +11186,31 @@
         <w:jc w:val="both"/>
       </w:pPr>
       <w:r>
-        <w:t>The three tiers have deliberately separated responsibilities. The frontend handles presentation, interaction state, token-refresh behaviour and CSV column-guessing assistance. Business-critical authorisation, persistence and financial rules are enforced by the backend, which derives user identity from the verified token rather than trusting a client-supplied user identifier. The database enforces referential integrity through foreign keys, CHECK constraints and ENUM types, while application-level business rules remain in code where they can be tested and changed without a schema migration.</w:t>
+        <w:t xml:space="preserve">The three tiers have deliberately </w:t>
+      </w:r>
+      <w:proofErr w:type="gramStart"/>
+      <w:r>
+        <w:t>separated</w:t>
+      </w:r>
+      <w:proofErr w:type="gramEnd"/>
+      <w:r>
+        <w:t xml:space="preserve"> responsibilities. The frontend handles presentation, interaction state, token-refresh </w:t>
+      </w:r>
+      <w:proofErr w:type="spellStart"/>
+      <w:r>
+        <w:t>behaviour</w:t>
+      </w:r>
+      <w:proofErr w:type="spellEnd"/>
+      <w:r>
+        <w:t xml:space="preserve"> and CSV column-guessing assistance. Business-critical </w:t>
+      </w:r>
+      <w:proofErr w:type="spellStart"/>
+      <w:r>
+        <w:t>authorisation</w:t>
+      </w:r>
+      <w:proofErr w:type="spellEnd"/>
+      <w:r>
+        <w:t>, persistence and financial rules are enforced by the backend, which derives user identity from the verified token rather than trusting a client-supplied user identifier. The database enforces referential integrity through foreign keys, CHECK constraints and ENUM types, while application-level business rules remain in code where they can be tested and changed without a schema migration.</w:t>
       </w:r>
     </w:p>
     <w:p>
@@ -10224,8 +11220,13 @@
       <w:bookmarkStart w:id="80" w:name="__RefHeading___Toc2700_1489473378"/>
       <w:bookmarkStart w:id="81" w:name="_Toc232162522"/>
       <w:bookmarkEnd w:id="80"/>
-      <w:r>
-        <w:t>IV.2  Entity-Relationship Model</w:t>
+      <w:proofErr w:type="gramStart"/>
+      <w:r>
+        <w:t>IV.2  Entity</w:t>
+      </w:r>
+      <w:proofErr w:type="gramEnd"/>
+      <w:r>
+        <w:t>-Relationship Model</w:t>
       </w:r>
       <w:bookmarkEnd w:id="81"/>
     </w:p>
@@ -10235,7 +11236,39 @@
         <w:jc w:val="both"/>
       </w:pPr>
       <w:r>
-        <w:t xml:space="preserve">The data model contains seven entity tables plus one junction table. It is predominantly normalised, with current_balance retained as a deliberate denormalisation discussed in Section IV.5; the relational design follows established normalisation principles [12], [48]. Table </w:t>
+        <w:t xml:space="preserve">The data model contains seven entity tables plus one junction table. It is predominantly </w:t>
+      </w:r>
+      <w:proofErr w:type="spellStart"/>
+      <w:r>
+        <w:t>normalised</w:t>
+      </w:r>
+      <w:proofErr w:type="spellEnd"/>
+      <w:r>
+        <w:t xml:space="preserve">, with </w:t>
+      </w:r>
+      <w:proofErr w:type="spellStart"/>
+      <w:r>
+        <w:t>current_balance</w:t>
+      </w:r>
+      <w:proofErr w:type="spellEnd"/>
+      <w:r>
+        <w:t xml:space="preserve"> retained as a deliberate </w:t>
+      </w:r>
+      <w:proofErr w:type="spellStart"/>
+      <w:r>
+        <w:t>denormalisation</w:t>
+      </w:r>
+      <w:proofErr w:type="spellEnd"/>
+      <w:r>
+        <w:t xml:space="preserve"> discussed in Section IV.5; the relational design follows established </w:t>
+      </w:r>
+      <w:proofErr w:type="spellStart"/>
+      <w:r>
+        <w:t>normalisation</w:t>
+      </w:r>
+      <w:proofErr w:type="spellEnd"/>
+      <w:r>
+        <w:t xml:space="preserve"> principles [12], [48]. Table </w:t>
       </w:r>
       <w:r>
         <w:fldChar w:fldCharType="begin"/>
@@ -10280,7 +11313,15 @@
         <w:fldChar w:fldCharType="end"/>
       </w:r>
       <w:r>
-        <w:t xml:space="preserve"> summarises the main entities, ownership relationships and links between transactions, accounts, categories, budgets, goals and tags in the implemented data model.</w:t>
+        <w:t xml:space="preserve"> </w:t>
+      </w:r>
+      <w:proofErr w:type="spellStart"/>
+      <w:r>
+        <w:t>summarises</w:t>
+      </w:r>
+      <w:proofErr w:type="spellEnd"/>
+      <w:r>
+        <w:t xml:space="preserve"> the main entities, ownership relationships and links between transactions, accounts, categories, budgets, goals and tags in the implemented data model.</w:t>
       </w:r>
     </w:p>
     <w:p>
@@ -10395,7 +11436,47 @@
         <w:jc w:val="both"/>
       </w:pPr>
       <w:r>
-        <w:t>Three design choices are central to the data model. Every user-owned table has a non-null user_id with ON DELETE CASCADE, so deleting a user removes the records they own; selected optional relationships, such as category or linked-account references, use SET NULL when the owning record should remain. Monetary amounts are stored as positive Decimal(15,2) values, with direction represented by the transaction_type enum. Transfers are stored as a pair of transactions connected by a transfer_pair_id self-reference, allowing each side of the transfer to remain visible in the relevant account history without introducing a separate transfer entity.</w:t>
+        <w:t xml:space="preserve">Three design choices are central to the data model. Every user-owned table has a non-null </w:t>
+      </w:r>
+      <w:proofErr w:type="spellStart"/>
+      <w:r>
+        <w:t>user_id</w:t>
+      </w:r>
+      <w:proofErr w:type="spellEnd"/>
+      <w:r>
+        <w:t xml:space="preserve"> with ON DELETE CASCADE, so deleting a user removes the records they own; selected optional relationships, such as category or linked-account references, use SET NULL when the owning record should remain. Monetary amounts are stored as positive </w:t>
+      </w:r>
+      <w:proofErr w:type="gramStart"/>
+      <w:r>
+        <w:t>Decimal(</w:t>
+      </w:r>
+      <w:proofErr w:type="gramEnd"/>
+      <w:r>
+        <w:t xml:space="preserve">15,2) values, with direction represented by the </w:t>
+      </w:r>
+      <w:proofErr w:type="spellStart"/>
+      <w:r>
+        <w:t>transaction_type</w:t>
+      </w:r>
+      <w:proofErr w:type="spellEnd"/>
+      <w:r>
+        <w:t xml:space="preserve"> </w:t>
+      </w:r>
+      <w:proofErr w:type="spellStart"/>
+      <w:r>
+        <w:t>enum</w:t>
+      </w:r>
+      <w:proofErr w:type="spellEnd"/>
+      <w:r>
+        <w:t xml:space="preserve">. Transfers are stored as a pair of transactions connected by a </w:t>
+      </w:r>
+      <w:proofErr w:type="spellStart"/>
+      <w:r>
+        <w:t>transfer_pair_id</w:t>
+      </w:r>
+      <w:proofErr w:type="spellEnd"/>
+      <w:r>
+        <w:t xml:space="preserve"> self-reference, allowing each side of the transfer to remain visible in the relevant account history without introducing a separate transfer entity.</w:t>
       </w:r>
     </w:p>
     <w:p>
@@ -10405,8 +11486,13 @@
       <w:bookmarkStart w:id="83" w:name="__RefHeading___Toc2702_1489473378"/>
       <w:bookmarkStart w:id="84" w:name="_Toc232162523"/>
       <w:bookmarkEnd w:id="83"/>
-      <w:r>
-        <w:t>IV.3  Use Case Overview</w:t>
+      <w:proofErr w:type="gramStart"/>
+      <w:r>
+        <w:t>IV.3  Use</w:t>
+      </w:r>
+      <w:proofErr w:type="gramEnd"/>
+      <w:r>
+        <w:t xml:space="preserve"> Case Overview</w:t>
       </w:r>
       <w:bookmarkEnd w:id="84"/>
     </w:p>
@@ -10558,7 +11644,15 @@
         <w:jc w:val="both"/>
       </w:pPr>
       <w:r>
-        <w:t>The system is organised around five main use cases:</w:t>
+        <w:t xml:space="preserve">The system is </w:t>
+      </w:r>
+      <w:proofErr w:type="spellStart"/>
+      <w:r>
+        <w:t>organised</w:t>
+      </w:r>
+      <w:proofErr w:type="spellEnd"/>
+      <w:r>
+        <w:t xml:space="preserve"> around five main use cases:</w:t>
       </w:r>
     </w:p>
     <w:p>
@@ -10638,8 +11732,13 @@
       <w:bookmarkStart w:id="86" w:name="__RefHeading___Toc2704_1489473378"/>
       <w:bookmarkStart w:id="87" w:name="_Toc232162524"/>
       <w:bookmarkEnd w:id="86"/>
-      <w:r>
-        <w:t>IV.4  Sequence Diagrams</w:t>
+      <w:proofErr w:type="gramStart"/>
+      <w:r>
+        <w:t>IV.4  Sequence</w:t>
+      </w:r>
+      <w:proofErr w:type="gramEnd"/>
+      <w:r>
+        <w:t xml:space="preserve"> Diagrams</w:t>
       </w:r>
       <w:bookmarkEnd w:id="87"/>
     </w:p>
@@ -10660,8 +11759,13 @@
       <w:bookmarkStart w:id="88" w:name="__RefHeading___Toc2706_1489473378"/>
       <w:bookmarkStart w:id="89" w:name="_Toc232162525"/>
       <w:bookmarkEnd w:id="88"/>
-      <w:r>
-        <w:t>IV.4.1  Authentication Flow</w:t>
+      <w:proofErr w:type="gramStart"/>
+      <w:r>
+        <w:t>IV.4.1  Authentication</w:t>
+      </w:r>
+      <w:proofErr w:type="gramEnd"/>
+      <w:r>
+        <w:t xml:space="preserve"> Flow</w:t>
       </w:r>
       <w:bookmarkEnd w:id="89"/>
     </w:p>
@@ -10803,7 +11907,15 @@
         <w:jc w:val="both"/>
       </w:pPr>
       <w:r>
-        <w:t>After login, every API call carries the access token in the Authorization header, and the backend JWT middleware checks the signature and expiry before any handler runs. The access token lives one hour. When it expires, an Axios interceptor exchanges the refresh token (thirty-day lifetime) for a new access token and replays the failed request. This design keeps access credentials short-lived while avoiding a server-side session store. The JWT format and implementation considerations are documented in RFC 7519 and RFC 8725 [13], [39].</w:t>
+        <w:t xml:space="preserve">After login, every API call carries the access token in the Authorization header, and the backend JWT middleware checks the signature and expiry before any handler runs. The access token lives one hour. When it expires, an Axios interceptor exchanges the refresh token (thirty-day lifetime) for a new access token and </w:t>
+      </w:r>
+      <w:proofErr w:type="gramStart"/>
+      <w:r>
+        <w:t>replays</w:t>
+      </w:r>
+      <w:proofErr w:type="gramEnd"/>
+      <w:r>
+        <w:t xml:space="preserve"> the failed request. This design keeps access credentials short-lived while avoiding a server-side session store. The JWT format and implementation considerations are documented in RFC 7519 and RFC 8725 [13], [39].</w:t>
       </w:r>
     </w:p>
     <w:p>
@@ -10813,8 +11925,13 @@
       <w:bookmarkStart w:id="91" w:name="__RefHeading___Toc2708_1489473378"/>
       <w:bookmarkStart w:id="92" w:name="_Toc232162526"/>
       <w:bookmarkEnd w:id="91"/>
-      <w:r>
-        <w:t>IV.4.2  CSV Import Pipeline</w:t>
+      <w:proofErr w:type="gramStart"/>
+      <w:r>
+        <w:t>IV.4.2  CSV</w:t>
+      </w:r>
+      <w:proofErr w:type="gramEnd"/>
+      <w:r>
+        <w:t xml:space="preserve"> Import Pipeline</w:t>
       </w:r>
       <w:bookmarkEnd w:id="92"/>
     </w:p>
@@ -10842,7 +11959,15 @@
         <w:fldChar w:fldCharType="end"/>
       </w:r>
       <w:r>
-        <w:t xml:space="preserve"> summarises the two-stage CSV import workflow, showing the preview and column-mapping step followed by parsing, duplicate checking and persistence of accepted rows.</w:t>
+        <w:t xml:space="preserve"> </w:t>
+      </w:r>
+      <w:proofErr w:type="spellStart"/>
+      <w:r>
+        <w:t>summarises</w:t>
+      </w:r>
+      <w:proofErr w:type="spellEnd"/>
+      <w:r>
+        <w:t xml:space="preserve"> the two-stage CSV import workflow, showing the preview and column-mapping step followed by parsing, duplicate checking and persistence of accepted rows.</w:t>
       </w:r>
     </w:p>
     <w:p>
@@ -10957,7 +12082,55 @@
         <w:jc w:val="both"/>
       </w:pPr>
       <w:r>
-        <w:t>Import happens in two phases. In the preview phase the backend detects the delimiter because the sampled statements use both commas and semicolons, then returns the headers and initial rows. The React import page suggests column mappings by matching headers against conservative expressions: date|datum for dates, amount|sum|value|debit|credit for amounts, and desc|name|memo|narration|reference for descriptions. Albanian headers such as “Data”, “Shuma” and “Përshkrimi” do not match these patterns and therefore fall through to manual selection. After the user confirms the mapping, the commit phase parses the complete file, supports DD/MM/YYYY, DD.MM.YYYY, DD-MM-YYYY, YYYY-MM-DD and written month forms, accepts US and European decimal conventions plus accounting-style negatives, and computes a SHA-256 row hash. A hash already present for the same user is skipped, making re-import of overlapping statement data idempotent. Chapter VI evaluates these behaviours through five dedicated importer tests.</w:t>
+        <w:t xml:space="preserve">Import happens in two phases. In the preview phase the backend detects the delimiter because the sampled statements use both commas and semicolons, then returns the headers and initial rows. The React import page suggests column mappings by matching headers against conservative expressions: </w:t>
+      </w:r>
+      <w:proofErr w:type="spellStart"/>
+      <w:r>
+        <w:t>date|datum</w:t>
+      </w:r>
+      <w:proofErr w:type="spellEnd"/>
+      <w:r>
+        <w:t xml:space="preserve"> for dates, </w:t>
+      </w:r>
+      <w:proofErr w:type="spellStart"/>
+      <w:r>
+        <w:t>amount|sum|value|debit|credit</w:t>
+      </w:r>
+      <w:proofErr w:type="spellEnd"/>
+      <w:r>
+        <w:t xml:space="preserve"> for amounts, and </w:t>
+      </w:r>
+      <w:proofErr w:type="spellStart"/>
+      <w:r>
+        <w:t>desc|name|memo|narration|reference</w:t>
+      </w:r>
+      <w:proofErr w:type="spellEnd"/>
+      <w:r>
+        <w:t xml:space="preserve"> for descriptions. Albanian </w:t>
+      </w:r>
+      <w:proofErr w:type="spellStart"/>
+      <w:r>
+        <w:t>headers</w:t>
+      </w:r>
+      <w:proofErr w:type="spellEnd"/>
+      <w:r>
+        <w:t xml:space="preserve"> such as “Data”, “Shuma” and “</w:t>
+      </w:r>
+      <w:proofErr w:type="spellStart"/>
+      <w:r>
+        <w:t>Përshkrimi</w:t>
+      </w:r>
+      <w:proofErr w:type="spellEnd"/>
+      <w:r>
+        <w:t xml:space="preserve">” do not match these patterns and therefore fall through to manual selection. After the user confirms the mapping, the commit phase parses the complete file, supports DD/MM/YYYY, DD.MM.YYYY, DD-MM-YYYY, YYYY-MM-DD and written month forms, accepts US and European decimal conventions plus accounting-style negatives, and computes a SHA-256 row hash. A hash already present for the same user is skipped, making re-import of overlapping statement data idempotent. Chapter VI evaluates these </w:t>
+      </w:r>
+      <w:proofErr w:type="spellStart"/>
+      <w:r>
+        <w:t>behaviours</w:t>
+      </w:r>
+      <w:proofErr w:type="spellEnd"/>
+      <w:r>
+        <w:t xml:space="preserve"> through five dedicated importer tests.</w:t>
       </w:r>
     </w:p>
     <w:p>
@@ -10967,9 +12140,14 @@
       <w:bookmarkStart w:id="94" w:name="__RefHeading___Toc2710_1489473378"/>
       <w:bookmarkStart w:id="95" w:name="_Toc232162527"/>
       <w:bookmarkEnd w:id="94"/>
+      <w:proofErr w:type="gramStart"/>
       <w:r>
         <w:lastRenderedPageBreak/>
-        <w:t>IV.5  Technology Stack and Design Decisions</w:t>
+        <w:t>IV.5  Technology</w:t>
+      </w:r>
+      <w:proofErr w:type="gramEnd"/>
+      <w:r>
+        <w:t xml:space="preserve"> Stack and Design Decisions</w:t>
       </w:r>
       <w:bookmarkEnd w:id="95"/>
     </w:p>
@@ -10997,7 +12175,23 @@
         <w:fldChar w:fldCharType="end"/>
       </w:r>
       <w:r>
-        <w:t xml:space="preserve"> summarises the problem, alternatives and chosen approach for each decision.</w:t>
+        <w:t xml:space="preserve"> </w:t>
+      </w:r>
+      <w:proofErr w:type="spellStart"/>
+      <w:r>
+        <w:t>summarises</w:t>
+      </w:r>
+      <w:proofErr w:type="spellEnd"/>
+      <w:r>
+        <w:t xml:space="preserve"> the problem, alternatives and chosen </w:t>
+      </w:r>
+      <w:proofErr w:type="gramStart"/>
+      <w:r>
+        <w:t>approach</w:t>
+      </w:r>
+      <w:proofErr w:type="gramEnd"/>
+      <w:r>
+        <w:t xml:space="preserve"> for each decision.</w:t>
       </w:r>
     </w:p>
     <w:p>
@@ -11268,7 +12462,47 @@
                 <w:sz w:val="22"/>
                 <w:szCs w:val="22"/>
               </w:rPr>
-              <w:t>(a) Recompute on every read by summing all transactions; (b) Maintain a denormalised current_balance column updated on every transaction insert/delete.</w:t>
+              <w:t xml:space="preserve">(a) Recompute on every read by summing all transactions; (b) Maintain a </w:t>
+            </w:r>
+            <w:proofErr w:type="spellStart"/>
+            <w:r>
+              <w:rPr>
+                <w:i/>
+                <w:iCs/>
+                <w:sz w:val="22"/>
+                <w:szCs w:val="22"/>
+              </w:rPr>
+              <w:t>denormalised</w:t>
+            </w:r>
+            <w:proofErr w:type="spellEnd"/>
+            <w:r>
+              <w:rPr>
+                <w:i/>
+                <w:iCs/>
+                <w:sz w:val="22"/>
+                <w:szCs w:val="22"/>
+              </w:rPr>
+              <w:t xml:space="preserve"> </w:t>
+            </w:r>
+            <w:proofErr w:type="spellStart"/>
+            <w:r>
+              <w:rPr>
+                <w:i/>
+                <w:iCs/>
+                <w:sz w:val="22"/>
+                <w:szCs w:val="22"/>
+              </w:rPr>
+              <w:t>current_balance</w:t>
+            </w:r>
+            <w:proofErr w:type="spellEnd"/>
+            <w:r>
+              <w:rPr>
+                <w:i/>
+                <w:iCs/>
+                <w:sz w:val="22"/>
+                <w:szCs w:val="22"/>
+              </w:rPr>
+              <w:t xml:space="preserve"> column updated on every transaction insert/delete.</w:t>
             </w:r>
           </w:p>
         </w:tc>
@@ -11293,7 +12527,67 @@
                 <w:sz w:val="22"/>
                 <w:szCs w:val="22"/>
               </w:rPr>
-              <w:t>(b). Recomputing every account balance from transaction history on each dashboard read would add repeated aggregate work. Maintaining current_balance shifts that work to transaction writes through SQLAlchemy hooks and provides direct balance reads for the interactive interface. The trade-off is controlled denormalisation whose consistency must be tested.</w:t>
+              <w:t xml:space="preserve">(b). Recomputing every account balance from transaction history on each dashboard read would add repeated aggregate work. Maintaining </w:t>
+            </w:r>
+            <w:proofErr w:type="spellStart"/>
+            <w:r>
+              <w:rPr>
+                <w:i/>
+                <w:iCs/>
+                <w:sz w:val="22"/>
+                <w:szCs w:val="22"/>
+              </w:rPr>
+              <w:t>current_balance</w:t>
+            </w:r>
+            <w:proofErr w:type="spellEnd"/>
+            <w:r>
+              <w:rPr>
+                <w:i/>
+                <w:iCs/>
+                <w:sz w:val="22"/>
+                <w:szCs w:val="22"/>
+              </w:rPr>
+              <w:t xml:space="preserve"> shifts that work to transaction writes through </w:t>
+            </w:r>
+            <w:proofErr w:type="spellStart"/>
+            <w:r>
+              <w:rPr>
+                <w:i/>
+                <w:iCs/>
+                <w:sz w:val="22"/>
+                <w:szCs w:val="22"/>
+              </w:rPr>
+              <w:t>SQLAlchemy</w:t>
+            </w:r>
+            <w:proofErr w:type="spellEnd"/>
+            <w:r>
+              <w:rPr>
+                <w:i/>
+                <w:iCs/>
+                <w:sz w:val="22"/>
+                <w:szCs w:val="22"/>
+              </w:rPr>
+              <w:t xml:space="preserve"> hooks and provides direct balance reads for the interactive interface. The trade-off is controlled </w:t>
+            </w:r>
+            <w:proofErr w:type="spellStart"/>
+            <w:r>
+              <w:rPr>
+                <w:i/>
+                <w:iCs/>
+                <w:sz w:val="22"/>
+                <w:szCs w:val="22"/>
+              </w:rPr>
+              <w:t>denormalisation</w:t>
+            </w:r>
+            <w:proofErr w:type="spellEnd"/>
+            <w:r>
+              <w:rPr>
+                <w:i/>
+                <w:iCs/>
+                <w:sz w:val="22"/>
+                <w:szCs w:val="22"/>
+              </w:rPr>
+              <w:t xml:space="preserve"> whose consistency must be tested.</w:t>
             </w:r>
           </w:p>
         </w:tc>
@@ -11370,7 +12664,27 @@
                 <w:sz w:val="22"/>
                 <w:szCs w:val="22"/>
               </w:rPr>
-              <w:t>(a) Positive amounts with sign implied by transaction_type; (b) Signed amounts on a single column.</w:t>
+              <w:t xml:space="preserve">(a) Positive amounts with sign implied by </w:t>
+            </w:r>
+            <w:proofErr w:type="spellStart"/>
+            <w:r>
+              <w:rPr>
+                <w:i/>
+                <w:iCs/>
+                <w:sz w:val="22"/>
+                <w:szCs w:val="22"/>
+              </w:rPr>
+              <w:t>transaction_type</w:t>
+            </w:r>
+            <w:proofErr w:type="spellEnd"/>
+            <w:r>
+              <w:rPr>
+                <w:i/>
+                <w:iCs/>
+                <w:sz w:val="22"/>
+                <w:szCs w:val="22"/>
+              </w:rPr>
+              <w:t>; (b) Signed amounts on a single column.</w:t>
             </w:r>
           </w:p>
         </w:tc>
@@ -11395,7 +12709,27 @@
                 <w:sz w:val="22"/>
                 <w:szCs w:val="22"/>
               </w:rPr>
-              <w:t>(a). Both representations are viable. This project stores a positive monetary magnitude and represents direction through transaction_type, keeping amount validation separate from income/expense semantics and applying direction explicitly in reporting logic.</w:t>
+              <w:t xml:space="preserve">(a). Both representations are viable. This project stores a positive monetary magnitude and represents direction through </w:t>
+            </w:r>
+            <w:proofErr w:type="spellStart"/>
+            <w:r>
+              <w:rPr>
+                <w:i/>
+                <w:iCs/>
+                <w:sz w:val="22"/>
+                <w:szCs w:val="22"/>
+              </w:rPr>
+              <w:t>transaction_type</w:t>
+            </w:r>
+            <w:proofErr w:type="spellEnd"/>
+            <w:r>
+              <w:rPr>
+                <w:i/>
+                <w:iCs/>
+                <w:sz w:val="22"/>
+                <w:szCs w:val="22"/>
+              </w:rPr>
+              <w:t>, keeping amount validation separate from income/expense semantics and applying direction explicitly in reporting logic.</w:t>
             </w:r>
           </w:p>
         </w:tc>
@@ -11574,7 +12908,27 @@
                 <w:sz w:val="22"/>
                 <w:szCs w:val="22"/>
               </w:rPr>
-              <w:t>(a) Per-bank parser classes; (b) Generic importer with user-supplied column mapping and heuristic auto-detection.</w:t>
+              <w:t xml:space="preserve">(a) Per-bank parser classes; (b) Generic importer with user-supplied column mapping and heuristic </w:t>
+            </w:r>
+            <w:proofErr w:type="gramStart"/>
+            <w:r>
+              <w:rPr>
+                <w:i/>
+                <w:iCs/>
+                <w:sz w:val="22"/>
+                <w:szCs w:val="22"/>
+              </w:rPr>
+              <w:t>auto-detection</w:t>
+            </w:r>
+            <w:proofErr w:type="gramEnd"/>
+            <w:r>
+              <w:rPr>
+                <w:i/>
+                <w:iCs/>
+                <w:sz w:val="22"/>
+                <w:szCs w:val="22"/>
+              </w:rPr>
+              <w:t>.</w:t>
             </w:r>
           </w:p>
         </w:tc>
@@ -11599,7 +12953,27 @@
                 <w:sz w:val="22"/>
                 <w:szCs w:val="22"/>
               </w:rPr>
-              <w:t xml:space="preserve">(b). Statement formats can change between banks and over time, and even accounts at one institution may export different columns. A generic mapping step allows the user to confirm the meaning of the file’s columns while the </w:t>
+              <w:t xml:space="preserve">(b). Statement formats can change between banks and </w:t>
+            </w:r>
+            <w:proofErr w:type="gramStart"/>
+            <w:r>
+              <w:rPr>
+                <w:i/>
+                <w:iCs/>
+                <w:sz w:val="22"/>
+                <w:szCs w:val="22"/>
+              </w:rPr>
+              <w:t>over time</w:t>
+            </w:r>
+            <w:proofErr w:type="gramEnd"/>
+            <w:r>
+              <w:rPr>
+                <w:i/>
+                <w:iCs/>
+                <w:sz w:val="22"/>
+                <w:szCs w:val="22"/>
+              </w:rPr>
+              <w:t xml:space="preserve">, and even accounts at one institution may export different columns. A generic mapping step allows the user to confirm the meaning of the file’s columns while the </w:t>
             </w:r>
             <w:r>
               <w:rPr>
@@ -11741,7 +13115,15 @@
         <w:jc w:val="both"/>
       </w:pPr>
       <w:r>
-        <w:t>Implementation follows the architecture defined in Chapter IV. The discussion covers the development environment, backend and database structure, API conventions, frontend organisation and automated tests. Only short code excerpts are included here; the complete source is referenced in Appendix A.</w:t>
+        <w:t xml:space="preserve">Implementation follows the architecture defined in Chapter IV. The discussion covers the development environment, backend and database structure, API conventions, frontend </w:t>
+      </w:r>
+      <w:proofErr w:type="spellStart"/>
+      <w:r>
+        <w:t>organisation</w:t>
+      </w:r>
+      <w:proofErr w:type="spellEnd"/>
+      <w:r>
+        <w:t xml:space="preserve"> and automated tests. Only short code excerpts are included here; the complete source is referenced in Appendix A.</w:t>
       </w:r>
     </w:p>
     <w:p>
@@ -11751,8 +13133,13 @@
       <w:bookmarkStart w:id="99" w:name="__RefHeading___Toc2716_1489473378"/>
       <w:bookmarkStart w:id="100" w:name="_Toc232162530"/>
       <w:bookmarkEnd w:id="99"/>
-      <w:r>
-        <w:t>V.1  Development Environment Setup</w:t>
+      <w:proofErr w:type="gramStart"/>
+      <w:r>
+        <w:t>V.1  Development</w:t>
+      </w:r>
+      <w:proofErr w:type="gramEnd"/>
+      <w:r>
+        <w:t xml:space="preserve"> Environment Setup</w:t>
       </w:r>
       <w:bookmarkEnd w:id="100"/>
     </w:p>
@@ -11762,7 +13149,15 @@
         <w:jc w:val="both"/>
       </w:pPr>
       <w:r>
-        <w:t>Development took place on Windows 11, partly natively and partly under WSL2. The documented environment is reproduced by cloning the repository and starting the three-service Docker Compose stack: PostgreSQL, the Gunicorn-served Flask backend, and the Vite development server for the frontend.</w:t>
+        <w:t xml:space="preserve">Development took place on Windows 11, partly natively and partly under WSL2. The documented environment is reproduced by cloning the repository and starting the three-service Docker Compose stack: PostgreSQL, the </w:t>
+      </w:r>
+      <w:proofErr w:type="spellStart"/>
+      <w:r>
+        <w:t>Gunicorn</w:t>
+      </w:r>
+      <w:proofErr w:type="spellEnd"/>
+      <w:r>
+        <w:t>-served Flask backend, and the Vite development server for the frontend.</w:t>
       </w:r>
     </w:p>
     <w:p>
@@ -11790,8 +13185,52 @@
           <w:sz w:val="20"/>
           <w:szCs w:val="20"/>
         </w:rPr>
-        <w:t>git clone https://github.com/Krisjor/Vault-Finance-Tracker finance-tracker</w:t>
-      </w:r>
+        <w:t xml:space="preserve">git clone </w:t>
+      </w:r>
+      <w:hyperlink r:id="rId17" w:history="1">
+        <w:r>
+          <w:rPr>
+            <w:rStyle w:val="Hyperlink"/>
+            <w:rFonts w:ascii="Courier New" w:eastAsia="Courier New" w:hAnsi="Courier New" w:cs="Courier New"/>
+            <w:sz w:val="20"/>
+            <w:szCs w:val="20"/>
+          </w:rPr>
+          <w:t>https://github.com/Krisjor/Vault-Finan</w:t>
+        </w:r>
+        <w:r>
+          <w:rPr>
+            <w:rStyle w:val="Hyperlink"/>
+            <w:rFonts w:ascii="Courier New" w:eastAsia="Courier New" w:hAnsi="Courier New" w:cs="Courier New"/>
+            <w:sz w:val="20"/>
+            <w:szCs w:val="20"/>
+          </w:rPr>
+          <w:t>c</w:t>
+        </w:r>
+        <w:r>
+          <w:rPr>
+            <w:rStyle w:val="Hyperlink"/>
+            <w:rFonts w:ascii="Courier New" w:eastAsia="Courier New" w:hAnsi="Courier New" w:cs="Courier New"/>
+            <w:sz w:val="20"/>
+            <w:szCs w:val="20"/>
+          </w:rPr>
+          <w:t>e-Tracker finance-tracker</w:t>
+        </w:r>
+        <w:r>
+          <w:rPr>
+            <w:rStyle w:val="Hyperlink"/>
+          </w:rPr>
+          <w:br/>
+        </w:r>
+        <w:r>
+          <w:rPr>
+            <w:rStyle w:val="Hyperlink"/>
+            <w:rFonts w:ascii="Courier New" w:eastAsia="Courier New" w:hAnsi="Courier New" w:cs="Courier New"/>
+            <w:sz w:val="20"/>
+            <w:szCs w:val="20"/>
+          </w:rPr>
+          <w:t>cd finance-tracker</w:t>
+        </w:r>
+      </w:hyperlink>
       <w:r>
         <w:br/>
       </w:r>
@@ -11801,7 +13240,7 @@
           <w:sz w:val="20"/>
           <w:szCs w:val="20"/>
         </w:rPr>
-        <w:t>cd finance-tracker</w:t>
+        <w:t>docker-compose up -d --build</w:t>
       </w:r>
       <w:r>
         <w:br/>
@@ -11812,28 +13251,35 @@
           <w:sz w:val="20"/>
           <w:szCs w:val="20"/>
         </w:rPr>
-        <w:t>docker-compose up -d --build</w:t>
-      </w:r>
-      <w:r>
-        <w:br/>
-      </w:r>
+        <w:t xml:space="preserve">docker-compose exec backend flask --app run </w:t>
+      </w:r>
+      <w:proofErr w:type="spellStart"/>
       <w:r>
         <w:rPr>
           <w:rFonts w:ascii="Courier New" w:eastAsia="Courier New" w:hAnsi="Courier New" w:cs="Courier New"/>
           <w:sz w:val="20"/>
           <w:szCs w:val="20"/>
         </w:rPr>
-        <w:t>docker-compose exec backend flask --app run db upgrade</w:t>
-      </w:r>
-      <w:r>
-        <w:br/>
-      </w:r>
+        <w:t>db</w:t>
+      </w:r>
+      <w:proofErr w:type="spellEnd"/>
       <w:r>
         <w:rPr>
           <w:rFonts w:ascii="Courier New" w:eastAsia="Courier New" w:hAnsi="Courier New" w:cs="Courier New"/>
           <w:sz w:val="20"/>
           <w:szCs w:val="20"/>
         </w:rPr>
+        <w:t xml:space="preserve"> upgrade</w:t>
+      </w:r>
+      <w:r>
+        <w:br/>
+      </w:r>
+      <w:r>
+        <w:rPr>
+          <w:rFonts w:ascii="Courier New" w:eastAsia="Courier New" w:hAnsi="Courier New" w:cs="Courier New"/>
+          <w:sz w:val="20"/>
+          <w:szCs w:val="20"/>
+        </w:rPr>
         <w:t>docker-compose exec backend flask --app run seed-demo</w:t>
       </w:r>
     </w:p>
@@ -11843,7 +13289,15 @@
         <w:jc w:val="both"/>
       </w:pPr>
       <w:r>
-        <w:t xml:space="preserve">After these commands, the backend is available at http://localhost:5000, the frontend at http://localhost:5173, and PostgreSQL at localhost:5432. The seed-demo command creates the demonstration user (demo@example.com, password password123) with the ninety-day dataset </w:t>
+        <w:t xml:space="preserve">After these commands, the backend is available at http://localhost:5000, the </w:t>
+      </w:r>
+      <w:proofErr w:type="gramStart"/>
+      <w:r>
+        <w:t>frontend</w:t>
+      </w:r>
+      <w:proofErr w:type="gramEnd"/>
+      <w:r>
+        <w:t xml:space="preserve"> at http://localhost:5173, and PostgreSQL at localhost:5432. The seed-demo command creates the demonstration user (demo@example.com, password password123) with the ninety-day dataset </w:t>
       </w:r>
       <w:r>
         <w:lastRenderedPageBreak/>
@@ -11857,10 +13311,20 @@
       <w:bookmarkStart w:id="101" w:name="__RefHeading___Toc2718_1489473378"/>
       <w:bookmarkStart w:id="102" w:name="_Toc232162531"/>
       <w:bookmarkEnd w:id="101"/>
-      <w:r>
-        <w:t>V.2  Backend Code Organisation</w:t>
+      <w:proofErr w:type="gramStart"/>
+      <w:r>
+        <w:t>V.2  Backend</w:t>
+      </w:r>
+      <w:proofErr w:type="gramEnd"/>
+      <w:r>
+        <w:t xml:space="preserve"> Code </w:t>
+      </w:r>
+      <w:proofErr w:type="spellStart"/>
+      <w:r>
+        <w:t>Organisation</w:t>
       </w:r>
       <w:bookmarkEnd w:id="102"/>
+      <w:proofErr w:type="spellEnd"/>
     </w:p>
     <w:p>
       <w:pPr>
@@ -11868,7 +13332,47 @@
         <w:jc w:val="both"/>
       </w:pPr>
       <w:r>
-        <w:t>The backend is organised into approximately twenty-eight application modules under backend/app/, grouped by domain: models/ contains entity models, api/ Flask Blueprints, services/ cross-cutting logic such as analytics and CSV parsing, seeds/ data seeding, and utils/ shared validation and authentication helpers. Flask extensions — SQLAlchemy, Flask-Migrate, Flask-JWT-Extended, Flask-Bcrypt and Flask-CORS — are instantiated centrally in extensions.py so the application factory and model modules can share them without circular initialization dependencies.</w:t>
+        <w:t xml:space="preserve">The backend is </w:t>
+      </w:r>
+      <w:proofErr w:type="spellStart"/>
+      <w:r>
+        <w:t>organised</w:t>
+      </w:r>
+      <w:proofErr w:type="spellEnd"/>
+      <w:r>
+        <w:t xml:space="preserve"> into approximately twenty-eight application modules under backend/app/, grouped by domain: models/ </w:t>
+      </w:r>
+      <w:proofErr w:type="gramStart"/>
+      <w:r>
+        <w:t>contains</w:t>
+      </w:r>
+      <w:proofErr w:type="gramEnd"/>
+      <w:r>
+        <w:t xml:space="preserve"> entity models, </w:t>
+      </w:r>
+      <w:proofErr w:type="spellStart"/>
+      <w:r>
+        <w:t>api</w:t>
+      </w:r>
+      <w:proofErr w:type="spellEnd"/>
+      <w:r>
+        <w:t xml:space="preserve">/ Flask Blueprints, services/ cross-cutting logic such as analytics and CSV parsing, seeds/ data seeding, and utils/ shared validation and authentication helpers. Flask extensions — </w:t>
+      </w:r>
+      <w:proofErr w:type="spellStart"/>
+      <w:r>
+        <w:t>SQLAlchemy</w:t>
+      </w:r>
+      <w:proofErr w:type="spellEnd"/>
+      <w:r>
+        <w:t>, Flask-Migrate, Flask-JWT-Extended, Flask-</w:t>
+      </w:r>
+      <w:proofErr w:type="spellStart"/>
+      <w:r>
+        <w:t>Bcrypt</w:t>
+      </w:r>
+      <w:proofErr w:type="spellEnd"/>
+      <w:r>
+        <w:t xml:space="preserve"> and Flask-CORS — are instantiated centrally in extensions.py so the application factory and model modules can share them without circular initialization dependencies.</w:t>
       </w:r>
     </w:p>
     <w:p>
@@ -11925,7 +13429,7 @@
                     </pic:cNvPicPr>
                   </pic:nvPicPr>
                   <pic:blipFill>
-                    <a:blip r:embed="rId17"/>
+                    <a:blip r:embed="rId18"/>
                     <a:stretch>
                       <a:fillRect/>
                     </a:stretch>
@@ -12009,7 +13513,23 @@
         <w:jc w:val="both"/>
       </w:pPr>
       <w:r>
-        <w:t>Code 5.1 shows the User model in abbreviated form. User ownership is central to the schema: owned resources reference user_id, and the relationships are configured so that deleting a user removes dependent owned data while optional non-ownership links use more conservative deletion behaviour.</w:t>
+        <w:t xml:space="preserve">Code 5.1 shows the User model in abbreviated form. User ownership is central to the schema: owned resources reference </w:t>
+      </w:r>
+      <w:proofErr w:type="spellStart"/>
+      <w:r>
+        <w:t>user_id</w:t>
+      </w:r>
+      <w:proofErr w:type="spellEnd"/>
+      <w:r>
+        <w:t xml:space="preserve">, and the relationships are configured so that deleting a user removes dependent owned data while optional non-ownership links use more conservative deletion </w:t>
+      </w:r>
+      <w:proofErr w:type="spellStart"/>
+      <w:r>
+        <w:t>behaviour</w:t>
+      </w:r>
+      <w:proofErr w:type="spellEnd"/>
+      <w:r>
+        <w:t>.</w:t>
       </w:r>
     </w:p>
     <w:p>
@@ -12037,27 +13557,23 @@
           <w:rFonts w:ascii="Courier New" w:hAnsi="Courier New"/>
           <w:sz w:val="20"/>
         </w:rPr>
-        <w:t>class User(db.Model):</w:t>
-      </w:r>
-      <w:r>
-        <w:br/>
-      </w:r>
+        <w:t>class User(</w:t>
+      </w:r>
+      <w:proofErr w:type="spellStart"/>
       <w:r>
         <w:rPr>
           <w:rFonts w:ascii="Courier New" w:hAnsi="Courier New"/>
           <w:sz w:val="20"/>
         </w:rPr>
-        <w:t xml:space="preserve">    __tablename__ = "users"</w:t>
-      </w:r>
-      <w:r>
-        <w:br/>
-      </w:r>
+        <w:t>db.Model</w:t>
+      </w:r>
+      <w:proofErr w:type="spellEnd"/>
       <w:r>
         <w:rPr>
           <w:rFonts w:ascii="Courier New" w:hAnsi="Courier New"/>
           <w:sz w:val="20"/>
         </w:rPr>
-        <w:t xml:space="preserve">    id = db.Column(db.Integer, primary_key=True)</w:t>
+        <w:t>):</w:t>
       </w:r>
       <w:r>
         <w:br/>
@@ -12067,27 +13583,23 @@
           <w:rFonts w:ascii="Courier New" w:hAnsi="Courier New"/>
           <w:sz w:val="20"/>
         </w:rPr>
-        <w:t xml:space="preserve">    email = db.Column(db.String(255), unique=True,</w:t>
-      </w:r>
-      <w:r>
-        <w:br/>
-      </w:r>
+        <w:t xml:space="preserve">    __</w:t>
+      </w:r>
+      <w:proofErr w:type="spellStart"/>
       <w:r>
         <w:rPr>
           <w:rFonts w:ascii="Courier New" w:hAnsi="Courier New"/>
           <w:sz w:val="20"/>
         </w:rPr>
-        <w:t xml:space="preserve">                      nullable=False, index=True)</w:t>
-      </w:r>
-      <w:r>
-        <w:br/>
-      </w:r>
+        <w:t>tablename</w:t>
+      </w:r>
+      <w:proofErr w:type="spellEnd"/>
       <w:r>
         <w:rPr>
           <w:rFonts w:ascii="Courier New" w:hAnsi="Courier New"/>
           <w:sz w:val="20"/>
         </w:rPr>
-        <w:t xml:space="preserve">    password_hash = db.Column(db.String(255), nullable=False)</w:t>
+        <w:t>__ = "users"</w:t>
       </w:r>
       <w:r>
         <w:br/>
@@ -12097,73 +13609,55 @@
           <w:rFonts w:ascii="Courier New" w:hAnsi="Courier New"/>
           <w:sz w:val="20"/>
         </w:rPr>
-        <w:t xml:space="preserve">    default_currency = db.Column(db.String(3),</w:t>
-      </w:r>
-      <w:r>
-        <w:br/>
-      </w:r>
+        <w:t xml:space="preserve">    id = </w:t>
+      </w:r>
+      <w:proofErr w:type="spellStart"/>
       <w:r>
         <w:rPr>
           <w:rFonts w:ascii="Courier New" w:hAnsi="Courier New"/>
           <w:sz w:val="20"/>
         </w:rPr>
-        <w:t xml:space="preserve">                                 default="ALL", nullable=False)</w:t>
-      </w:r>
-      <w:r>
-        <w:br/>
-      </w:r>
+        <w:t>db.Column</w:t>
+      </w:r>
+      <w:proofErr w:type="spellEnd"/>
       <w:r>
         <w:rPr>
           <w:rFonts w:ascii="Courier New" w:hAnsi="Courier New"/>
           <w:sz w:val="20"/>
         </w:rPr>
-        <w:t xml:space="preserve">    accounts = db.relationship("Account", backref="user",</w:t>
-      </w:r>
-      <w:r>
-        <w:br/>
-      </w:r>
+        <w:t>(</w:t>
+      </w:r>
+      <w:proofErr w:type="spellStart"/>
       <w:r>
         <w:rPr>
           <w:rFonts w:ascii="Courier New" w:hAnsi="Courier New"/>
           <w:sz w:val="20"/>
         </w:rPr>
-        <w:t xml:space="preserve">                               cascade="all, delete-orphan")</w:t>
-      </w:r>
-      <w:r>
-        <w:br/>
-      </w:r>
-      <w:r>
-        <w:br/>
-      </w:r>
+        <w:t>db.Integer</w:t>
+      </w:r>
+      <w:proofErr w:type="spellEnd"/>
       <w:r>
         <w:rPr>
           <w:rFonts w:ascii="Courier New" w:hAnsi="Courier New"/>
           <w:sz w:val="20"/>
         </w:rPr>
-        <w:t xml:space="preserve">    def set_password(self, plaintext: str) -&gt; None:</w:t>
-      </w:r>
-      <w:r>
-        <w:br/>
-      </w:r>
+        <w:t xml:space="preserve">, </w:t>
+      </w:r>
+      <w:proofErr w:type="spellStart"/>
       <w:r>
         <w:rPr>
           <w:rFonts w:ascii="Courier New" w:hAnsi="Courier New"/>
           <w:sz w:val="20"/>
         </w:rPr>
-        <w:t xml:space="preserve">        self.password_hash = bcrypt.generate_password_hash(</w:t>
-      </w:r>
-      <w:r>
-        <w:br/>
-      </w:r>
+        <w:t>primary_key</w:t>
+      </w:r>
+      <w:proofErr w:type="spellEnd"/>
       <w:r>
         <w:rPr>
           <w:rFonts w:ascii="Courier New" w:hAnsi="Courier New"/>
           <w:sz w:val="20"/>
         </w:rPr>
-        <w:t xml:space="preserve">            plaintext).decode("utf-8")</w:t>
-      </w:r>
-      <w:r>
-        <w:br/>
+        <w:t>=True)</w:t>
       </w:r>
       <w:r>
         <w:br/>
@@ -12173,17 +13667,379 @@
           <w:rFonts w:ascii="Courier New" w:hAnsi="Courier New"/>
           <w:sz w:val="20"/>
         </w:rPr>
-        <w:t xml:space="preserve">    def check_password(self, plaintext: str) -&gt; bool:</w:t>
-      </w:r>
-      <w:r>
-        <w:br/>
-      </w:r>
+        <w:t xml:space="preserve">    email = </w:t>
+      </w:r>
+      <w:proofErr w:type="spellStart"/>
       <w:r>
         <w:rPr>
           <w:rFonts w:ascii="Courier New" w:hAnsi="Courier New"/>
           <w:sz w:val="20"/>
         </w:rPr>
-        <w:t xml:space="preserve">        return bcrypt.check_password_hash(self.password_hash, plaintext)</w:t>
+        <w:t>db.Column</w:t>
+      </w:r>
+      <w:proofErr w:type="spellEnd"/>
+      <w:r>
+        <w:rPr>
+          <w:rFonts w:ascii="Courier New" w:hAnsi="Courier New"/>
+          <w:sz w:val="20"/>
+        </w:rPr>
+        <w:t>(</w:t>
+      </w:r>
+      <w:proofErr w:type="spellStart"/>
+      <w:r>
+        <w:rPr>
+          <w:rFonts w:ascii="Courier New" w:hAnsi="Courier New"/>
+          <w:sz w:val="20"/>
+        </w:rPr>
+        <w:t>db.String</w:t>
+      </w:r>
+      <w:proofErr w:type="spellEnd"/>
+      <w:r>
+        <w:rPr>
+          <w:rFonts w:ascii="Courier New" w:hAnsi="Courier New"/>
+          <w:sz w:val="20"/>
+        </w:rPr>
+        <w:t>(255), unique=True,</w:t>
+      </w:r>
+      <w:r>
+        <w:br/>
+      </w:r>
+      <w:r>
+        <w:rPr>
+          <w:rFonts w:ascii="Courier New" w:hAnsi="Courier New"/>
+          <w:sz w:val="20"/>
+        </w:rPr>
+        <w:t xml:space="preserve">                      nullable=False, index=True)</w:t>
+      </w:r>
+      <w:r>
+        <w:br/>
+      </w:r>
+      <w:r>
+        <w:rPr>
+          <w:rFonts w:ascii="Courier New" w:hAnsi="Courier New"/>
+          <w:sz w:val="20"/>
+        </w:rPr>
+        <w:t xml:space="preserve">    </w:t>
+      </w:r>
+      <w:proofErr w:type="spellStart"/>
+      <w:r>
+        <w:rPr>
+          <w:rFonts w:ascii="Courier New" w:hAnsi="Courier New"/>
+          <w:sz w:val="20"/>
+        </w:rPr>
+        <w:t>password_hash</w:t>
+      </w:r>
+      <w:proofErr w:type="spellEnd"/>
+      <w:r>
+        <w:rPr>
+          <w:rFonts w:ascii="Courier New" w:hAnsi="Courier New"/>
+          <w:sz w:val="20"/>
+        </w:rPr>
+        <w:t xml:space="preserve"> = </w:t>
+      </w:r>
+      <w:proofErr w:type="spellStart"/>
+      <w:r>
+        <w:rPr>
+          <w:rFonts w:ascii="Courier New" w:hAnsi="Courier New"/>
+          <w:sz w:val="20"/>
+        </w:rPr>
+        <w:t>db.Column</w:t>
+      </w:r>
+      <w:proofErr w:type="spellEnd"/>
+      <w:r>
+        <w:rPr>
+          <w:rFonts w:ascii="Courier New" w:hAnsi="Courier New"/>
+          <w:sz w:val="20"/>
+        </w:rPr>
+        <w:t>(</w:t>
+      </w:r>
+      <w:proofErr w:type="spellStart"/>
+      <w:r>
+        <w:rPr>
+          <w:rFonts w:ascii="Courier New" w:hAnsi="Courier New"/>
+          <w:sz w:val="20"/>
+        </w:rPr>
+        <w:t>db.String</w:t>
+      </w:r>
+      <w:proofErr w:type="spellEnd"/>
+      <w:r>
+        <w:rPr>
+          <w:rFonts w:ascii="Courier New" w:hAnsi="Courier New"/>
+          <w:sz w:val="20"/>
+        </w:rPr>
+        <w:t>(255), nullable=False)</w:t>
+      </w:r>
+      <w:r>
+        <w:br/>
+      </w:r>
+      <w:r>
+        <w:rPr>
+          <w:rFonts w:ascii="Courier New" w:hAnsi="Courier New"/>
+          <w:sz w:val="20"/>
+        </w:rPr>
+        <w:t xml:space="preserve">    </w:t>
+      </w:r>
+      <w:proofErr w:type="spellStart"/>
+      <w:r>
+        <w:rPr>
+          <w:rFonts w:ascii="Courier New" w:hAnsi="Courier New"/>
+          <w:sz w:val="20"/>
+        </w:rPr>
+        <w:t>default_currency</w:t>
+      </w:r>
+      <w:proofErr w:type="spellEnd"/>
+      <w:r>
+        <w:rPr>
+          <w:rFonts w:ascii="Courier New" w:hAnsi="Courier New"/>
+          <w:sz w:val="20"/>
+        </w:rPr>
+        <w:t xml:space="preserve"> = </w:t>
+      </w:r>
+      <w:proofErr w:type="spellStart"/>
+      <w:r>
+        <w:rPr>
+          <w:rFonts w:ascii="Courier New" w:hAnsi="Courier New"/>
+          <w:sz w:val="20"/>
+        </w:rPr>
+        <w:t>db.Column</w:t>
+      </w:r>
+      <w:proofErr w:type="spellEnd"/>
+      <w:r>
+        <w:rPr>
+          <w:rFonts w:ascii="Courier New" w:hAnsi="Courier New"/>
+          <w:sz w:val="20"/>
+        </w:rPr>
+        <w:t>(</w:t>
+      </w:r>
+      <w:proofErr w:type="spellStart"/>
+      <w:r>
+        <w:rPr>
+          <w:rFonts w:ascii="Courier New" w:hAnsi="Courier New"/>
+          <w:sz w:val="20"/>
+        </w:rPr>
+        <w:t>db.String</w:t>
+      </w:r>
+      <w:proofErr w:type="spellEnd"/>
+      <w:r>
+        <w:rPr>
+          <w:rFonts w:ascii="Courier New" w:hAnsi="Courier New"/>
+          <w:sz w:val="20"/>
+        </w:rPr>
+        <w:t>(3),</w:t>
+      </w:r>
+      <w:r>
+        <w:br/>
+      </w:r>
+      <w:r>
+        <w:rPr>
+          <w:rFonts w:ascii="Courier New" w:hAnsi="Courier New"/>
+          <w:sz w:val="20"/>
+        </w:rPr>
+        <w:t xml:space="preserve">                                 default="ALL", nullable=False)</w:t>
+      </w:r>
+      <w:r>
+        <w:br/>
+      </w:r>
+      <w:r>
+        <w:rPr>
+          <w:rFonts w:ascii="Courier New" w:hAnsi="Courier New"/>
+          <w:sz w:val="20"/>
+        </w:rPr>
+        <w:t xml:space="preserve">    accounts = </w:t>
+      </w:r>
+      <w:proofErr w:type="spellStart"/>
+      <w:r>
+        <w:rPr>
+          <w:rFonts w:ascii="Courier New" w:hAnsi="Courier New"/>
+          <w:sz w:val="20"/>
+        </w:rPr>
+        <w:t>db.relationship</w:t>
+      </w:r>
+      <w:proofErr w:type="spellEnd"/>
+      <w:r>
+        <w:rPr>
+          <w:rFonts w:ascii="Courier New" w:hAnsi="Courier New"/>
+          <w:sz w:val="20"/>
+        </w:rPr>
+        <w:t xml:space="preserve">("Account", </w:t>
+      </w:r>
+      <w:proofErr w:type="spellStart"/>
+      <w:r>
+        <w:rPr>
+          <w:rFonts w:ascii="Courier New" w:hAnsi="Courier New"/>
+          <w:sz w:val="20"/>
+        </w:rPr>
+        <w:t>backref</w:t>
+      </w:r>
+      <w:proofErr w:type="spellEnd"/>
+      <w:r>
+        <w:rPr>
+          <w:rFonts w:ascii="Courier New" w:hAnsi="Courier New"/>
+          <w:sz w:val="20"/>
+        </w:rPr>
+        <w:t>="user",</w:t>
+      </w:r>
+      <w:r>
+        <w:br/>
+      </w:r>
+      <w:r>
+        <w:rPr>
+          <w:rFonts w:ascii="Courier New" w:hAnsi="Courier New"/>
+          <w:sz w:val="20"/>
+        </w:rPr>
+        <w:t xml:space="preserve">                               cascade="all, delete-orphan")</w:t>
+      </w:r>
+      <w:r>
+        <w:br/>
+      </w:r>
+      <w:r>
+        <w:br/>
+      </w:r>
+      <w:r>
+        <w:rPr>
+          <w:rFonts w:ascii="Courier New" w:hAnsi="Courier New"/>
+          <w:sz w:val="20"/>
+        </w:rPr>
+        <w:t xml:space="preserve">    def </w:t>
+      </w:r>
+      <w:proofErr w:type="spellStart"/>
+      <w:r>
+        <w:rPr>
+          <w:rFonts w:ascii="Courier New" w:hAnsi="Courier New"/>
+          <w:sz w:val="20"/>
+        </w:rPr>
+        <w:t>set_password</w:t>
+      </w:r>
+      <w:proofErr w:type="spellEnd"/>
+      <w:r>
+        <w:rPr>
+          <w:rFonts w:ascii="Courier New" w:hAnsi="Courier New"/>
+          <w:sz w:val="20"/>
+        </w:rPr>
+        <w:t>(self, plaintext: str) -&gt; None:</w:t>
+      </w:r>
+      <w:r>
+        <w:br/>
+      </w:r>
+      <w:r>
+        <w:rPr>
+          <w:rFonts w:ascii="Courier New" w:hAnsi="Courier New"/>
+          <w:sz w:val="20"/>
+        </w:rPr>
+        <w:t xml:space="preserve">        </w:t>
+      </w:r>
+      <w:proofErr w:type="spellStart"/>
+      <w:r>
+        <w:rPr>
+          <w:rFonts w:ascii="Courier New" w:hAnsi="Courier New"/>
+          <w:sz w:val="20"/>
+        </w:rPr>
+        <w:t>self.password_hash</w:t>
+      </w:r>
+      <w:proofErr w:type="spellEnd"/>
+      <w:r>
+        <w:rPr>
+          <w:rFonts w:ascii="Courier New" w:hAnsi="Courier New"/>
+          <w:sz w:val="20"/>
+        </w:rPr>
+        <w:t xml:space="preserve"> = </w:t>
+      </w:r>
+      <w:proofErr w:type="spellStart"/>
+      <w:r>
+        <w:rPr>
+          <w:rFonts w:ascii="Courier New" w:hAnsi="Courier New"/>
+          <w:sz w:val="20"/>
+        </w:rPr>
+        <w:t>bcrypt.generate_password_hash</w:t>
+      </w:r>
+      <w:proofErr w:type="spellEnd"/>
+      <w:r>
+        <w:rPr>
+          <w:rFonts w:ascii="Courier New" w:hAnsi="Courier New"/>
+          <w:sz w:val="20"/>
+        </w:rPr>
+        <w:t>(</w:t>
+      </w:r>
+      <w:r>
+        <w:br/>
+      </w:r>
+      <w:r>
+        <w:rPr>
+          <w:rFonts w:ascii="Courier New" w:hAnsi="Courier New"/>
+          <w:sz w:val="20"/>
+        </w:rPr>
+        <w:t xml:space="preserve">            plaintext).decode("utf-8")</w:t>
+      </w:r>
+      <w:r>
+        <w:br/>
+      </w:r>
+      <w:r>
+        <w:br/>
+      </w:r>
+      <w:r>
+        <w:rPr>
+          <w:rFonts w:ascii="Courier New" w:hAnsi="Courier New"/>
+          <w:sz w:val="20"/>
+        </w:rPr>
+        <w:t xml:space="preserve">    def </w:t>
+      </w:r>
+      <w:proofErr w:type="spellStart"/>
+      <w:r>
+        <w:rPr>
+          <w:rFonts w:ascii="Courier New" w:hAnsi="Courier New"/>
+          <w:sz w:val="20"/>
+        </w:rPr>
+        <w:t>check_password</w:t>
+      </w:r>
+      <w:proofErr w:type="spellEnd"/>
+      <w:r>
+        <w:rPr>
+          <w:rFonts w:ascii="Courier New" w:hAnsi="Courier New"/>
+          <w:sz w:val="20"/>
+        </w:rPr>
+        <w:t>(self, plaintext: str) -&gt; bool:</w:t>
+      </w:r>
+      <w:r>
+        <w:br/>
+      </w:r>
+      <w:r>
+        <w:rPr>
+          <w:rFonts w:ascii="Courier New" w:hAnsi="Courier New"/>
+          <w:sz w:val="20"/>
+        </w:rPr>
+        <w:t xml:space="preserve">        return </w:t>
+      </w:r>
+      <w:proofErr w:type="spellStart"/>
+      <w:r>
+        <w:rPr>
+          <w:rFonts w:ascii="Courier New" w:hAnsi="Courier New"/>
+          <w:sz w:val="20"/>
+        </w:rPr>
+        <w:t>bcrypt.check_password_hash</w:t>
+      </w:r>
+      <w:proofErr w:type="spellEnd"/>
+      <w:r>
+        <w:rPr>
+          <w:rFonts w:ascii="Courier New" w:hAnsi="Courier New"/>
+          <w:sz w:val="20"/>
+        </w:rPr>
+        <w:t>(</w:t>
+      </w:r>
+      <w:proofErr w:type="spellStart"/>
+      <w:r>
+        <w:rPr>
+          <w:rFonts w:ascii="Courier New" w:hAnsi="Courier New"/>
+          <w:sz w:val="20"/>
+        </w:rPr>
+        <w:t>self.password_hash</w:t>
+      </w:r>
+      <w:proofErr w:type="spellEnd"/>
+      <w:r>
+        <w:rPr>
+          <w:rFonts w:ascii="Courier New" w:hAnsi="Courier New"/>
+          <w:sz w:val="20"/>
+        </w:rPr>
+        <w:t>, plaintext)</w:t>
       </w:r>
     </w:p>
     <w:p>
@@ -12193,8 +14049,13 @@
       <w:bookmarkStart w:id="104" w:name="__RefHeading___Toc2720_1489473378"/>
       <w:bookmarkStart w:id="105" w:name="_Toc232162532"/>
       <w:bookmarkEnd w:id="104"/>
-      <w:r>
-        <w:t>V.3  Database Implementation</w:t>
+      <w:proofErr w:type="gramStart"/>
+      <w:r>
+        <w:t>V.3  Database</w:t>
+      </w:r>
+      <w:proofErr w:type="gramEnd"/>
+      <w:r>
+        <w:t xml:space="preserve"> Implementation</w:t>
       </w:r>
       <w:bookmarkEnd w:id="105"/>
     </w:p>
@@ -12204,7 +14065,15 @@
         <w:jc w:val="both"/>
       </w:pPr>
       <w:r>
-        <w:t xml:space="preserve">The schema is declared through SQLAlchemy models and versioned with Alembic migrations. The initial migration creates the seven entity tables, the junction table, and five PostgreSQL ENUM types backing string-valued Python Enum classes in the models. Table </w:t>
+        <w:t xml:space="preserve">The schema is declared through </w:t>
+      </w:r>
+      <w:proofErr w:type="spellStart"/>
+      <w:r>
+        <w:t>SQLAlchemy</w:t>
+      </w:r>
+      <w:proofErr w:type="spellEnd"/>
+      <w:r>
+        <w:t xml:space="preserve"> models and versioned with Alembic migrations. The initial migration creates the seven entity tables, the junction table, and five PostgreSQL ENUM types backing string-valued Python Enum classes in the models. Table </w:t>
       </w:r>
       <w:r>
         <w:fldChar w:fldCharType="begin"/>
@@ -12747,7 +14616,27 @@
                 <w:sz w:val="22"/>
                 <w:szCs w:val="22"/>
               </w:rPr>
-              <w:t>Income, expense, and transfer records</w:t>
+              <w:t xml:space="preserve">Income, </w:t>
+            </w:r>
+            <w:proofErr w:type="gramStart"/>
+            <w:r>
+              <w:rPr>
+                <w:i/>
+                <w:iCs/>
+                <w:sz w:val="22"/>
+                <w:szCs w:val="22"/>
+              </w:rPr>
+              <w:t>expense</w:t>
+            </w:r>
+            <w:proofErr w:type="gramEnd"/>
+            <w:r>
+              <w:rPr>
+                <w:i/>
+                <w:iCs/>
+                <w:sz w:val="22"/>
+                <w:szCs w:val="22"/>
+              </w:rPr>
+              <w:t>, and transfer records</w:t>
             </w:r>
           </w:p>
         </w:tc>
@@ -12792,6 +14681,7 @@
             <w:pPr>
               <w:spacing w:line="281" w:lineRule="auto"/>
             </w:pPr>
+            <w:proofErr w:type="spellStart"/>
             <w:r>
               <w:rPr>
                 <w:i/>
@@ -12801,6 +14691,7 @@
               </w:rPr>
               <w:t>transaction_tags</w:t>
             </w:r>
+            <w:proofErr w:type="spellEnd"/>
           </w:p>
         </w:tc>
         <w:tc>
@@ -13021,7 +14912,113 @@
         <w:jc w:val="both"/>
       </w:pPr>
       <w:r>
-        <w:t>Three constraint patterns recur across the schema: non-null user ownership with ON DELETE CASCADE for owned records, NUMERIC(15,2) for money so values are not stored as binary floating point, and PostgreSQL ENUM columns for controlled values. The relational design follows Codd [12], with practical 3NF and update-anomaly guidance from Elmasri and Navathe [48]. One implementation issue involved ENUM serialisation: the model enums subclass str and enum.Enum, so TransactionType.INCOME has the value “income”, while SQLAlchemy can otherwise serialise the member name. The migration initially exposed this mismatch. The fix was to use values_callable on each Enum column so SQLAlchemy serialises the enum value rather than the member name.</w:t>
+        <w:t xml:space="preserve">Three constraint patterns recur across the schema: non-null user ownership with ON DELETE CASCADE for owned records, </w:t>
+      </w:r>
+      <w:proofErr w:type="gramStart"/>
+      <w:r>
+        <w:t>NUMERIC(</w:t>
+      </w:r>
+      <w:proofErr w:type="gramEnd"/>
+      <w:r>
+        <w:t xml:space="preserve">15,2) for money so values are not stored as binary floating point, and PostgreSQL ENUM columns for controlled values. The relational design follows Codd [12], with practical 3NF and update-anomaly guidance from Elmasri and Navathe [48]. One implementation issue involved ENUM </w:t>
+      </w:r>
+      <w:proofErr w:type="spellStart"/>
+      <w:r>
+        <w:t>serialisation</w:t>
+      </w:r>
+      <w:proofErr w:type="spellEnd"/>
+      <w:r>
+        <w:t xml:space="preserve">: the model </w:t>
+      </w:r>
+      <w:proofErr w:type="spellStart"/>
+      <w:r>
+        <w:t>enums</w:t>
+      </w:r>
+      <w:proofErr w:type="spellEnd"/>
+      <w:r>
+        <w:t xml:space="preserve"> subclass str and </w:t>
+      </w:r>
+      <w:proofErr w:type="spellStart"/>
+      <w:proofErr w:type="gramStart"/>
+      <w:r>
+        <w:t>enum.Enum</w:t>
+      </w:r>
+      <w:proofErr w:type="spellEnd"/>
+      <w:proofErr w:type="gramEnd"/>
+      <w:r>
+        <w:t xml:space="preserve">, so </w:t>
+      </w:r>
+      <w:proofErr w:type="spellStart"/>
+      <w:r>
+        <w:t>TransactionType.INCOME</w:t>
+      </w:r>
+      <w:proofErr w:type="spellEnd"/>
+      <w:r>
+        <w:t xml:space="preserve"> has the value “income”, while </w:t>
+      </w:r>
+      <w:proofErr w:type="spellStart"/>
+      <w:r>
+        <w:t>SQLAlchemy</w:t>
+      </w:r>
+      <w:proofErr w:type="spellEnd"/>
+      <w:r>
+        <w:t xml:space="preserve"> can otherwise </w:t>
+      </w:r>
+      <w:proofErr w:type="spellStart"/>
+      <w:r>
+        <w:t>serialise</w:t>
+      </w:r>
+      <w:proofErr w:type="spellEnd"/>
+      <w:r>
+        <w:t xml:space="preserve"> the </w:t>
+      </w:r>
+      <w:proofErr w:type="gramStart"/>
+      <w:r>
+        <w:t>member</w:t>
+      </w:r>
+      <w:proofErr w:type="gramEnd"/>
+      <w:r>
+        <w:t xml:space="preserve"> name. The migration initially exposed this mismatch. The fix was to use </w:t>
+      </w:r>
+      <w:proofErr w:type="spellStart"/>
+      <w:r>
+        <w:t>values_callable</w:t>
+      </w:r>
+      <w:proofErr w:type="spellEnd"/>
+      <w:r>
+        <w:t xml:space="preserve"> on each Enum column so </w:t>
+      </w:r>
+      <w:proofErr w:type="spellStart"/>
+      <w:r>
+        <w:t>SQLAlchemy</w:t>
+      </w:r>
+      <w:proofErr w:type="spellEnd"/>
+      <w:r>
+        <w:t xml:space="preserve"> </w:t>
+      </w:r>
+      <w:proofErr w:type="spellStart"/>
+      <w:r>
+        <w:t>serialises</w:t>
+      </w:r>
+      <w:proofErr w:type="spellEnd"/>
+      <w:r>
+        <w:t xml:space="preserve"> the </w:t>
+      </w:r>
+      <w:proofErr w:type="spellStart"/>
+      <w:r>
+        <w:t>enum</w:t>
+      </w:r>
+      <w:proofErr w:type="spellEnd"/>
+      <w:r>
+        <w:t xml:space="preserve"> value rather than the </w:t>
+      </w:r>
+      <w:proofErr w:type="gramStart"/>
+      <w:r>
+        <w:t>member</w:t>
+      </w:r>
+      <w:proofErr w:type="gramEnd"/>
+      <w:r>
+        <w:t xml:space="preserve"> name.</w:t>
       </w:r>
     </w:p>
     <w:p>
@@ -13031,8 +15028,13 @@
       <w:bookmarkStart w:id="107" w:name="__RefHeading___Toc2722_1489473378"/>
       <w:bookmarkStart w:id="108" w:name="_Toc232162533"/>
       <w:bookmarkEnd w:id="107"/>
-      <w:r>
-        <w:t>V.4  API Layer</w:t>
+      <w:proofErr w:type="gramStart"/>
+      <w:r>
+        <w:t>V.4  API</w:t>
+      </w:r>
+      <w:proofErr w:type="gramEnd"/>
+      <w:r>
+        <w:t xml:space="preserve"> Layer</w:t>
       </w:r>
       <w:bookmarkEnd w:id="108"/>
     </w:p>
@@ -13042,7 +15044,15 @@
         <w:jc w:val="both"/>
       </w:pPr>
       <w:r>
-        <w:t xml:space="preserve">The application exposes forty-three resource/domain routes across eight Flask Blueprints, plus a global /api/health endpoint for liveness checks. The Blueprints provide create, read, update and delete operations where appropriate to each resource, together with domain-specific actions such as goal contributions, transaction bulk deletion, report export and CSV import. A consistent JSON error convention and per-user ownership filtering are applied across protected resources. Table </w:t>
+        <w:t>The application exposes forty-three resource/domain routes across eight Flask Blueprints, plus a global /</w:t>
+      </w:r>
+      <w:proofErr w:type="spellStart"/>
+      <w:r>
+        <w:t>api</w:t>
+      </w:r>
+      <w:proofErr w:type="spellEnd"/>
+      <w:r>
+        <w:t xml:space="preserve">/health endpoint for liveness checks. The Blueprints provide create, read, update and delete operations where appropriate to each resource, together with domain-specific actions such as goal contributions, transaction bulk deletion, report export and CSV import. A consistent JSON error convention and per-user ownership filtering are applied across protected resources. Table </w:t>
       </w:r>
       <w:r>
         <w:fldChar w:fldCharType="begin"/>
@@ -13306,7 +15316,27 @@
                 <w:sz w:val="22"/>
                 <w:szCs w:val="22"/>
               </w:rPr>
-              <w:t>/api/auth</w:t>
+              <w:t>/</w:t>
+            </w:r>
+            <w:proofErr w:type="spellStart"/>
+            <w:r>
+              <w:rPr>
+                <w:i/>
+                <w:iCs/>
+                <w:sz w:val="22"/>
+                <w:szCs w:val="22"/>
+              </w:rPr>
+              <w:t>api</w:t>
+            </w:r>
+            <w:proofErr w:type="spellEnd"/>
+            <w:r>
+              <w:rPr>
+                <w:i/>
+                <w:iCs/>
+                <w:sz w:val="22"/>
+                <w:szCs w:val="22"/>
+              </w:rPr>
+              <w:t>/auth</w:t>
             </w:r>
           </w:p>
         </w:tc>
@@ -13408,7 +15438,27 @@
                 <w:sz w:val="22"/>
                 <w:szCs w:val="22"/>
               </w:rPr>
-              <w:t>/api/accounts</w:t>
+              <w:t>/</w:t>
+            </w:r>
+            <w:proofErr w:type="spellStart"/>
+            <w:r>
+              <w:rPr>
+                <w:i/>
+                <w:iCs/>
+                <w:sz w:val="22"/>
+                <w:szCs w:val="22"/>
+              </w:rPr>
+              <w:t>api</w:t>
+            </w:r>
+            <w:proofErr w:type="spellEnd"/>
+            <w:r>
+              <w:rPr>
+                <w:i/>
+                <w:iCs/>
+                <w:sz w:val="22"/>
+                <w:szCs w:val="22"/>
+              </w:rPr>
+              <w:t>/accounts</w:t>
             </w:r>
           </w:p>
         </w:tc>
@@ -13510,7 +15560,27 @@
                 <w:sz w:val="22"/>
                 <w:szCs w:val="22"/>
               </w:rPr>
-              <w:t>/api/categories</w:t>
+              <w:t>/</w:t>
+            </w:r>
+            <w:proofErr w:type="spellStart"/>
+            <w:r>
+              <w:rPr>
+                <w:i/>
+                <w:iCs/>
+                <w:sz w:val="22"/>
+                <w:szCs w:val="22"/>
+              </w:rPr>
+              <w:t>api</w:t>
+            </w:r>
+            <w:proofErr w:type="spellEnd"/>
+            <w:r>
+              <w:rPr>
+                <w:i/>
+                <w:iCs/>
+                <w:sz w:val="22"/>
+                <w:szCs w:val="22"/>
+              </w:rPr>
+              <w:t>/categories</w:t>
             </w:r>
           </w:p>
         </w:tc>
@@ -13613,7 +15683,27 @@
                 <w:sz w:val="22"/>
                 <w:szCs w:val="22"/>
               </w:rPr>
-              <w:t>/api/transactions</w:t>
+              <w:t>/</w:t>
+            </w:r>
+            <w:proofErr w:type="spellStart"/>
+            <w:r>
+              <w:rPr>
+                <w:i/>
+                <w:iCs/>
+                <w:sz w:val="22"/>
+                <w:szCs w:val="22"/>
+              </w:rPr>
+              <w:t>api</w:t>
+            </w:r>
+            <w:proofErr w:type="spellEnd"/>
+            <w:r>
+              <w:rPr>
+                <w:i/>
+                <w:iCs/>
+                <w:sz w:val="22"/>
+                <w:szCs w:val="22"/>
+              </w:rPr>
+              <w:t>/transactions</w:t>
             </w:r>
           </w:p>
         </w:tc>
@@ -13715,7 +15805,27 @@
                 <w:sz w:val="22"/>
                 <w:szCs w:val="22"/>
               </w:rPr>
-              <w:t>/api/budgets</w:t>
+              <w:t>/</w:t>
+            </w:r>
+            <w:proofErr w:type="spellStart"/>
+            <w:r>
+              <w:rPr>
+                <w:i/>
+                <w:iCs/>
+                <w:sz w:val="22"/>
+                <w:szCs w:val="22"/>
+              </w:rPr>
+              <w:t>api</w:t>
+            </w:r>
+            <w:proofErr w:type="spellEnd"/>
+            <w:r>
+              <w:rPr>
+                <w:i/>
+                <w:iCs/>
+                <w:sz w:val="22"/>
+                <w:szCs w:val="22"/>
+              </w:rPr>
+              <w:t>/budgets</w:t>
             </w:r>
           </w:p>
         </w:tc>
@@ -13817,7 +15927,27 @@
                 <w:sz w:val="22"/>
                 <w:szCs w:val="22"/>
               </w:rPr>
-              <w:t>/api/goals</w:t>
+              <w:t>/</w:t>
+            </w:r>
+            <w:proofErr w:type="spellStart"/>
+            <w:r>
+              <w:rPr>
+                <w:i/>
+                <w:iCs/>
+                <w:sz w:val="22"/>
+                <w:szCs w:val="22"/>
+              </w:rPr>
+              <w:t>api</w:t>
+            </w:r>
+            <w:proofErr w:type="spellEnd"/>
+            <w:r>
+              <w:rPr>
+                <w:i/>
+                <w:iCs/>
+                <w:sz w:val="22"/>
+                <w:szCs w:val="22"/>
+              </w:rPr>
+              <w:t>/goals</w:t>
             </w:r>
           </w:p>
         </w:tc>
@@ -13919,7 +16049,27 @@
                 <w:sz w:val="22"/>
                 <w:szCs w:val="22"/>
               </w:rPr>
-              <w:t>/api/reports</w:t>
+              <w:t>/</w:t>
+            </w:r>
+            <w:proofErr w:type="spellStart"/>
+            <w:r>
+              <w:rPr>
+                <w:i/>
+                <w:iCs/>
+                <w:sz w:val="22"/>
+                <w:szCs w:val="22"/>
+              </w:rPr>
+              <w:t>api</w:t>
+            </w:r>
+            <w:proofErr w:type="spellEnd"/>
+            <w:r>
+              <w:rPr>
+                <w:i/>
+                <w:iCs/>
+                <w:sz w:val="22"/>
+                <w:szCs w:val="22"/>
+              </w:rPr>
+              <w:t>/reports</w:t>
             </w:r>
           </w:p>
         </w:tc>
@@ -14021,7 +16171,27 @@
                 <w:sz w:val="22"/>
                 <w:szCs w:val="22"/>
               </w:rPr>
-              <w:t>/api/imports</w:t>
+              <w:t>/</w:t>
+            </w:r>
+            <w:proofErr w:type="spellStart"/>
+            <w:r>
+              <w:rPr>
+                <w:i/>
+                <w:iCs/>
+                <w:sz w:val="22"/>
+                <w:szCs w:val="22"/>
+              </w:rPr>
+              <w:t>api</w:t>
+            </w:r>
+            <w:proofErr w:type="spellEnd"/>
+            <w:r>
+              <w:rPr>
+                <w:i/>
+                <w:iCs/>
+                <w:sz w:val="22"/>
+                <w:szCs w:val="22"/>
+              </w:rPr>
+              <w:t>/imports</w:t>
             </w:r>
           </w:p>
         </w:tc>
@@ -14088,7 +16258,55 @@
         <w:jc w:val="both"/>
       </w:pPr>
       <w:r>
-        <w:t>Code 5.2 shows the transaction-creation endpoint in abbreviated form. The login_required decorator validates the JWT and supplies the resolved user to the handler, so ownership is derived from the token rather than a client-supplied user_id. Request values are checked by a small validators module containing helpers such as require, parse_decimal, parse_date and validate_currency; validation failures return HTTP 400 with the relevant field identified. Referenced resources are queried together with the authenticated user ID. Marshmallow was considered for schema validation, but the request structures in this project are small and stable, so a compact shared validator module was kept instead.</w:t>
+        <w:t xml:space="preserve">Code 5.2 shows the transaction-creation endpoint in abbreviated form. The </w:t>
+      </w:r>
+      <w:proofErr w:type="spellStart"/>
+      <w:r>
+        <w:t>login_required</w:t>
+      </w:r>
+      <w:proofErr w:type="spellEnd"/>
+      <w:r>
+        <w:t xml:space="preserve"> decorator validates the JWT and supplies the resolved user to the handler, so ownership is derived from the token rather than a client-supplied </w:t>
+      </w:r>
+      <w:proofErr w:type="spellStart"/>
+      <w:r>
+        <w:t>user_id</w:t>
+      </w:r>
+      <w:proofErr w:type="spellEnd"/>
+      <w:r>
+        <w:t xml:space="preserve">. Request values are checked by a small </w:t>
+      </w:r>
+      <w:proofErr w:type="gramStart"/>
+      <w:r>
+        <w:t>validators</w:t>
+      </w:r>
+      <w:proofErr w:type="gramEnd"/>
+      <w:r>
+        <w:t xml:space="preserve"> module containing helpers such as require, </w:t>
+      </w:r>
+      <w:proofErr w:type="spellStart"/>
+      <w:r>
+        <w:t>parse_decimal</w:t>
+      </w:r>
+      <w:proofErr w:type="spellEnd"/>
+      <w:r>
+        <w:t xml:space="preserve">, </w:t>
+      </w:r>
+      <w:proofErr w:type="spellStart"/>
+      <w:r>
+        <w:t>parse_date</w:t>
+      </w:r>
+      <w:proofErr w:type="spellEnd"/>
+      <w:r>
+        <w:t xml:space="preserve"> and </w:t>
+      </w:r>
+      <w:proofErr w:type="spellStart"/>
+      <w:r>
+        <w:t>validate_currency</w:t>
+      </w:r>
+      <w:proofErr w:type="spellEnd"/>
+      <w:r>
+        <w:t>; validation failures return HTTP 400 with the relevant field identified. Referenced resources are queried together with the authenticated user ID. Marshmallow was considered for schema validation, but the request structures in this project are small and stable, so a compact shared validator module was kept instead.</w:t>
       </w:r>
     </w:p>
     <w:p>
@@ -14138,29 +16356,25 @@
           <w:sz w:val="20"/>
           <w:szCs w:val="20"/>
         </w:rPr>
-        <w:t>def create_transaction(user):</w:t>
-      </w:r>
-      <w:r>
-        <w:br/>
-      </w:r>
+        <w:t xml:space="preserve">def </w:t>
+      </w:r>
+      <w:proofErr w:type="spellStart"/>
       <w:r>
         <w:rPr>
           <w:rFonts w:ascii="Courier New" w:eastAsia="Courier New" w:hAnsi="Courier New" w:cs="Courier New"/>
           <w:sz w:val="20"/>
           <w:szCs w:val="20"/>
         </w:rPr>
-        <w:t xml:space="preserve">    data = request.get_json(silent=True) or {}</w:t>
-      </w:r>
-      <w:r>
-        <w:br/>
-      </w:r>
+        <w:t>create_transaction</w:t>
+      </w:r>
+      <w:proofErr w:type="spellEnd"/>
       <w:r>
         <w:rPr>
           <w:rFonts w:ascii="Courier New" w:eastAsia="Courier New" w:hAnsi="Courier New" w:cs="Courier New"/>
           <w:sz w:val="20"/>
           <w:szCs w:val="20"/>
         </w:rPr>
-        <w:t xml:space="preserve">    try:</w:t>
+        <w:t>(user):</w:t>
       </w:r>
       <w:r>
         <w:br/>
@@ -14171,29 +16385,25 @@
           <w:sz w:val="20"/>
           <w:szCs w:val="20"/>
         </w:rPr>
-        <w:t xml:space="preserve">        require(data, "account_id", "transaction_type",</w:t>
-      </w:r>
-      <w:r>
-        <w:br/>
-      </w:r>
+        <w:t xml:space="preserve">    data = </w:t>
+      </w:r>
+      <w:proofErr w:type="spellStart"/>
       <w:r>
         <w:rPr>
           <w:rFonts w:ascii="Courier New" w:eastAsia="Courier New" w:hAnsi="Courier New" w:cs="Courier New"/>
           <w:sz w:val="20"/>
           <w:szCs w:val="20"/>
         </w:rPr>
-        <w:t xml:space="preserve">                "amount", "transaction_date")</w:t>
-      </w:r>
-      <w:r>
-        <w:br/>
-      </w:r>
+        <w:t>request.get_json</w:t>
+      </w:r>
+      <w:proofErr w:type="spellEnd"/>
       <w:r>
         <w:rPr>
           <w:rFonts w:ascii="Courier New" w:eastAsia="Courier New" w:hAnsi="Courier New" w:cs="Courier New"/>
           <w:sz w:val="20"/>
           <w:szCs w:val="20"/>
         </w:rPr>
-        <w:t xml:space="preserve">        ttype = TransactionType(data["transaction_type"])</w:t>
+        <w:t>(silent=True) or {}</w:t>
       </w:r>
       <w:r>
         <w:br/>
@@ -14204,7 +16414,7 @@
           <w:sz w:val="20"/>
           <w:szCs w:val="20"/>
         </w:rPr>
-        <w:t xml:space="preserve">        account = _ensure_user_owns_account(user, data["account_id"])</w:t>
+        <w:t xml:space="preserve">    try:</w:t>
       </w:r>
       <w:r>
         <w:br/>
@@ -14215,51 +16425,43 @@
           <w:sz w:val="20"/>
           <w:szCs w:val="20"/>
         </w:rPr>
-        <w:t xml:space="preserve">        amount = parse_decimal(data["amount"], "amount")</w:t>
-      </w:r>
-      <w:r>
-        <w:br/>
-      </w:r>
+        <w:t xml:space="preserve">        require(data, "</w:t>
+      </w:r>
+      <w:proofErr w:type="spellStart"/>
       <w:r>
         <w:rPr>
           <w:rFonts w:ascii="Courier New" w:eastAsia="Courier New" w:hAnsi="Courier New" w:cs="Courier New"/>
           <w:sz w:val="20"/>
           <w:szCs w:val="20"/>
         </w:rPr>
-        <w:t xml:space="preserve">        # ... category type check and transfer pairing elided ...</w:t>
-      </w:r>
-      <w:r>
-        <w:br/>
-      </w:r>
+        <w:t>account_id</w:t>
+      </w:r>
+      <w:proofErr w:type="spellEnd"/>
       <w:r>
         <w:rPr>
           <w:rFonts w:ascii="Courier New" w:eastAsia="Courier New" w:hAnsi="Courier New" w:cs="Courier New"/>
           <w:sz w:val="20"/>
           <w:szCs w:val="20"/>
         </w:rPr>
-        <w:t xml:space="preserve">        txn = Transaction(user_id=user.id, account_id=account.id,</w:t>
-      </w:r>
-      <w:r>
-        <w:br/>
-      </w:r>
+        <w:t>", "</w:t>
+      </w:r>
+      <w:proofErr w:type="spellStart"/>
       <w:r>
         <w:rPr>
           <w:rFonts w:ascii="Courier New" w:eastAsia="Courier New" w:hAnsi="Courier New" w:cs="Courier New"/>
           <w:sz w:val="20"/>
           <w:szCs w:val="20"/>
         </w:rPr>
-        <w:t xml:space="preserve">                          transaction_type=ttype, amount=amount, ...)</w:t>
-      </w:r>
-      <w:r>
-        <w:br/>
-      </w:r>
+        <w:t>transaction_type</w:t>
+      </w:r>
+      <w:proofErr w:type="spellEnd"/>
       <w:r>
         <w:rPr>
           <w:rFonts w:ascii="Courier New" w:eastAsia="Courier New" w:hAnsi="Courier New" w:cs="Courier New"/>
           <w:sz w:val="20"/>
           <w:szCs w:val="20"/>
         </w:rPr>
-        <w:t xml:space="preserve">        db.session.add(txn)</w:t>
+        <w:t>",</w:t>
       </w:r>
       <w:r>
         <w:br/>
@@ -14270,29 +16472,25 @@
           <w:sz w:val="20"/>
           <w:szCs w:val="20"/>
         </w:rPr>
-        <w:t xml:space="preserve">        db.session.commit()</w:t>
-      </w:r>
-      <w:r>
-        <w:br/>
-      </w:r>
+        <w:t xml:space="preserve">                "amount", "</w:t>
+      </w:r>
+      <w:proofErr w:type="spellStart"/>
       <w:r>
         <w:rPr>
           <w:rFonts w:ascii="Courier New" w:eastAsia="Courier New" w:hAnsi="Courier New" w:cs="Courier New"/>
           <w:sz w:val="20"/>
           <w:szCs w:val="20"/>
         </w:rPr>
-        <w:t xml:space="preserve">        return jsonify(txn.to_dict()), 201</w:t>
-      </w:r>
-      <w:r>
-        <w:br/>
-      </w:r>
+        <w:t>transaction_date</w:t>
+      </w:r>
+      <w:proofErr w:type="spellEnd"/>
       <w:r>
         <w:rPr>
           <w:rFonts w:ascii="Courier New" w:eastAsia="Courier New" w:hAnsi="Courier New" w:cs="Courier New"/>
           <w:sz w:val="20"/>
           <w:szCs w:val="20"/>
         </w:rPr>
-        <w:t xml:space="preserve">    except ValidationError as e:</w:t>
+        <w:t>")</w:t>
       </w:r>
       <w:r>
         <w:br/>
@@ -14303,18 +16501,488 @@
           <w:sz w:val="20"/>
           <w:szCs w:val="20"/>
         </w:rPr>
-        <w:t xml:space="preserve">        return jsonify(error="validation", field=e.field,</w:t>
-      </w:r>
-      <w:r>
-        <w:br/>
-      </w:r>
+        <w:t xml:space="preserve">        </w:t>
+      </w:r>
+      <w:proofErr w:type="spellStart"/>
       <w:r>
         <w:rPr>
           <w:rFonts w:ascii="Courier New" w:eastAsia="Courier New" w:hAnsi="Courier New" w:cs="Courier New"/>
           <w:sz w:val="20"/>
           <w:szCs w:val="20"/>
         </w:rPr>
-        <w:t xml:space="preserve">                       message=e.message), 400</w:t>
+        <w:t>ttype</w:t>
+      </w:r>
+      <w:proofErr w:type="spellEnd"/>
+      <w:r>
+        <w:rPr>
+          <w:rFonts w:ascii="Courier New" w:eastAsia="Courier New" w:hAnsi="Courier New" w:cs="Courier New"/>
+          <w:sz w:val="20"/>
+          <w:szCs w:val="20"/>
+        </w:rPr>
+        <w:t xml:space="preserve"> = </w:t>
+      </w:r>
+      <w:proofErr w:type="spellStart"/>
+      <w:r>
+        <w:rPr>
+          <w:rFonts w:ascii="Courier New" w:eastAsia="Courier New" w:hAnsi="Courier New" w:cs="Courier New"/>
+          <w:sz w:val="20"/>
+          <w:szCs w:val="20"/>
+        </w:rPr>
+        <w:t>TransactionType</w:t>
+      </w:r>
+      <w:proofErr w:type="spellEnd"/>
+      <w:r>
+        <w:rPr>
+          <w:rFonts w:ascii="Courier New" w:eastAsia="Courier New" w:hAnsi="Courier New" w:cs="Courier New"/>
+          <w:sz w:val="20"/>
+          <w:szCs w:val="20"/>
+        </w:rPr>
+        <w:t>(data["</w:t>
+      </w:r>
+      <w:proofErr w:type="spellStart"/>
+      <w:r>
+        <w:rPr>
+          <w:rFonts w:ascii="Courier New" w:eastAsia="Courier New" w:hAnsi="Courier New" w:cs="Courier New"/>
+          <w:sz w:val="20"/>
+          <w:szCs w:val="20"/>
+        </w:rPr>
+        <w:t>transaction_type</w:t>
+      </w:r>
+      <w:proofErr w:type="spellEnd"/>
+      <w:r>
+        <w:rPr>
+          <w:rFonts w:ascii="Courier New" w:eastAsia="Courier New" w:hAnsi="Courier New" w:cs="Courier New"/>
+          <w:sz w:val="20"/>
+          <w:szCs w:val="20"/>
+        </w:rPr>
+        <w:t>"])</w:t>
+      </w:r>
+      <w:r>
+        <w:br/>
+      </w:r>
+      <w:r>
+        <w:rPr>
+          <w:rFonts w:ascii="Courier New" w:eastAsia="Courier New" w:hAnsi="Courier New" w:cs="Courier New"/>
+          <w:sz w:val="20"/>
+          <w:szCs w:val="20"/>
+        </w:rPr>
+        <w:t xml:space="preserve">        account = _</w:t>
+      </w:r>
+      <w:proofErr w:type="spellStart"/>
+      <w:r>
+        <w:rPr>
+          <w:rFonts w:ascii="Courier New" w:eastAsia="Courier New" w:hAnsi="Courier New" w:cs="Courier New"/>
+          <w:sz w:val="20"/>
+          <w:szCs w:val="20"/>
+        </w:rPr>
+        <w:t>ensure_user_owns_account</w:t>
+      </w:r>
+      <w:proofErr w:type="spellEnd"/>
+      <w:r>
+        <w:rPr>
+          <w:rFonts w:ascii="Courier New" w:eastAsia="Courier New" w:hAnsi="Courier New" w:cs="Courier New"/>
+          <w:sz w:val="20"/>
+          <w:szCs w:val="20"/>
+        </w:rPr>
+        <w:t>(user, data["</w:t>
+      </w:r>
+      <w:proofErr w:type="spellStart"/>
+      <w:r>
+        <w:rPr>
+          <w:rFonts w:ascii="Courier New" w:eastAsia="Courier New" w:hAnsi="Courier New" w:cs="Courier New"/>
+          <w:sz w:val="20"/>
+          <w:szCs w:val="20"/>
+        </w:rPr>
+        <w:t>account_id</w:t>
+      </w:r>
+      <w:proofErr w:type="spellEnd"/>
+      <w:r>
+        <w:rPr>
+          <w:rFonts w:ascii="Courier New" w:eastAsia="Courier New" w:hAnsi="Courier New" w:cs="Courier New"/>
+          <w:sz w:val="20"/>
+          <w:szCs w:val="20"/>
+        </w:rPr>
+        <w:t>"])</w:t>
+      </w:r>
+      <w:r>
+        <w:br/>
+      </w:r>
+      <w:r>
+        <w:rPr>
+          <w:rFonts w:ascii="Courier New" w:eastAsia="Courier New" w:hAnsi="Courier New" w:cs="Courier New"/>
+          <w:sz w:val="20"/>
+          <w:szCs w:val="20"/>
+        </w:rPr>
+        <w:t xml:space="preserve">        amount = </w:t>
+      </w:r>
+      <w:proofErr w:type="spellStart"/>
+      <w:r>
+        <w:rPr>
+          <w:rFonts w:ascii="Courier New" w:eastAsia="Courier New" w:hAnsi="Courier New" w:cs="Courier New"/>
+          <w:sz w:val="20"/>
+          <w:szCs w:val="20"/>
+        </w:rPr>
+        <w:t>parse_decimal</w:t>
+      </w:r>
+      <w:proofErr w:type="spellEnd"/>
+      <w:r>
+        <w:rPr>
+          <w:rFonts w:ascii="Courier New" w:eastAsia="Courier New" w:hAnsi="Courier New" w:cs="Courier New"/>
+          <w:sz w:val="20"/>
+          <w:szCs w:val="20"/>
+        </w:rPr>
+        <w:t>(data["amount"], "amount")</w:t>
+      </w:r>
+      <w:r>
+        <w:br/>
+      </w:r>
+      <w:r>
+        <w:rPr>
+          <w:rFonts w:ascii="Courier New" w:eastAsia="Courier New" w:hAnsi="Courier New" w:cs="Courier New"/>
+          <w:sz w:val="20"/>
+          <w:szCs w:val="20"/>
+        </w:rPr>
+        <w:t xml:space="preserve">        # ... category type check and transfer pairing elided ...</w:t>
+      </w:r>
+      <w:r>
+        <w:br/>
+      </w:r>
+      <w:r>
+        <w:rPr>
+          <w:rFonts w:ascii="Courier New" w:eastAsia="Courier New" w:hAnsi="Courier New" w:cs="Courier New"/>
+          <w:sz w:val="20"/>
+          <w:szCs w:val="20"/>
+        </w:rPr>
+        <w:t xml:space="preserve">        </w:t>
+      </w:r>
+      <w:proofErr w:type="spellStart"/>
+      <w:r>
+        <w:rPr>
+          <w:rFonts w:ascii="Courier New" w:eastAsia="Courier New" w:hAnsi="Courier New" w:cs="Courier New"/>
+          <w:sz w:val="20"/>
+          <w:szCs w:val="20"/>
+        </w:rPr>
+        <w:t>txn</w:t>
+      </w:r>
+      <w:proofErr w:type="spellEnd"/>
+      <w:r>
+        <w:rPr>
+          <w:rFonts w:ascii="Courier New" w:eastAsia="Courier New" w:hAnsi="Courier New" w:cs="Courier New"/>
+          <w:sz w:val="20"/>
+          <w:szCs w:val="20"/>
+        </w:rPr>
+        <w:t xml:space="preserve"> = Transaction(</w:t>
+      </w:r>
+      <w:proofErr w:type="spellStart"/>
+      <w:r>
+        <w:rPr>
+          <w:rFonts w:ascii="Courier New" w:eastAsia="Courier New" w:hAnsi="Courier New" w:cs="Courier New"/>
+          <w:sz w:val="20"/>
+          <w:szCs w:val="20"/>
+        </w:rPr>
+        <w:t>user_id</w:t>
+      </w:r>
+      <w:proofErr w:type="spellEnd"/>
+      <w:r>
+        <w:rPr>
+          <w:rFonts w:ascii="Courier New" w:eastAsia="Courier New" w:hAnsi="Courier New" w:cs="Courier New"/>
+          <w:sz w:val="20"/>
+          <w:szCs w:val="20"/>
+        </w:rPr>
+        <w:t xml:space="preserve">=user.id, </w:t>
+      </w:r>
+      <w:proofErr w:type="spellStart"/>
+      <w:r>
+        <w:rPr>
+          <w:rFonts w:ascii="Courier New" w:eastAsia="Courier New" w:hAnsi="Courier New" w:cs="Courier New"/>
+          <w:sz w:val="20"/>
+          <w:szCs w:val="20"/>
+        </w:rPr>
+        <w:t>account_id</w:t>
+      </w:r>
+      <w:proofErr w:type="spellEnd"/>
+      <w:r>
+        <w:rPr>
+          <w:rFonts w:ascii="Courier New" w:eastAsia="Courier New" w:hAnsi="Courier New" w:cs="Courier New"/>
+          <w:sz w:val="20"/>
+          <w:szCs w:val="20"/>
+        </w:rPr>
+        <w:t>=account.id,</w:t>
+      </w:r>
+      <w:r>
+        <w:br/>
+      </w:r>
+      <w:r>
+        <w:rPr>
+          <w:rFonts w:ascii="Courier New" w:eastAsia="Courier New" w:hAnsi="Courier New" w:cs="Courier New"/>
+          <w:sz w:val="20"/>
+          <w:szCs w:val="20"/>
+        </w:rPr>
+        <w:t xml:space="preserve">                          </w:t>
+      </w:r>
+      <w:proofErr w:type="spellStart"/>
+      <w:r>
+        <w:rPr>
+          <w:rFonts w:ascii="Courier New" w:eastAsia="Courier New" w:hAnsi="Courier New" w:cs="Courier New"/>
+          <w:sz w:val="20"/>
+          <w:szCs w:val="20"/>
+        </w:rPr>
+        <w:t>transaction_type</w:t>
+      </w:r>
+      <w:proofErr w:type="spellEnd"/>
+      <w:r>
+        <w:rPr>
+          <w:rFonts w:ascii="Courier New" w:eastAsia="Courier New" w:hAnsi="Courier New" w:cs="Courier New"/>
+          <w:sz w:val="20"/>
+          <w:szCs w:val="20"/>
+        </w:rPr>
+        <w:t>=</w:t>
+      </w:r>
+      <w:proofErr w:type="spellStart"/>
+      <w:r>
+        <w:rPr>
+          <w:rFonts w:ascii="Courier New" w:eastAsia="Courier New" w:hAnsi="Courier New" w:cs="Courier New"/>
+          <w:sz w:val="20"/>
+          <w:szCs w:val="20"/>
+        </w:rPr>
+        <w:t>ttype</w:t>
+      </w:r>
+      <w:proofErr w:type="spellEnd"/>
+      <w:r>
+        <w:rPr>
+          <w:rFonts w:ascii="Courier New" w:eastAsia="Courier New" w:hAnsi="Courier New" w:cs="Courier New"/>
+          <w:sz w:val="20"/>
+          <w:szCs w:val="20"/>
+        </w:rPr>
+        <w:t>, amount=amount, ...)</w:t>
+      </w:r>
+      <w:r>
+        <w:br/>
+      </w:r>
+      <w:r>
+        <w:rPr>
+          <w:rFonts w:ascii="Courier New" w:eastAsia="Courier New" w:hAnsi="Courier New" w:cs="Courier New"/>
+          <w:sz w:val="20"/>
+          <w:szCs w:val="20"/>
+        </w:rPr>
+        <w:t xml:space="preserve">        </w:t>
+      </w:r>
+      <w:proofErr w:type="spellStart"/>
+      <w:r>
+        <w:rPr>
+          <w:rFonts w:ascii="Courier New" w:eastAsia="Courier New" w:hAnsi="Courier New" w:cs="Courier New"/>
+          <w:sz w:val="20"/>
+          <w:szCs w:val="20"/>
+        </w:rPr>
+        <w:t>db.session.add</w:t>
+      </w:r>
+      <w:proofErr w:type="spellEnd"/>
+      <w:r>
+        <w:rPr>
+          <w:rFonts w:ascii="Courier New" w:eastAsia="Courier New" w:hAnsi="Courier New" w:cs="Courier New"/>
+          <w:sz w:val="20"/>
+          <w:szCs w:val="20"/>
+        </w:rPr>
+        <w:t>(</w:t>
+      </w:r>
+      <w:proofErr w:type="spellStart"/>
+      <w:r>
+        <w:rPr>
+          <w:rFonts w:ascii="Courier New" w:eastAsia="Courier New" w:hAnsi="Courier New" w:cs="Courier New"/>
+          <w:sz w:val="20"/>
+          <w:szCs w:val="20"/>
+        </w:rPr>
+        <w:t>txn</w:t>
+      </w:r>
+      <w:proofErr w:type="spellEnd"/>
+      <w:r>
+        <w:rPr>
+          <w:rFonts w:ascii="Courier New" w:eastAsia="Courier New" w:hAnsi="Courier New" w:cs="Courier New"/>
+          <w:sz w:val="20"/>
+          <w:szCs w:val="20"/>
+        </w:rPr>
+        <w:t>)</w:t>
+      </w:r>
+      <w:r>
+        <w:br/>
+      </w:r>
+      <w:r>
+        <w:rPr>
+          <w:rFonts w:ascii="Courier New" w:eastAsia="Courier New" w:hAnsi="Courier New" w:cs="Courier New"/>
+          <w:sz w:val="20"/>
+          <w:szCs w:val="20"/>
+        </w:rPr>
+        <w:t xml:space="preserve">        </w:t>
+      </w:r>
+      <w:proofErr w:type="spellStart"/>
+      <w:r>
+        <w:rPr>
+          <w:rFonts w:ascii="Courier New" w:eastAsia="Courier New" w:hAnsi="Courier New" w:cs="Courier New"/>
+          <w:sz w:val="20"/>
+          <w:szCs w:val="20"/>
+        </w:rPr>
+        <w:t>db.session.commit</w:t>
+      </w:r>
+      <w:proofErr w:type="spellEnd"/>
+      <w:r>
+        <w:rPr>
+          <w:rFonts w:ascii="Courier New" w:eastAsia="Courier New" w:hAnsi="Courier New" w:cs="Courier New"/>
+          <w:sz w:val="20"/>
+          <w:szCs w:val="20"/>
+        </w:rPr>
+        <w:t>()</w:t>
+      </w:r>
+      <w:r>
+        <w:br/>
+      </w:r>
+      <w:r>
+        <w:rPr>
+          <w:rFonts w:ascii="Courier New" w:eastAsia="Courier New" w:hAnsi="Courier New" w:cs="Courier New"/>
+          <w:sz w:val="20"/>
+          <w:szCs w:val="20"/>
+        </w:rPr>
+        <w:t xml:space="preserve">        return </w:t>
+      </w:r>
+      <w:proofErr w:type="spellStart"/>
+      <w:r>
+        <w:rPr>
+          <w:rFonts w:ascii="Courier New" w:eastAsia="Courier New" w:hAnsi="Courier New" w:cs="Courier New"/>
+          <w:sz w:val="20"/>
+          <w:szCs w:val="20"/>
+        </w:rPr>
+        <w:t>jsonify</w:t>
+      </w:r>
+      <w:proofErr w:type="spellEnd"/>
+      <w:r>
+        <w:rPr>
+          <w:rFonts w:ascii="Courier New" w:eastAsia="Courier New" w:hAnsi="Courier New" w:cs="Courier New"/>
+          <w:sz w:val="20"/>
+          <w:szCs w:val="20"/>
+        </w:rPr>
+        <w:t>(</w:t>
+      </w:r>
+      <w:proofErr w:type="spellStart"/>
+      <w:r>
+        <w:rPr>
+          <w:rFonts w:ascii="Courier New" w:eastAsia="Courier New" w:hAnsi="Courier New" w:cs="Courier New"/>
+          <w:sz w:val="20"/>
+          <w:szCs w:val="20"/>
+        </w:rPr>
+        <w:t>txn.to_dict</w:t>
+      </w:r>
+      <w:proofErr w:type="spellEnd"/>
+      <w:r>
+        <w:rPr>
+          <w:rFonts w:ascii="Courier New" w:eastAsia="Courier New" w:hAnsi="Courier New" w:cs="Courier New"/>
+          <w:sz w:val="20"/>
+          <w:szCs w:val="20"/>
+        </w:rPr>
+        <w:t>()), 201</w:t>
+      </w:r>
+      <w:r>
+        <w:br/>
+      </w:r>
+      <w:r>
+        <w:rPr>
+          <w:rFonts w:ascii="Courier New" w:eastAsia="Courier New" w:hAnsi="Courier New" w:cs="Courier New"/>
+          <w:sz w:val="20"/>
+          <w:szCs w:val="20"/>
+        </w:rPr>
+        <w:t xml:space="preserve">    except </w:t>
+      </w:r>
+      <w:proofErr w:type="spellStart"/>
+      <w:r>
+        <w:rPr>
+          <w:rFonts w:ascii="Courier New" w:eastAsia="Courier New" w:hAnsi="Courier New" w:cs="Courier New"/>
+          <w:sz w:val="20"/>
+          <w:szCs w:val="20"/>
+        </w:rPr>
+        <w:t>ValidationError</w:t>
+      </w:r>
+      <w:proofErr w:type="spellEnd"/>
+      <w:r>
+        <w:rPr>
+          <w:rFonts w:ascii="Courier New" w:eastAsia="Courier New" w:hAnsi="Courier New" w:cs="Courier New"/>
+          <w:sz w:val="20"/>
+          <w:szCs w:val="20"/>
+        </w:rPr>
+        <w:t xml:space="preserve"> as e:</w:t>
+      </w:r>
+      <w:r>
+        <w:br/>
+      </w:r>
+      <w:r>
+        <w:rPr>
+          <w:rFonts w:ascii="Courier New" w:eastAsia="Courier New" w:hAnsi="Courier New" w:cs="Courier New"/>
+          <w:sz w:val="20"/>
+          <w:szCs w:val="20"/>
+        </w:rPr>
+        <w:t xml:space="preserve">        return </w:t>
+      </w:r>
+      <w:proofErr w:type="spellStart"/>
+      <w:r>
+        <w:rPr>
+          <w:rFonts w:ascii="Courier New" w:eastAsia="Courier New" w:hAnsi="Courier New" w:cs="Courier New"/>
+          <w:sz w:val="20"/>
+          <w:szCs w:val="20"/>
+        </w:rPr>
+        <w:t>jsonify</w:t>
+      </w:r>
+      <w:proofErr w:type="spellEnd"/>
+      <w:r>
+        <w:rPr>
+          <w:rFonts w:ascii="Courier New" w:eastAsia="Courier New" w:hAnsi="Courier New" w:cs="Courier New"/>
+          <w:sz w:val="20"/>
+          <w:szCs w:val="20"/>
+        </w:rPr>
+        <w:t>(error="validation", field=</w:t>
+      </w:r>
+      <w:proofErr w:type="spellStart"/>
+      <w:r>
+        <w:rPr>
+          <w:rFonts w:ascii="Courier New" w:eastAsia="Courier New" w:hAnsi="Courier New" w:cs="Courier New"/>
+          <w:sz w:val="20"/>
+          <w:szCs w:val="20"/>
+        </w:rPr>
+        <w:t>e.field</w:t>
+      </w:r>
+      <w:proofErr w:type="spellEnd"/>
+      <w:r>
+        <w:rPr>
+          <w:rFonts w:ascii="Courier New" w:eastAsia="Courier New" w:hAnsi="Courier New" w:cs="Courier New"/>
+          <w:sz w:val="20"/>
+          <w:szCs w:val="20"/>
+        </w:rPr>
+        <w:t>,</w:t>
+      </w:r>
+      <w:r>
+        <w:br/>
+      </w:r>
+      <w:r>
+        <w:rPr>
+          <w:rFonts w:ascii="Courier New" w:eastAsia="Courier New" w:hAnsi="Courier New" w:cs="Courier New"/>
+          <w:sz w:val="20"/>
+          <w:szCs w:val="20"/>
+        </w:rPr>
+        <w:t xml:space="preserve">                       message=</w:t>
+      </w:r>
+      <w:proofErr w:type="spellStart"/>
+      <w:r>
+        <w:rPr>
+          <w:rFonts w:ascii="Courier New" w:eastAsia="Courier New" w:hAnsi="Courier New" w:cs="Courier New"/>
+          <w:sz w:val="20"/>
+          <w:szCs w:val="20"/>
+        </w:rPr>
+        <w:t>e.message</w:t>
+      </w:r>
+      <w:proofErr w:type="spellEnd"/>
+      <w:r>
+        <w:rPr>
+          <w:rFonts w:ascii="Courier New" w:eastAsia="Courier New" w:hAnsi="Courier New" w:cs="Courier New"/>
+          <w:sz w:val="20"/>
+          <w:szCs w:val="20"/>
+        </w:rPr>
+        <w:t>), 400</w:t>
       </w:r>
     </w:p>
     <w:p>
@@ -14334,8 +17002,13 @@
       <w:bookmarkStart w:id="110" w:name="__RefHeading___Toc2724_1489473378"/>
       <w:bookmarkStart w:id="111" w:name="_Toc232162534"/>
       <w:bookmarkEnd w:id="110"/>
-      <w:r>
-        <w:t>V.5  Frontend Implementation</w:t>
+      <w:proofErr w:type="gramStart"/>
+      <w:r>
+        <w:t>V.5  Frontend</w:t>
+      </w:r>
+      <w:proofErr w:type="gramEnd"/>
+      <w:r>
+        <w:t xml:space="preserve"> Implementation</w:t>
       </w:r>
       <w:bookmarkEnd w:id="111"/>
     </w:p>
@@ -14345,7 +17018,31 @@
         <w:jc w:val="both"/>
       </w:pPr>
       <w:r>
-        <w:t>The frontend is a React 18 single-page application built with Vite. It follows the component patterns Banks and Porcello describe [26]: eleven page components, one per route, a shared layout (Sidebar plus content area), a handful of reusable primitives (Modal, StatCard, Toast, Icon), an authentication context, and an Axios client that handles tokens.</w:t>
+        <w:t xml:space="preserve">The </w:t>
+      </w:r>
+      <w:proofErr w:type="gramStart"/>
+      <w:r>
+        <w:t>frontend</w:t>
+      </w:r>
+      <w:proofErr w:type="gramEnd"/>
+      <w:r>
+        <w:t xml:space="preserve"> is a React 18 single-page application built with Vite. It follows the component patterns Banks and Porcello describe [26]: </w:t>
+      </w:r>
+      <w:proofErr w:type="gramStart"/>
+      <w:r>
+        <w:t>eleven page</w:t>
+      </w:r>
+      <w:proofErr w:type="gramEnd"/>
+      <w:r>
+        <w:t xml:space="preserve"> components, one per route, a shared layout (Sidebar plus content area), a handful of reusable primitives (Modal, </w:t>
+      </w:r>
+      <w:proofErr w:type="spellStart"/>
+      <w:r>
+        <w:t>StatCard</w:t>
+      </w:r>
+      <w:proofErr w:type="spellEnd"/>
+      <w:r>
+        <w:t>, Toast, Icon), an authentication context, and an Axios client that handles tokens.</w:t>
       </w:r>
     </w:p>
     <w:p>
@@ -14371,7 +17068,15 @@
         <w:fldChar w:fldCharType="end"/>
       </w:r>
       <w:r>
-        <w:t xml:space="preserve"> visualises the frontend component hierarchy, from the application and authentication context down to routed pages and reusable interface components.</w:t>
+        <w:t xml:space="preserve"> </w:t>
+      </w:r>
+      <w:proofErr w:type="spellStart"/>
+      <w:r>
+        <w:t>visualises</w:t>
+      </w:r>
+      <w:proofErr w:type="spellEnd"/>
+      <w:r>
+        <w:t xml:space="preserve"> the frontend component hierarchy, from the application and authentication context down to routed pages and reusable interface components.</w:t>
       </w:r>
     </w:p>
     <w:p>
@@ -14402,7 +17107,7 @@
                     </pic:cNvPicPr>
                   </pic:nvPicPr>
                   <pic:blipFill>
-                    <a:blip r:embed="rId18"/>
+                    <a:blip r:embed="rId19"/>
                     <a:stretch>
                       <a:fillRect/>
                     </a:stretch>
@@ -14486,7 +17191,23 @@
         <w:jc w:val="both"/>
       </w:pPr>
       <w:r>
-        <w:t>No separate global client-state library such as Redux or Zustand is used. React Context stores the small amount of state that must be shared across routes, including the authenticated user and tokens, while filters, modal state and form values remain local to individual pages. Pages request authoritative data from the API when needed. This keeps client state simple, at the cost of additional API requests whose server-side latency is measured in Chapter VI.</w:t>
+        <w:t xml:space="preserve">No separate global client-state library such as Redux or </w:t>
+      </w:r>
+      <w:proofErr w:type="spellStart"/>
+      <w:r>
+        <w:t>Zustand</w:t>
+      </w:r>
+      <w:proofErr w:type="spellEnd"/>
+      <w:r>
+        <w:t xml:space="preserve"> is used. React Context stores the small amount of state that must be shared across routes, including the authenticated user and tokens, while filters, modal state and form values remain local to individual pages. Pages request authoritative data from the API when needed. This keeps </w:t>
+      </w:r>
+      <w:proofErr w:type="gramStart"/>
+      <w:r>
+        <w:t>client</w:t>
+      </w:r>
+      <w:proofErr w:type="gramEnd"/>
+      <w:r>
+        <w:t xml:space="preserve"> state simple, at the cost of additional API requests whose server-side latency is measured in Chapter VI.</w:t>
       </w:r>
     </w:p>
     <w:p>
@@ -14513,51 +17234,46 @@
           <w:sz w:val="20"/>
           <w:szCs w:val="20"/>
         </w:rPr>
-        <w:t>// Code 5.3 — frontend/src/services/api.js (abbreviated)</w:t>
-      </w:r>
-      <w:r>
-        <w:br/>
-      </w:r>
+        <w:t>// Code 5.3 — frontend/</w:t>
+      </w:r>
+      <w:proofErr w:type="spellStart"/>
       <w:r>
         <w:rPr>
           <w:rFonts w:ascii="Courier New" w:eastAsia="Courier New" w:hAnsi="Courier New" w:cs="Courier New"/>
           <w:sz w:val="20"/>
           <w:szCs w:val="20"/>
         </w:rPr>
-        <w:t>api.interceptors.response.use(</w:t>
-      </w:r>
-      <w:r>
-        <w:br/>
-      </w:r>
+        <w:t>src</w:t>
+      </w:r>
+      <w:proofErr w:type="spellEnd"/>
       <w:r>
         <w:rPr>
           <w:rFonts w:ascii="Courier New" w:eastAsia="Courier New" w:hAnsi="Courier New" w:cs="Courier New"/>
           <w:sz w:val="20"/>
           <w:szCs w:val="20"/>
         </w:rPr>
-        <w:t xml:space="preserve">  (res) =&gt; res,</w:t>
+        <w:t>/services/api.js (abbreviated)</w:t>
       </w:r>
       <w:r>
         <w:br/>
       </w:r>
+      <w:proofErr w:type="spellStart"/>
       <w:r>
         <w:rPr>
           <w:rFonts w:ascii="Courier New" w:eastAsia="Courier New" w:hAnsi="Courier New" w:cs="Courier New"/>
           <w:sz w:val="20"/>
           <w:szCs w:val="20"/>
         </w:rPr>
-        <w:t xml:space="preserve">  async (error) =&gt; {</w:t>
-      </w:r>
-      <w:r>
-        <w:br/>
-      </w:r>
+        <w:t>api.interceptors.response.use</w:t>
+      </w:r>
+      <w:proofErr w:type="spellEnd"/>
       <w:r>
         <w:rPr>
           <w:rFonts w:ascii="Courier New" w:eastAsia="Courier New" w:hAnsi="Courier New" w:cs="Courier New"/>
           <w:sz w:val="20"/>
           <w:szCs w:val="20"/>
         </w:rPr>
-        <w:t xml:space="preserve">    const original = error.config;</w:t>
+        <w:t>(</w:t>
       </w:r>
       <w:r>
         <w:br/>
@@ -14568,7 +17284,7 @@
           <w:sz w:val="20"/>
           <w:szCs w:val="20"/>
         </w:rPr>
-        <w:t xml:space="preserve">    if (error.response?.status === 401 &amp;&amp; !original._retry</w:t>
+        <w:t xml:space="preserve">  (res) =&gt; res,</w:t>
       </w:r>
       <w:r>
         <w:br/>
@@ -14579,7 +17295,7 @@
           <w:sz w:val="20"/>
           <w:szCs w:val="20"/>
         </w:rPr>
-        <w:t xml:space="preserve">        &amp;&amp; tokenStore.getRefresh()) {</w:t>
+        <w:t xml:space="preserve">  async (error) =&gt; {</w:t>
       </w:r>
       <w:r>
         <w:br/>
@@ -14590,29 +17306,25 @@
           <w:sz w:val="20"/>
           <w:szCs w:val="20"/>
         </w:rPr>
-        <w:t xml:space="preserve">      original._retry = true;</w:t>
-      </w:r>
-      <w:r>
-        <w:br/>
-      </w:r>
+        <w:t xml:space="preserve">    const original = </w:t>
+      </w:r>
+      <w:proofErr w:type="spellStart"/>
       <w:r>
         <w:rPr>
           <w:rFonts w:ascii="Courier New" w:eastAsia="Courier New" w:hAnsi="Courier New" w:cs="Courier New"/>
           <w:sz w:val="20"/>
           <w:szCs w:val="20"/>
         </w:rPr>
-        <w:t xml:space="preserve">      const refresh = tokenStore.getRefresh();</w:t>
-      </w:r>
-      <w:r>
-        <w:br/>
-      </w:r>
+        <w:t>error.config</w:t>
+      </w:r>
+      <w:proofErr w:type="spellEnd"/>
       <w:r>
         <w:rPr>
           <w:rFonts w:ascii="Courier New" w:eastAsia="Courier New" w:hAnsi="Courier New" w:cs="Courier New"/>
           <w:sz w:val="20"/>
           <w:szCs w:val="20"/>
         </w:rPr>
-        <w:t xml:space="preserve">      const res = await axios.post(</w:t>
+        <w:t>;</w:t>
       </w:r>
       <w:r>
         <w:br/>
@@ -14623,41 +17335,36 @@
           <w:sz w:val="20"/>
           <w:szCs w:val="20"/>
         </w:rPr>
-        <w:t xml:space="preserve">        `${API_BASE}/auth/refresh`, {},</w:t>
-      </w:r>
-      <w:r>
-        <w:br/>
-      </w:r>
+        <w:t xml:space="preserve">    if (</w:t>
+      </w:r>
+      <w:proofErr w:type="spellStart"/>
       <w:r>
         <w:rPr>
           <w:rFonts w:ascii="Courier New" w:eastAsia="Courier New" w:hAnsi="Courier New" w:cs="Courier New"/>
           <w:sz w:val="20"/>
           <w:szCs w:val="20"/>
         </w:rPr>
-        <w:t xml:space="preserve">        { headers: { Authorization: `Bearer ${refresh}` } });</w:t>
-      </w:r>
-      <w:r>
-        <w:br/>
-      </w:r>
+        <w:t>error.response?.status</w:t>
+      </w:r>
+      <w:proofErr w:type="spellEnd"/>
       <w:r>
         <w:rPr>
           <w:rFonts w:ascii="Courier New" w:eastAsia="Courier New" w:hAnsi="Courier New" w:cs="Courier New"/>
           <w:sz w:val="20"/>
           <w:szCs w:val="20"/>
         </w:rPr>
-        <w:t xml:space="preserve">      tokenStore.set({ access_token: res.data.access_token });</w:t>
-      </w:r>
-      <w:r>
-        <w:br/>
-      </w:r>
+        <w:t xml:space="preserve"> === 401 &amp;&amp; !</w:t>
+      </w:r>
+      <w:proofErr w:type="spellStart"/>
       <w:r>
         <w:rPr>
           <w:rFonts w:ascii="Courier New" w:eastAsia="Courier New" w:hAnsi="Courier New" w:cs="Courier New"/>
           <w:sz w:val="20"/>
           <w:szCs w:val="20"/>
         </w:rPr>
-        <w:t xml:space="preserve">      return api(original); // replay original request</w:t>
-      </w:r>
+        <w:t>original._retry</w:t>
+      </w:r>
+      <w:proofErr w:type="spellEnd"/>
       <w:r>
         <w:br/>
       </w:r>
@@ -14667,29 +17374,25 @@
           <w:sz w:val="20"/>
           <w:szCs w:val="20"/>
         </w:rPr>
-        <w:t xml:space="preserve">    }</w:t>
-      </w:r>
-      <w:r>
-        <w:br/>
-      </w:r>
+        <w:t xml:space="preserve">        &amp;&amp; </w:t>
+      </w:r>
+      <w:proofErr w:type="spellStart"/>
       <w:r>
         <w:rPr>
           <w:rFonts w:ascii="Courier New" w:eastAsia="Courier New" w:hAnsi="Courier New" w:cs="Courier New"/>
           <w:sz w:val="20"/>
           <w:szCs w:val="20"/>
         </w:rPr>
-        <w:t xml:space="preserve">    return Promise.reject(error);</w:t>
-      </w:r>
-      <w:r>
-        <w:br/>
-      </w:r>
+        <w:t>tokenStore.getRefresh</w:t>
+      </w:r>
+      <w:proofErr w:type="spellEnd"/>
       <w:r>
         <w:rPr>
           <w:rFonts w:ascii="Courier New" w:eastAsia="Courier New" w:hAnsi="Courier New" w:cs="Courier New"/>
           <w:sz w:val="20"/>
           <w:szCs w:val="20"/>
         </w:rPr>
-        <w:t xml:space="preserve">  }</w:t>
+        <w:t>()) {</w:t>
       </w:r>
       <w:r>
         <w:br/>
@@ -14700,6 +17403,260 @@
           <w:sz w:val="20"/>
           <w:szCs w:val="20"/>
         </w:rPr>
+        <w:t xml:space="preserve">      </w:t>
+      </w:r>
+      <w:proofErr w:type="spellStart"/>
+      <w:r>
+        <w:rPr>
+          <w:rFonts w:ascii="Courier New" w:eastAsia="Courier New" w:hAnsi="Courier New" w:cs="Courier New"/>
+          <w:sz w:val="20"/>
+          <w:szCs w:val="20"/>
+        </w:rPr>
+        <w:t>original._retry</w:t>
+      </w:r>
+      <w:proofErr w:type="spellEnd"/>
+      <w:r>
+        <w:rPr>
+          <w:rFonts w:ascii="Courier New" w:eastAsia="Courier New" w:hAnsi="Courier New" w:cs="Courier New"/>
+          <w:sz w:val="20"/>
+          <w:szCs w:val="20"/>
+        </w:rPr>
+        <w:t xml:space="preserve"> = true;</w:t>
+      </w:r>
+      <w:r>
+        <w:br/>
+      </w:r>
+      <w:r>
+        <w:rPr>
+          <w:rFonts w:ascii="Courier New" w:eastAsia="Courier New" w:hAnsi="Courier New" w:cs="Courier New"/>
+          <w:sz w:val="20"/>
+          <w:szCs w:val="20"/>
+        </w:rPr>
+        <w:t xml:space="preserve">      const refresh = </w:t>
+      </w:r>
+      <w:proofErr w:type="spellStart"/>
+      <w:r>
+        <w:rPr>
+          <w:rFonts w:ascii="Courier New" w:eastAsia="Courier New" w:hAnsi="Courier New" w:cs="Courier New"/>
+          <w:sz w:val="20"/>
+          <w:szCs w:val="20"/>
+        </w:rPr>
+        <w:t>tokenStore.getRefresh</w:t>
+      </w:r>
+      <w:proofErr w:type="spellEnd"/>
+      <w:r>
+        <w:rPr>
+          <w:rFonts w:ascii="Courier New" w:eastAsia="Courier New" w:hAnsi="Courier New" w:cs="Courier New"/>
+          <w:sz w:val="20"/>
+          <w:szCs w:val="20"/>
+        </w:rPr>
+        <w:t>();</w:t>
+      </w:r>
+      <w:r>
+        <w:br/>
+      </w:r>
+      <w:r>
+        <w:rPr>
+          <w:rFonts w:ascii="Courier New" w:eastAsia="Courier New" w:hAnsi="Courier New" w:cs="Courier New"/>
+          <w:sz w:val="20"/>
+          <w:szCs w:val="20"/>
+        </w:rPr>
+        <w:t xml:space="preserve">      const res = await </w:t>
+      </w:r>
+      <w:proofErr w:type="spellStart"/>
+      <w:r>
+        <w:rPr>
+          <w:rFonts w:ascii="Courier New" w:eastAsia="Courier New" w:hAnsi="Courier New" w:cs="Courier New"/>
+          <w:sz w:val="20"/>
+          <w:szCs w:val="20"/>
+        </w:rPr>
+        <w:t>axios.post</w:t>
+      </w:r>
+      <w:proofErr w:type="spellEnd"/>
+      <w:r>
+        <w:rPr>
+          <w:rFonts w:ascii="Courier New" w:eastAsia="Courier New" w:hAnsi="Courier New" w:cs="Courier New"/>
+          <w:sz w:val="20"/>
+          <w:szCs w:val="20"/>
+        </w:rPr>
+        <w:t>(</w:t>
+      </w:r>
+      <w:r>
+        <w:br/>
+      </w:r>
+      <w:r>
+        <w:rPr>
+          <w:rFonts w:ascii="Courier New" w:eastAsia="Courier New" w:hAnsi="Courier New" w:cs="Courier New"/>
+          <w:sz w:val="20"/>
+          <w:szCs w:val="20"/>
+        </w:rPr>
+        <w:t xml:space="preserve">        `${API_BASE}/auth/refresh`, {},</w:t>
+      </w:r>
+      <w:r>
+        <w:br/>
+      </w:r>
+      <w:r>
+        <w:rPr>
+          <w:rFonts w:ascii="Courier New" w:eastAsia="Courier New" w:hAnsi="Courier New" w:cs="Courier New"/>
+          <w:sz w:val="20"/>
+          <w:szCs w:val="20"/>
+        </w:rPr>
+        <w:t xml:space="preserve">        { headers: { Authorization: `Bearer ${refresh}` } });</w:t>
+      </w:r>
+      <w:r>
+        <w:br/>
+      </w:r>
+      <w:r>
+        <w:rPr>
+          <w:rFonts w:ascii="Courier New" w:eastAsia="Courier New" w:hAnsi="Courier New" w:cs="Courier New"/>
+          <w:sz w:val="20"/>
+          <w:szCs w:val="20"/>
+        </w:rPr>
+        <w:t xml:space="preserve">      </w:t>
+      </w:r>
+      <w:proofErr w:type="spellStart"/>
+      <w:r>
+        <w:rPr>
+          <w:rFonts w:ascii="Courier New" w:eastAsia="Courier New" w:hAnsi="Courier New" w:cs="Courier New"/>
+          <w:sz w:val="20"/>
+          <w:szCs w:val="20"/>
+        </w:rPr>
+        <w:t>tokenStore.set</w:t>
+      </w:r>
+      <w:proofErr w:type="spellEnd"/>
+      <w:r>
+        <w:rPr>
+          <w:rFonts w:ascii="Courier New" w:eastAsia="Courier New" w:hAnsi="Courier New" w:cs="Courier New"/>
+          <w:sz w:val="20"/>
+          <w:szCs w:val="20"/>
+        </w:rPr>
+        <w:t xml:space="preserve">({ </w:t>
+      </w:r>
+      <w:proofErr w:type="spellStart"/>
+      <w:r>
+        <w:rPr>
+          <w:rFonts w:ascii="Courier New" w:eastAsia="Courier New" w:hAnsi="Courier New" w:cs="Courier New"/>
+          <w:sz w:val="20"/>
+          <w:szCs w:val="20"/>
+        </w:rPr>
+        <w:t>access_token</w:t>
+      </w:r>
+      <w:proofErr w:type="spellEnd"/>
+      <w:r>
+        <w:rPr>
+          <w:rFonts w:ascii="Courier New" w:eastAsia="Courier New" w:hAnsi="Courier New" w:cs="Courier New"/>
+          <w:sz w:val="20"/>
+          <w:szCs w:val="20"/>
+        </w:rPr>
+        <w:t xml:space="preserve">: </w:t>
+      </w:r>
+      <w:proofErr w:type="spellStart"/>
+      <w:r>
+        <w:rPr>
+          <w:rFonts w:ascii="Courier New" w:eastAsia="Courier New" w:hAnsi="Courier New" w:cs="Courier New"/>
+          <w:sz w:val="20"/>
+          <w:szCs w:val="20"/>
+        </w:rPr>
+        <w:t>res.data.access_token</w:t>
+      </w:r>
+      <w:proofErr w:type="spellEnd"/>
+      <w:r>
+        <w:rPr>
+          <w:rFonts w:ascii="Courier New" w:eastAsia="Courier New" w:hAnsi="Courier New" w:cs="Courier New"/>
+          <w:sz w:val="20"/>
+          <w:szCs w:val="20"/>
+        </w:rPr>
+        <w:t xml:space="preserve"> });</w:t>
+      </w:r>
+      <w:r>
+        <w:br/>
+      </w:r>
+      <w:r>
+        <w:rPr>
+          <w:rFonts w:ascii="Courier New" w:eastAsia="Courier New" w:hAnsi="Courier New" w:cs="Courier New"/>
+          <w:sz w:val="20"/>
+          <w:szCs w:val="20"/>
+        </w:rPr>
+        <w:t xml:space="preserve">      return </w:t>
+      </w:r>
+      <w:proofErr w:type="spellStart"/>
+      <w:r>
+        <w:rPr>
+          <w:rFonts w:ascii="Courier New" w:eastAsia="Courier New" w:hAnsi="Courier New" w:cs="Courier New"/>
+          <w:sz w:val="20"/>
+          <w:szCs w:val="20"/>
+        </w:rPr>
+        <w:t>api</w:t>
+      </w:r>
+      <w:proofErr w:type="spellEnd"/>
+      <w:r>
+        <w:rPr>
+          <w:rFonts w:ascii="Courier New" w:eastAsia="Courier New" w:hAnsi="Courier New" w:cs="Courier New"/>
+          <w:sz w:val="20"/>
+          <w:szCs w:val="20"/>
+        </w:rPr>
+        <w:t>(original); // replay original request</w:t>
+      </w:r>
+      <w:r>
+        <w:br/>
+      </w:r>
+      <w:r>
+        <w:rPr>
+          <w:rFonts w:ascii="Courier New" w:eastAsia="Courier New" w:hAnsi="Courier New" w:cs="Courier New"/>
+          <w:sz w:val="20"/>
+          <w:szCs w:val="20"/>
+        </w:rPr>
+        <w:t xml:space="preserve">    }</w:t>
+      </w:r>
+      <w:r>
+        <w:br/>
+      </w:r>
+      <w:r>
+        <w:rPr>
+          <w:rFonts w:ascii="Courier New" w:eastAsia="Courier New" w:hAnsi="Courier New" w:cs="Courier New"/>
+          <w:sz w:val="20"/>
+          <w:szCs w:val="20"/>
+        </w:rPr>
+        <w:t xml:space="preserve">    return </w:t>
+      </w:r>
+      <w:proofErr w:type="spellStart"/>
+      <w:r>
+        <w:rPr>
+          <w:rFonts w:ascii="Courier New" w:eastAsia="Courier New" w:hAnsi="Courier New" w:cs="Courier New"/>
+          <w:sz w:val="20"/>
+          <w:szCs w:val="20"/>
+        </w:rPr>
+        <w:t>Promise.reject</w:t>
+      </w:r>
+      <w:proofErr w:type="spellEnd"/>
+      <w:r>
+        <w:rPr>
+          <w:rFonts w:ascii="Courier New" w:eastAsia="Courier New" w:hAnsi="Courier New" w:cs="Courier New"/>
+          <w:sz w:val="20"/>
+          <w:szCs w:val="20"/>
+        </w:rPr>
+        <w:t>(error);</w:t>
+      </w:r>
+      <w:r>
+        <w:br/>
+      </w:r>
+      <w:r>
+        <w:rPr>
+          <w:rFonts w:ascii="Courier New" w:eastAsia="Courier New" w:hAnsi="Courier New" w:cs="Courier New"/>
+          <w:sz w:val="20"/>
+          <w:szCs w:val="20"/>
+        </w:rPr>
+        <w:t xml:space="preserve">  }</w:t>
+      </w:r>
+      <w:r>
+        <w:br/>
+      </w:r>
+      <w:r>
+        <w:rPr>
+          <w:rFonts w:ascii="Courier New" w:eastAsia="Courier New" w:hAnsi="Courier New" w:cs="Courier New"/>
+          <w:sz w:val="20"/>
+          <w:szCs w:val="20"/>
+        </w:rPr>
         <w:t>);</w:t>
       </w:r>
     </w:p>
@@ -14710,8 +17667,13 @@
       <w:bookmarkStart w:id="113" w:name="__RefHeading___Toc2726_1489473378"/>
       <w:bookmarkStart w:id="114" w:name="_Toc232162535"/>
       <w:bookmarkEnd w:id="113"/>
-      <w:r>
-        <w:t>V.5.1  Dashboard Screen</w:t>
+      <w:proofErr w:type="gramStart"/>
+      <w:r>
+        <w:t>V.5.1  Dashboard</w:t>
+      </w:r>
+      <w:proofErr w:type="gramEnd"/>
+      <w:r>
+        <w:t xml:space="preserve"> Screen</w:t>
       </w:r>
       <w:bookmarkEnd w:id="114"/>
     </w:p>
@@ -14765,160 +17727,6 @@
                 <pic:pic xmlns:pic="http://schemas.openxmlformats.org/drawingml/2006/picture">
                   <pic:nvPicPr>
                     <pic:cNvPr id="9" name="Picture 887487046" descr="Dashboard screenshot showing summary cards, spending visualisation, account information, and recent activity."/>
-                    <pic:cNvPicPr>
-                      <a:picLocks noChangeAspect="1" noChangeArrowheads="1"/>
-                    </pic:cNvPicPr>
-                  </pic:nvPicPr>
-                  <pic:blipFill>
-                    <a:blip r:embed="rId19"/>
-                    <a:stretch>
-                      <a:fillRect/>
-                    </a:stretch>
-                  </pic:blipFill>
-                  <pic:spPr bwMode="auto">
-                    <a:xfrm>
-                      <a:off x="0" y="0"/>
-                      <a:ext cx="5715000" cy="3657600"/>
-                    </a:xfrm>
-                    <a:prstGeom prst="rect">
-                      <a:avLst/>
-                    </a:prstGeom>
-                    <a:noFill/>
-                  </pic:spPr>
-                </pic:pic>
-              </a:graphicData>
-            </a:graphic>
-          </wp:inline>
-        </w:drawing>
-      </w:r>
-    </w:p>
-    <w:p>
-      <w:pPr>
-        <w:spacing w:before="100" w:after="200"/>
-        <w:jc w:val="center"/>
-      </w:pPr>
-      <w:r>
-        <w:rPr>
-          <w:i/>
-        </w:rPr>
-        <w:t xml:space="preserve">Figure </w:t>
-      </w:r>
-      <w:bookmarkStart w:id="115" w:name="fig53"/>
-      <w:r>
-        <w:rPr>
-          <w:i/>
-        </w:rPr>
-        <w:t>5.</w:t>
-      </w:r>
-      <w:r>
-        <w:rPr>
-          <w:i/>
-        </w:rPr>
-        <w:fldChar w:fldCharType="begin"/>
-      </w:r>
-      <w:r>
-        <w:rPr>
-          <w:i/>
-        </w:rPr>
-        <w:instrText xml:space="preserve"> SEQ Figure5 \* ARABIC </w:instrText>
-      </w:r>
-      <w:r>
-        <w:rPr>
-          <w:i/>
-        </w:rPr>
-        <w:fldChar w:fldCharType="separate"/>
-      </w:r>
-      <w:r>
-        <w:rPr>
-          <w:i/>
-        </w:rPr>
-        <w:t>3</w:t>
-      </w:r>
-      <w:r>
-        <w:rPr>
-          <w:i/>
-        </w:rPr>
-        <w:fldChar w:fldCharType="end"/>
-      </w:r>
-      <w:bookmarkEnd w:id="115"/>
-      <w:r>
-        <w:rPr>
-          <w:i/>
-        </w:rPr>
-        <w:t xml:space="preserve"> — Dashboard screen</w:t>
-      </w:r>
-    </w:p>
-    <w:p>
-      <w:pPr>
-        <w:spacing w:after="120" w:line="360" w:lineRule="auto"/>
-        <w:jc w:val="both"/>
-      </w:pPr>
-      <w:r>
-        <w:t>The dashboard performs four requests in parallel: /api/reports/summary for the main analytical payload, /api/transactions for recent activity, /api/accounts for account information, and /api/categories for category metadata. The summary endpoint itself returns period totals, spending by category, a twelve-month series and average daily spending. Keeping these concerns in separate API resources preserves the existing API structure while Promise.all allows the frontend to load them concurrently.</w:t>
-      </w:r>
-    </w:p>
-    <w:p>
-      <w:pPr>
-        <w:pStyle w:val="Heading3"/>
-      </w:pPr>
-      <w:bookmarkStart w:id="116" w:name="__RefHeading___Toc2728_1489473378"/>
-      <w:bookmarkStart w:id="117" w:name="_Toc232162536"/>
-      <w:bookmarkEnd w:id="116"/>
-      <w:r>
-        <w:t>V.5.2  Transactions Screen</w:t>
-      </w:r>
-      <w:bookmarkEnd w:id="117"/>
-    </w:p>
-    <w:p>
-      <w:pPr>
-        <w:keepNext/>
-      </w:pPr>
-      <w:r>
-        <w:lastRenderedPageBreak/>
-        <w:t xml:space="preserve">Figure </w:t>
-      </w:r>
-      <w:r>
-        <w:fldChar w:fldCharType="begin"/>
-      </w:r>
-      <w:r>
-        <w:instrText xml:space="preserve"> REF fig54 \h </w:instrText>
-      </w:r>
-      <w:r>
-        <w:fldChar w:fldCharType="separate"/>
-      </w:r>
-      <w:r>
-        <w:t>5.4</w:t>
-      </w:r>
-      <w:r>
-        <w:fldChar w:fldCharType="end"/>
-      </w:r>
-      <w:r>
-        <w:t xml:space="preserve"> shows the transaction-management view, including date-based grouping and the filters used to narrow the displayed records by account, category, type or search text.</w:t>
-      </w:r>
-    </w:p>
-    <w:p>
-      <w:pPr>
-        <w:keepNext/>
-        <w:spacing w:before="200"/>
-        <w:jc w:val="center"/>
-      </w:pPr>
-      <w:r>
-        <w:rPr>
-          <w:noProof/>
-        </w:rPr>
-        <w:drawing>
-          <wp:inline distT="0" distB="0" distL="0" distR="0" wp14:anchorId="6B3F6CDB" wp14:editId="7B3FF09C">
-            <wp:extent cx="5715000" cy="3657600"/>
-            <wp:effectExtent l="0" t="0" r="0" b="0"/>
-            <wp:docPr id="10" name="Picture 573726656" descr="Transactions screen screenshot showing transaction history grouped by date with filtering and row actions."/>
-            <wp:cNvGraphicFramePr>
-              <a:graphicFrameLocks xmlns:a="http://schemas.openxmlformats.org/drawingml/2006/main" noChangeAspect="1"/>
-            </wp:cNvGraphicFramePr>
-            <a:graphic xmlns:a="http://schemas.openxmlformats.org/drawingml/2006/main">
-              <a:graphicData uri="http://schemas.openxmlformats.org/drawingml/2006/picture">
-                <pic:pic xmlns:pic="http://schemas.openxmlformats.org/drawingml/2006/picture">
-                  <pic:nvPicPr>
-                    <pic:cNvPr id="10" name="Picture 573726656" descr="Transactions screen screenshot showing transaction history grouped by date with filtering and row actions."/>
                     <pic:cNvPicPr>
                       <a:picLocks noChangeAspect="1" noChangeArrowheads="1"/>
                     </pic:cNvPicPr>
@@ -14957,7 +17765,7 @@
         </w:rPr>
         <w:t xml:space="preserve">Figure </w:t>
       </w:r>
-      <w:bookmarkStart w:id="118" w:name="fig54"/>
+      <w:bookmarkStart w:id="115" w:name="fig53"/>
       <w:r>
         <w:rPr>
           <w:i/>
@@ -14986,7 +17794,7 @@
         <w:rPr>
           <w:i/>
         </w:rPr>
-        <w:t>4</w:t>
+        <w:t>3</w:t>
       </w:r>
       <w:r>
         <w:rPr>
@@ -14994,12 +17802,12 @@
         </w:rPr>
         <w:fldChar w:fldCharType="end"/>
       </w:r>
-      <w:bookmarkEnd w:id="118"/>
+      <w:bookmarkEnd w:id="115"/>
       <w:r>
         <w:rPr>
           <w:i/>
         </w:rPr>
-        <w:t xml:space="preserve"> — Transactions screen with date grouping</w:t>
+        <w:t xml:space="preserve"> — Dashboard screen</w:t>
       </w:r>
     </w:p>
     <w:p>
@@ -15008,20 +17816,65 @@
         <w:jc w:val="both"/>
       </w:pPr>
       <w:r>
-        <w:t>Transactions are grouped by date with a per-day net total in each group header, and each row exposes edit and delete controls. Filtering by search text, account, category and type is performed server-side through query parameters on GET /api/transactions. This avoids loading the full history into the browser, although performance over multi-year or high-volume datasets was not measured in this thesis.</w:t>
+        <w:t>The dashboard performs four requests in parallel: /</w:t>
+      </w:r>
+      <w:proofErr w:type="spellStart"/>
+      <w:r>
+        <w:t>api</w:t>
+      </w:r>
+      <w:proofErr w:type="spellEnd"/>
+      <w:r>
+        <w:t>/reports/summary for the main analytical payload, /</w:t>
+      </w:r>
+      <w:proofErr w:type="spellStart"/>
+      <w:r>
+        <w:t>api</w:t>
+      </w:r>
+      <w:proofErr w:type="spellEnd"/>
+      <w:r>
+        <w:t>/transactions for recent activity, /</w:t>
+      </w:r>
+      <w:proofErr w:type="spellStart"/>
+      <w:r>
+        <w:t>api</w:t>
+      </w:r>
+      <w:proofErr w:type="spellEnd"/>
+      <w:r>
+        <w:t>/accounts for account information, and /</w:t>
+      </w:r>
+      <w:proofErr w:type="spellStart"/>
+      <w:r>
+        <w:t>api</w:t>
+      </w:r>
+      <w:proofErr w:type="spellEnd"/>
+      <w:r>
+        <w:t xml:space="preserve">/categories for category metadata. The summary endpoint itself returns period totals, spending by category, a twelve-month series and average daily spending. Keeping these concerns in separate API resources preserves the existing API structure while </w:t>
+      </w:r>
+      <w:proofErr w:type="spellStart"/>
+      <w:r>
+        <w:t>Promise.all</w:t>
+      </w:r>
+      <w:proofErr w:type="spellEnd"/>
+      <w:r>
+        <w:t xml:space="preserve"> allows the frontend to load them concurrently.</w:t>
       </w:r>
     </w:p>
     <w:p>
       <w:pPr>
         <w:pStyle w:val="Heading3"/>
       </w:pPr>
-      <w:bookmarkStart w:id="119" w:name="__RefHeading___Toc2730_1489473378"/>
-      <w:bookmarkStart w:id="120" w:name="_Toc232162537"/>
-      <w:bookmarkEnd w:id="119"/>
-      <w:r>
-        <w:t>V.5.3  Budgets and Goals Screens</w:t>
-      </w:r>
-      <w:bookmarkEnd w:id="120"/>
+      <w:bookmarkStart w:id="116" w:name="__RefHeading___Toc2728_1489473378"/>
+      <w:bookmarkStart w:id="117" w:name="_Toc232162536"/>
+      <w:bookmarkEnd w:id="116"/>
+      <w:proofErr w:type="gramStart"/>
+      <w:r>
+        <w:t>V.5.2  Transactions</w:t>
+      </w:r>
+      <w:proofErr w:type="gramEnd"/>
+      <w:r>
+        <w:t xml:space="preserve"> Screen</w:t>
+      </w:r>
+      <w:bookmarkEnd w:id="117"/>
     </w:p>
     <w:p>
       <w:pPr>
@@ -15035,19 +17888,19 @@
         <w:fldChar w:fldCharType="begin"/>
       </w:r>
       <w:r>
-        <w:instrText xml:space="preserve"> REF fig55 \h </w:instrText>
+        <w:instrText xml:space="preserve"> REF fig54 \h </w:instrText>
       </w:r>
       <w:r>
         <w:fldChar w:fldCharType="separate"/>
       </w:r>
       <w:r>
-        <w:t>5.5</w:t>
+        <w:t>5.4</w:t>
       </w:r>
       <w:r>
         <w:fldChar w:fldCharType="end"/>
       </w:r>
       <w:r>
-        <w:t xml:space="preserve"> illustrates the budget-monitoring interface, where each category is shown with its spending limit, current expenditure and a visual progress indicator.</w:t>
+        <w:t xml:space="preserve"> shows the transaction-management view, including date-based grouping and the filters used to narrow the displayed records by account, category, type or search text.</w:t>
       </w:r>
     </w:p>
     <w:p>
@@ -15061,10 +17914,10 @@
           <w:noProof/>
         </w:rPr>
         <w:drawing>
-          <wp:inline distT="0" distB="0" distL="0" distR="0" wp14:anchorId="5EFE95F8" wp14:editId="67CC2A53">
+          <wp:inline distT="0" distB="0" distL="0" distR="0" wp14:anchorId="6B3F6CDB" wp14:editId="7B3FF09C">
             <wp:extent cx="5715000" cy="3657600"/>
             <wp:effectExtent l="0" t="0" r="0" b="0"/>
-            <wp:docPr id="11" name="Picture 1030035133" descr="Budgets screen screenshot showing budget cards, progress indicators, warning thresholds, and spending status."/>
+            <wp:docPr id="10" name="Picture 573726656" descr="Transactions screen screenshot showing transaction history grouped by date with filtering and row actions."/>
             <wp:cNvGraphicFramePr>
               <a:graphicFrameLocks xmlns:a="http://schemas.openxmlformats.org/drawingml/2006/main" noChangeAspect="1"/>
             </wp:cNvGraphicFramePr>
@@ -15072,7 +17925,7 @@
               <a:graphicData uri="http://schemas.openxmlformats.org/drawingml/2006/picture">
                 <pic:pic xmlns:pic="http://schemas.openxmlformats.org/drawingml/2006/picture">
                   <pic:nvPicPr>
-                    <pic:cNvPr id="11" name="Picture 1030035133" descr="Budgets screen screenshot showing budget cards, progress indicators, warning thresholds, and spending status."/>
+                    <pic:cNvPr id="10" name="Picture 573726656" descr="Transactions screen screenshot showing transaction history grouped by date with filtering and row actions."/>
                     <pic:cNvPicPr>
                       <a:picLocks noChangeAspect="1" noChangeArrowheads="1"/>
                     </pic:cNvPicPr>
@@ -15111,6 +17964,173 @@
         </w:rPr>
         <w:t xml:space="preserve">Figure </w:t>
       </w:r>
+      <w:bookmarkStart w:id="118" w:name="fig54"/>
+      <w:r>
+        <w:rPr>
+          <w:i/>
+        </w:rPr>
+        <w:t>5.</w:t>
+      </w:r>
+      <w:r>
+        <w:rPr>
+          <w:i/>
+        </w:rPr>
+        <w:fldChar w:fldCharType="begin"/>
+      </w:r>
+      <w:r>
+        <w:rPr>
+          <w:i/>
+        </w:rPr>
+        <w:instrText xml:space="preserve"> SEQ Figure5 \* ARABIC </w:instrText>
+      </w:r>
+      <w:r>
+        <w:rPr>
+          <w:i/>
+        </w:rPr>
+        <w:fldChar w:fldCharType="separate"/>
+      </w:r>
+      <w:r>
+        <w:rPr>
+          <w:i/>
+        </w:rPr>
+        <w:t>4</w:t>
+      </w:r>
+      <w:r>
+        <w:rPr>
+          <w:i/>
+        </w:rPr>
+        <w:fldChar w:fldCharType="end"/>
+      </w:r>
+      <w:bookmarkEnd w:id="118"/>
+      <w:r>
+        <w:rPr>
+          <w:i/>
+        </w:rPr>
+        <w:t xml:space="preserve"> — Transactions screen with date grouping</w:t>
+      </w:r>
+    </w:p>
+    <w:p>
+      <w:pPr>
+        <w:spacing w:after="120" w:line="360" w:lineRule="auto"/>
+        <w:jc w:val="both"/>
+      </w:pPr>
+      <w:r>
+        <w:t>Transactions are grouped by date with a per-day net total in each group header, and each row exposes edit and delete controls. Filtering by search text, account, category and type is performed server-side through query parameters on GET /</w:t>
+      </w:r>
+      <w:proofErr w:type="spellStart"/>
+      <w:r>
+        <w:t>api</w:t>
+      </w:r>
+      <w:proofErr w:type="spellEnd"/>
+      <w:r>
+        <w:t>/transactions. This avoids loading the full history into the browser, although performance over multi-year or high-volume datasets was not measured in this thesis.</w:t>
+      </w:r>
+    </w:p>
+    <w:p>
+      <w:pPr>
+        <w:pStyle w:val="Heading3"/>
+      </w:pPr>
+      <w:bookmarkStart w:id="119" w:name="__RefHeading___Toc2730_1489473378"/>
+      <w:bookmarkStart w:id="120" w:name="_Toc232162537"/>
+      <w:bookmarkEnd w:id="119"/>
+      <w:proofErr w:type="gramStart"/>
+      <w:r>
+        <w:t>V.5.3  Budgets</w:t>
+      </w:r>
+      <w:proofErr w:type="gramEnd"/>
+      <w:r>
+        <w:t xml:space="preserve"> and Goals Screens</w:t>
+      </w:r>
+      <w:bookmarkEnd w:id="120"/>
+    </w:p>
+    <w:p>
+      <w:pPr>
+        <w:keepNext/>
+      </w:pPr>
+      <w:r>
+        <w:lastRenderedPageBreak/>
+        <w:t xml:space="preserve">Figure </w:t>
+      </w:r>
+      <w:r>
+        <w:fldChar w:fldCharType="begin"/>
+      </w:r>
+      <w:r>
+        <w:instrText xml:space="preserve"> REF fig55 \h </w:instrText>
+      </w:r>
+      <w:r>
+        <w:fldChar w:fldCharType="separate"/>
+      </w:r>
+      <w:r>
+        <w:t>5.5</w:t>
+      </w:r>
+      <w:r>
+        <w:fldChar w:fldCharType="end"/>
+      </w:r>
+      <w:r>
+        <w:t xml:space="preserve"> illustrates the budget-monitoring interface, where each category is shown with its spending limit, current expenditure and a visual progress indicator.</w:t>
+      </w:r>
+    </w:p>
+    <w:p>
+      <w:pPr>
+        <w:keepNext/>
+        <w:spacing w:before="200"/>
+        <w:jc w:val="center"/>
+      </w:pPr>
+      <w:r>
+        <w:rPr>
+          <w:noProof/>
+        </w:rPr>
+        <w:drawing>
+          <wp:inline distT="0" distB="0" distL="0" distR="0" wp14:anchorId="5EFE95F8" wp14:editId="67CC2A53">
+            <wp:extent cx="5715000" cy="3657600"/>
+            <wp:effectExtent l="0" t="0" r="0" b="0"/>
+            <wp:docPr id="11" name="Picture 1030035133" descr="Budgets screen screenshot showing budget cards, progress indicators, warning thresholds, and spending status."/>
+            <wp:cNvGraphicFramePr>
+              <a:graphicFrameLocks xmlns:a="http://schemas.openxmlformats.org/drawingml/2006/main" noChangeAspect="1"/>
+            </wp:cNvGraphicFramePr>
+            <a:graphic xmlns:a="http://schemas.openxmlformats.org/drawingml/2006/main">
+              <a:graphicData uri="http://schemas.openxmlformats.org/drawingml/2006/picture">
+                <pic:pic xmlns:pic="http://schemas.openxmlformats.org/drawingml/2006/picture">
+                  <pic:nvPicPr>
+                    <pic:cNvPr id="11" name="Picture 1030035133" descr="Budgets screen screenshot showing budget cards, progress indicators, warning thresholds, and spending status."/>
+                    <pic:cNvPicPr>
+                      <a:picLocks noChangeAspect="1" noChangeArrowheads="1"/>
+                    </pic:cNvPicPr>
+                  </pic:nvPicPr>
+                  <pic:blipFill>
+                    <a:blip r:embed="rId22"/>
+                    <a:stretch>
+                      <a:fillRect/>
+                    </a:stretch>
+                  </pic:blipFill>
+                  <pic:spPr bwMode="auto">
+                    <a:xfrm>
+                      <a:off x="0" y="0"/>
+                      <a:ext cx="5715000" cy="3657600"/>
+                    </a:xfrm>
+                    <a:prstGeom prst="rect">
+                      <a:avLst/>
+                    </a:prstGeom>
+                    <a:noFill/>
+                  </pic:spPr>
+                </pic:pic>
+              </a:graphicData>
+            </a:graphic>
+          </wp:inline>
+        </w:drawing>
+      </w:r>
+    </w:p>
+    <w:p>
+      <w:pPr>
+        <w:spacing w:before="100" w:after="200"/>
+        <w:jc w:val="center"/>
+      </w:pPr>
+      <w:r>
+        <w:rPr>
+          <w:i/>
+        </w:rPr>
+        <w:t xml:space="preserve">Figure </w:t>
+      </w:r>
       <w:bookmarkStart w:id="121" w:name="fig55"/>
       <w:r>
         <w:rPr>
@@ -15190,10 +18210,12 @@
       <w:bookmarkStart w:id="122" w:name="__RefHeading___Toc2732_1489473378"/>
       <w:bookmarkStart w:id="123" w:name="_Toc232162538"/>
       <w:bookmarkEnd w:id="122"/>
+      <w:proofErr w:type="gramStart"/>
       <w:r>
         <w:t>V.6  Testing</w:t>
       </w:r>
       <w:bookmarkEnd w:id="123"/>
+      <w:proofErr w:type="gramEnd"/>
     </w:p>
     <w:p>
       <w:pPr>
@@ -15201,7 +18223,55 @@
         <w:jc w:val="both"/>
       </w:pPr>
       <w:r>
-        <w:t>Tests use pytest with the pytest-flask extension: sixteen cases in three files. test_auth.py contains seven cases, test_transactions.py four, and test_imports.py five dedicated importer cases. The importer tests cover comma and semicolon previews, four date representations, US and European amount formats including an accounting-style negative, and SHA-256 duplicate detection/skip behaviour. Each test receives a fresh in-memory SQLite database from the conftest fixture, so state does not leak between cases; this follows established test-isolation practice [47]. Passing tests provide repeatable evidence for the exercised behaviours but do not establish correctness for untested behaviours [46].</w:t>
+        <w:t xml:space="preserve">Tests use </w:t>
+      </w:r>
+      <w:proofErr w:type="spellStart"/>
+      <w:r>
+        <w:t>pytest</w:t>
+      </w:r>
+      <w:proofErr w:type="spellEnd"/>
+      <w:r>
+        <w:t xml:space="preserve"> with the </w:t>
+      </w:r>
+      <w:proofErr w:type="spellStart"/>
+      <w:r>
+        <w:t>pytest</w:t>
+      </w:r>
+      <w:proofErr w:type="spellEnd"/>
+      <w:r>
+        <w:t xml:space="preserve">-flask extension: sixteen cases in three files. test_auth.py contains seven cases, test_transactions.py four, and test_imports.py five dedicated importer cases. The importer tests cover comma and semicolon previews, four date representations, US and European amount formats including an accounting-style negative, and SHA-256 duplicate detection/skip </w:t>
+      </w:r>
+      <w:proofErr w:type="spellStart"/>
+      <w:r>
+        <w:t>behaviour</w:t>
+      </w:r>
+      <w:proofErr w:type="spellEnd"/>
+      <w:r>
+        <w:t xml:space="preserve">. Each test receives a fresh in-memory SQLite database from the </w:t>
+      </w:r>
+      <w:proofErr w:type="spellStart"/>
+      <w:r>
+        <w:t>conftest</w:t>
+      </w:r>
+      <w:proofErr w:type="spellEnd"/>
+      <w:r>
+        <w:t xml:space="preserve"> fixture, so state does not leak between cases; this follows established test-isolation practice [47]. Passing tests provide repeatable evidence for the exercised </w:t>
+      </w:r>
+      <w:proofErr w:type="spellStart"/>
+      <w:r>
+        <w:t>behaviours</w:t>
+      </w:r>
+      <w:proofErr w:type="spellEnd"/>
+      <w:r>
+        <w:t xml:space="preserve"> but do not establish correctness for untested </w:t>
+      </w:r>
+      <w:proofErr w:type="spellStart"/>
+      <w:r>
+        <w:t>behaviours</w:t>
+      </w:r>
+      <w:proofErr w:type="spellEnd"/>
+      <w:r>
+        <w:t xml:space="preserve"> [46].</w:t>
       </w:r>
     </w:p>
     <w:p>
@@ -15229,43 +18299,43 @@
           <w:szCs w:val="20"/>
         </w:rPr>
         <w:br/>
-        <w:t>def test_user_cannot_see_other_users_transactions(client, db):</w:t>
-      </w:r>
+        <w:t xml:space="preserve">def </w:t>
+      </w:r>
+      <w:proofErr w:type="spellStart"/>
       <w:r>
         <w:rPr>
           <w:rFonts w:ascii="Courier New" w:eastAsia="Courier New" w:hAnsi="Courier New" w:cs="Courier New"/>
           <w:sz w:val="20"/>
           <w:szCs w:val="20"/>
         </w:rPr>
-        <w:br/>
-        <w:t xml:space="preserve">    h1 = _auth_header(client, db, email="user4@example.test")</w:t>
-      </w:r>
+        <w:t>test_user_cannot_see_other_users_transactions</w:t>
+      </w:r>
+      <w:proofErr w:type="spellEnd"/>
       <w:r>
         <w:rPr>
           <w:rFonts w:ascii="Courier New" w:eastAsia="Courier New" w:hAnsi="Courier New" w:cs="Courier New"/>
           <w:sz w:val="20"/>
           <w:szCs w:val="20"/>
         </w:rPr>
-        <w:br/>
-        <w:t xml:space="preserve">    h2 = _auth_header(client, db, email="user5@example.test")</w:t>
-      </w:r>
+        <w:t xml:space="preserve">(client, </w:t>
+      </w:r>
+      <w:proofErr w:type="spellStart"/>
       <w:r>
         <w:rPr>
           <w:rFonts w:ascii="Courier New" w:eastAsia="Courier New" w:hAnsi="Courier New" w:cs="Courier New"/>
           <w:sz w:val="20"/>
           <w:szCs w:val="20"/>
         </w:rPr>
-        <w:br/>
-        <w:t xml:space="preserve">    a1 = _create_account(client, h1)</w:t>
-      </w:r>
+        <w:t>db</w:t>
+      </w:r>
+      <w:proofErr w:type="spellEnd"/>
       <w:r>
         <w:rPr>
           <w:rFonts w:ascii="Courier New" w:eastAsia="Courier New" w:hAnsi="Courier New" w:cs="Courier New"/>
           <w:sz w:val="20"/>
           <w:szCs w:val="20"/>
         </w:rPr>
-        <w:br/>
-        <w:t xml:space="preserve">    txn = client.post("/api/transactions", json={...},</w:t>
+        <w:t>):</w:t>
       </w:r>
       <w:r>
         <w:rPr>
@@ -15274,43 +18344,385 @@
           <w:szCs w:val="20"/>
         </w:rPr>
         <w:br/>
-        <w:t xml:space="preserve">                      headers=h1).get_json()</w:t>
-      </w:r>
+        <w:t xml:space="preserve">    h1 = _</w:t>
+      </w:r>
+      <w:proofErr w:type="spellStart"/>
       <w:r>
         <w:rPr>
           <w:rFonts w:ascii="Courier New" w:eastAsia="Courier New" w:hAnsi="Courier New" w:cs="Courier New"/>
           <w:sz w:val="20"/>
           <w:szCs w:val="20"/>
         </w:rPr>
-        <w:br/>
-        <w:t xml:space="preserve">    listing = client.get("/api/transactions", headers=h2).get_json()</w:t>
-      </w:r>
+        <w:t>auth_header</w:t>
+      </w:r>
+      <w:proofErr w:type="spellEnd"/>
       <w:r>
         <w:rPr>
           <w:rFonts w:ascii="Courier New" w:eastAsia="Courier New" w:hAnsi="Courier New" w:cs="Courier New"/>
           <w:sz w:val="20"/>
           <w:szCs w:val="20"/>
         </w:rPr>
-        <w:br/>
-        <w:t xml:space="preserve">    assert listing["total"] == 0</w:t>
-      </w:r>
+        <w:t xml:space="preserve">(client, </w:t>
+      </w:r>
+      <w:proofErr w:type="spellStart"/>
       <w:r>
         <w:rPr>
           <w:rFonts w:ascii="Courier New" w:eastAsia="Courier New" w:hAnsi="Courier New" w:cs="Courier New"/>
           <w:sz w:val="20"/>
           <w:szCs w:val="20"/>
         </w:rPr>
-        <w:br/>
-        <w:t xml:space="preserve">    res = client.get(f"/api/transactions/{txn['id']}", headers=h2)</w:t>
-      </w:r>
+        <w:t>db</w:t>
+      </w:r>
+      <w:proofErr w:type="spellEnd"/>
       <w:r>
         <w:rPr>
           <w:rFonts w:ascii="Courier New" w:eastAsia="Courier New" w:hAnsi="Courier New" w:cs="Courier New"/>
           <w:sz w:val="20"/>
           <w:szCs w:val="20"/>
         </w:rPr>
+        <w:t>, email="user4@example.test")</w:t>
+      </w:r>
+      <w:r>
+        <w:rPr>
+          <w:rFonts w:ascii="Courier New" w:eastAsia="Courier New" w:hAnsi="Courier New" w:cs="Courier New"/>
+          <w:sz w:val="20"/>
+          <w:szCs w:val="20"/>
+        </w:rPr>
         <w:br/>
-        <w:t xml:space="preserve">    assert res.status_code == 404</w:t>
+        <w:t xml:space="preserve">    h2 = _</w:t>
+      </w:r>
+      <w:proofErr w:type="spellStart"/>
+      <w:r>
+        <w:rPr>
+          <w:rFonts w:ascii="Courier New" w:eastAsia="Courier New" w:hAnsi="Courier New" w:cs="Courier New"/>
+          <w:sz w:val="20"/>
+          <w:szCs w:val="20"/>
+        </w:rPr>
+        <w:t>auth_header</w:t>
+      </w:r>
+      <w:proofErr w:type="spellEnd"/>
+      <w:r>
+        <w:rPr>
+          <w:rFonts w:ascii="Courier New" w:eastAsia="Courier New" w:hAnsi="Courier New" w:cs="Courier New"/>
+          <w:sz w:val="20"/>
+          <w:szCs w:val="20"/>
+        </w:rPr>
+        <w:t xml:space="preserve">(client, </w:t>
+      </w:r>
+      <w:proofErr w:type="spellStart"/>
+      <w:r>
+        <w:rPr>
+          <w:rFonts w:ascii="Courier New" w:eastAsia="Courier New" w:hAnsi="Courier New" w:cs="Courier New"/>
+          <w:sz w:val="20"/>
+          <w:szCs w:val="20"/>
+        </w:rPr>
+        <w:t>db</w:t>
+      </w:r>
+      <w:proofErr w:type="spellEnd"/>
+      <w:r>
+        <w:rPr>
+          <w:rFonts w:ascii="Courier New" w:eastAsia="Courier New" w:hAnsi="Courier New" w:cs="Courier New"/>
+          <w:sz w:val="20"/>
+          <w:szCs w:val="20"/>
+        </w:rPr>
+        <w:t>, email="user5@example.test")</w:t>
+      </w:r>
+      <w:r>
+        <w:rPr>
+          <w:rFonts w:ascii="Courier New" w:eastAsia="Courier New" w:hAnsi="Courier New" w:cs="Courier New"/>
+          <w:sz w:val="20"/>
+          <w:szCs w:val="20"/>
+        </w:rPr>
+        <w:br/>
+        <w:t xml:space="preserve">    a1 = _</w:t>
+      </w:r>
+      <w:proofErr w:type="spellStart"/>
+      <w:r>
+        <w:rPr>
+          <w:rFonts w:ascii="Courier New" w:eastAsia="Courier New" w:hAnsi="Courier New" w:cs="Courier New"/>
+          <w:sz w:val="20"/>
+          <w:szCs w:val="20"/>
+        </w:rPr>
+        <w:t>create_account</w:t>
+      </w:r>
+      <w:proofErr w:type="spellEnd"/>
+      <w:r>
+        <w:rPr>
+          <w:rFonts w:ascii="Courier New" w:eastAsia="Courier New" w:hAnsi="Courier New" w:cs="Courier New"/>
+          <w:sz w:val="20"/>
+          <w:szCs w:val="20"/>
+        </w:rPr>
+        <w:t>(client, h1)</w:t>
+      </w:r>
+      <w:r>
+        <w:rPr>
+          <w:rFonts w:ascii="Courier New" w:eastAsia="Courier New" w:hAnsi="Courier New" w:cs="Courier New"/>
+          <w:sz w:val="20"/>
+          <w:szCs w:val="20"/>
+        </w:rPr>
+        <w:br/>
+        <w:t xml:space="preserve">    </w:t>
+      </w:r>
+      <w:proofErr w:type="spellStart"/>
+      <w:r>
+        <w:rPr>
+          <w:rFonts w:ascii="Courier New" w:eastAsia="Courier New" w:hAnsi="Courier New" w:cs="Courier New"/>
+          <w:sz w:val="20"/>
+          <w:szCs w:val="20"/>
+        </w:rPr>
+        <w:t>txn</w:t>
+      </w:r>
+      <w:proofErr w:type="spellEnd"/>
+      <w:r>
+        <w:rPr>
+          <w:rFonts w:ascii="Courier New" w:eastAsia="Courier New" w:hAnsi="Courier New" w:cs="Courier New"/>
+          <w:sz w:val="20"/>
+          <w:szCs w:val="20"/>
+        </w:rPr>
+        <w:t xml:space="preserve"> = </w:t>
+      </w:r>
+      <w:proofErr w:type="spellStart"/>
+      <w:r>
+        <w:rPr>
+          <w:rFonts w:ascii="Courier New" w:eastAsia="Courier New" w:hAnsi="Courier New" w:cs="Courier New"/>
+          <w:sz w:val="20"/>
+          <w:szCs w:val="20"/>
+        </w:rPr>
+        <w:t>client.post</w:t>
+      </w:r>
+      <w:proofErr w:type="spellEnd"/>
+      <w:r>
+        <w:rPr>
+          <w:rFonts w:ascii="Courier New" w:eastAsia="Courier New" w:hAnsi="Courier New" w:cs="Courier New"/>
+          <w:sz w:val="20"/>
+          <w:szCs w:val="20"/>
+        </w:rPr>
+        <w:t>("/</w:t>
+      </w:r>
+      <w:proofErr w:type="spellStart"/>
+      <w:r>
+        <w:rPr>
+          <w:rFonts w:ascii="Courier New" w:eastAsia="Courier New" w:hAnsi="Courier New" w:cs="Courier New"/>
+          <w:sz w:val="20"/>
+          <w:szCs w:val="20"/>
+        </w:rPr>
+        <w:t>api</w:t>
+      </w:r>
+      <w:proofErr w:type="spellEnd"/>
+      <w:r>
+        <w:rPr>
+          <w:rFonts w:ascii="Courier New" w:eastAsia="Courier New" w:hAnsi="Courier New" w:cs="Courier New"/>
+          <w:sz w:val="20"/>
+          <w:szCs w:val="20"/>
+        </w:rPr>
+        <w:t xml:space="preserve">/transactions", </w:t>
+      </w:r>
+      <w:proofErr w:type="spellStart"/>
+      <w:r>
+        <w:rPr>
+          <w:rFonts w:ascii="Courier New" w:eastAsia="Courier New" w:hAnsi="Courier New" w:cs="Courier New"/>
+          <w:sz w:val="20"/>
+          <w:szCs w:val="20"/>
+        </w:rPr>
+        <w:t>json</w:t>
+      </w:r>
+      <w:proofErr w:type="spellEnd"/>
+      <w:r>
+        <w:rPr>
+          <w:rFonts w:ascii="Courier New" w:eastAsia="Courier New" w:hAnsi="Courier New" w:cs="Courier New"/>
+          <w:sz w:val="20"/>
+          <w:szCs w:val="20"/>
+        </w:rPr>
+        <w:t>={...},</w:t>
+      </w:r>
+      <w:r>
+        <w:rPr>
+          <w:rFonts w:ascii="Courier New" w:eastAsia="Courier New" w:hAnsi="Courier New" w:cs="Courier New"/>
+          <w:sz w:val="20"/>
+          <w:szCs w:val="20"/>
+        </w:rPr>
+        <w:br/>
+        <w:t xml:space="preserve">                      headers=h1).</w:t>
+      </w:r>
+      <w:proofErr w:type="spellStart"/>
+      <w:r>
+        <w:rPr>
+          <w:rFonts w:ascii="Courier New" w:eastAsia="Courier New" w:hAnsi="Courier New" w:cs="Courier New"/>
+          <w:sz w:val="20"/>
+          <w:szCs w:val="20"/>
+        </w:rPr>
+        <w:t>get_json</w:t>
+      </w:r>
+      <w:proofErr w:type="spellEnd"/>
+      <w:r>
+        <w:rPr>
+          <w:rFonts w:ascii="Courier New" w:eastAsia="Courier New" w:hAnsi="Courier New" w:cs="Courier New"/>
+          <w:sz w:val="20"/>
+          <w:szCs w:val="20"/>
+        </w:rPr>
+        <w:t>()</w:t>
+      </w:r>
+      <w:r>
+        <w:rPr>
+          <w:rFonts w:ascii="Courier New" w:eastAsia="Courier New" w:hAnsi="Courier New" w:cs="Courier New"/>
+          <w:sz w:val="20"/>
+          <w:szCs w:val="20"/>
+        </w:rPr>
+        <w:br/>
+        <w:t xml:space="preserve">    listing = </w:t>
+      </w:r>
+      <w:proofErr w:type="spellStart"/>
+      <w:r>
+        <w:rPr>
+          <w:rFonts w:ascii="Courier New" w:eastAsia="Courier New" w:hAnsi="Courier New" w:cs="Courier New"/>
+          <w:sz w:val="20"/>
+          <w:szCs w:val="20"/>
+        </w:rPr>
+        <w:t>client.get</w:t>
+      </w:r>
+      <w:proofErr w:type="spellEnd"/>
+      <w:r>
+        <w:rPr>
+          <w:rFonts w:ascii="Courier New" w:eastAsia="Courier New" w:hAnsi="Courier New" w:cs="Courier New"/>
+          <w:sz w:val="20"/>
+          <w:szCs w:val="20"/>
+        </w:rPr>
+        <w:t>("/</w:t>
+      </w:r>
+      <w:proofErr w:type="spellStart"/>
+      <w:r>
+        <w:rPr>
+          <w:rFonts w:ascii="Courier New" w:eastAsia="Courier New" w:hAnsi="Courier New" w:cs="Courier New"/>
+          <w:sz w:val="20"/>
+          <w:szCs w:val="20"/>
+        </w:rPr>
+        <w:t>api</w:t>
+      </w:r>
+      <w:proofErr w:type="spellEnd"/>
+      <w:r>
+        <w:rPr>
+          <w:rFonts w:ascii="Courier New" w:eastAsia="Courier New" w:hAnsi="Courier New" w:cs="Courier New"/>
+          <w:sz w:val="20"/>
+          <w:szCs w:val="20"/>
+        </w:rPr>
+        <w:t>/transactions", headers=h2).</w:t>
+      </w:r>
+      <w:proofErr w:type="spellStart"/>
+      <w:r>
+        <w:rPr>
+          <w:rFonts w:ascii="Courier New" w:eastAsia="Courier New" w:hAnsi="Courier New" w:cs="Courier New"/>
+          <w:sz w:val="20"/>
+          <w:szCs w:val="20"/>
+        </w:rPr>
+        <w:t>get_json</w:t>
+      </w:r>
+      <w:proofErr w:type="spellEnd"/>
+      <w:r>
+        <w:rPr>
+          <w:rFonts w:ascii="Courier New" w:eastAsia="Courier New" w:hAnsi="Courier New" w:cs="Courier New"/>
+          <w:sz w:val="20"/>
+          <w:szCs w:val="20"/>
+        </w:rPr>
+        <w:t>()</w:t>
+      </w:r>
+      <w:r>
+        <w:rPr>
+          <w:rFonts w:ascii="Courier New" w:eastAsia="Courier New" w:hAnsi="Courier New" w:cs="Courier New"/>
+          <w:sz w:val="20"/>
+          <w:szCs w:val="20"/>
+        </w:rPr>
+        <w:br/>
+        <w:t xml:space="preserve">    assert listing["total"] == 0</w:t>
+      </w:r>
+      <w:r>
+        <w:rPr>
+          <w:rFonts w:ascii="Courier New" w:eastAsia="Courier New" w:hAnsi="Courier New" w:cs="Courier New"/>
+          <w:sz w:val="20"/>
+          <w:szCs w:val="20"/>
+        </w:rPr>
+        <w:br/>
+        <w:t xml:space="preserve">    res = </w:t>
+      </w:r>
+      <w:proofErr w:type="spellStart"/>
+      <w:r>
+        <w:rPr>
+          <w:rFonts w:ascii="Courier New" w:eastAsia="Courier New" w:hAnsi="Courier New" w:cs="Courier New"/>
+          <w:sz w:val="20"/>
+          <w:szCs w:val="20"/>
+        </w:rPr>
+        <w:t>client.get</w:t>
+      </w:r>
+      <w:proofErr w:type="spellEnd"/>
+      <w:r>
+        <w:rPr>
+          <w:rFonts w:ascii="Courier New" w:eastAsia="Courier New" w:hAnsi="Courier New" w:cs="Courier New"/>
+          <w:sz w:val="20"/>
+          <w:szCs w:val="20"/>
+        </w:rPr>
+        <w:t>(f"/</w:t>
+      </w:r>
+      <w:proofErr w:type="spellStart"/>
+      <w:r>
+        <w:rPr>
+          <w:rFonts w:ascii="Courier New" w:eastAsia="Courier New" w:hAnsi="Courier New" w:cs="Courier New"/>
+          <w:sz w:val="20"/>
+          <w:szCs w:val="20"/>
+        </w:rPr>
+        <w:t>api</w:t>
+      </w:r>
+      <w:proofErr w:type="spellEnd"/>
+      <w:r>
+        <w:rPr>
+          <w:rFonts w:ascii="Courier New" w:eastAsia="Courier New" w:hAnsi="Courier New" w:cs="Courier New"/>
+          <w:sz w:val="20"/>
+          <w:szCs w:val="20"/>
+        </w:rPr>
+        <w:t>/transactions/{</w:t>
+      </w:r>
+      <w:proofErr w:type="spellStart"/>
+      <w:r>
+        <w:rPr>
+          <w:rFonts w:ascii="Courier New" w:eastAsia="Courier New" w:hAnsi="Courier New" w:cs="Courier New"/>
+          <w:sz w:val="20"/>
+          <w:szCs w:val="20"/>
+        </w:rPr>
+        <w:t>txn</w:t>
+      </w:r>
+      <w:proofErr w:type="spellEnd"/>
+      <w:r>
+        <w:rPr>
+          <w:rFonts w:ascii="Courier New" w:eastAsia="Courier New" w:hAnsi="Courier New" w:cs="Courier New"/>
+          <w:sz w:val="20"/>
+          <w:szCs w:val="20"/>
+        </w:rPr>
+        <w:t>['id']}", headers=h2)</w:t>
+      </w:r>
+      <w:r>
+        <w:rPr>
+          <w:rFonts w:ascii="Courier New" w:eastAsia="Courier New" w:hAnsi="Courier New" w:cs="Courier New"/>
+          <w:sz w:val="20"/>
+          <w:szCs w:val="20"/>
+        </w:rPr>
+        <w:br/>
+        <w:t xml:space="preserve">    assert </w:t>
+      </w:r>
+      <w:proofErr w:type="spellStart"/>
+      <w:r>
+        <w:rPr>
+          <w:rFonts w:ascii="Courier New" w:eastAsia="Courier New" w:hAnsi="Courier New" w:cs="Courier New"/>
+          <w:sz w:val="20"/>
+          <w:szCs w:val="20"/>
+        </w:rPr>
+        <w:t>res.status_code</w:t>
+      </w:r>
+      <w:proofErr w:type="spellEnd"/>
+      <w:r>
+        <w:rPr>
+          <w:rFonts w:ascii="Courier New" w:eastAsia="Courier New" w:hAnsi="Courier New" w:cs="Courier New"/>
+          <w:sz w:val="20"/>
+          <w:szCs w:val="20"/>
+        </w:rPr>
+        <w:t xml:space="preserve"> == 404</w:t>
       </w:r>
     </w:p>
     <w:p>
@@ -15350,8 +18762,13 @@
       <w:bookmarkStart w:id="126" w:name="__RefHeading___Toc2738_1489473378"/>
       <w:bookmarkStart w:id="127" w:name="_Toc232162541"/>
       <w:bookmarkEnd w:id="126"/>
-      <w:r>
-        <w:t>VI.1  Experimental Setup</w:t>
+      <w:proofErr w:type="gramStart"/>
+      <w:r>
+        <w:t>VI.1  Experimental</w:t>
+      </w:r>
+      <w:proofErr w:type="gramEnd"/>
+      <w:r>
+        <w:t xml:space="preserve"> Setup</w:t>
       </w:r>
       <w:bookmarkEnd w:id="127"/>
     </w:p>
@@ -15362,8 +18779,13 @@
       <w:bookmarkStart w:id="128" w:name="__RefHeading___Toc2740_1489473378"/>
       <w:bookmarkStart w:id="129" w:name="_Toc232162542"/>
       <w:bookmarkEnd w:id="128"/>
-      <w:r>
-        <w:t>VI.1.1  Hardware and Software Environment</w:t>
+      <w:proofErr w:type="gramStart"/>
+      <w:r>
+        <w:t>VI.1.1  Hardware</w:t>
+      </w:r>
+      <w:proofErr w:type="gramEnd"/>
+      <w:r>
+        <w:t xml:space="preserve"> and Software Environment</w:t>
       </w:r>
       <w:bookmarkEnd w:id="129"/>
     </w:p>
@@ -15373,7 +18795,31 @@
         <w:jc w:val="both"/>
       </w:pPr>
       <w:r>
-        <w:t>Everything was measured on my development machine: an Intel Core i5-11400 (six cores, twelve threads, 2.6 GHz base, 4.4 GHz boost), 16 GB of DDR4, a 512 GB NVMe SSD, Windows 11 Pro 24H2 with Docker Desktop 4.34 on the WSL2 backend. PostgreSQL 15.4 ran in its own container; the backend ran Python 3.11.9 under the Flask development server (not Gunicorn); the frontend ran the Vite 5.4.2 dev server. The browser for end-to-end checks was Microsoft Edge 130. The machine was otherwise idle during measurement.</w:t>
+        <w:t xml:space="preserve">Everything was measured on my development machine: an Intel Core i5-11400 (six cores, twelve threads, 2.6 GHz base, 4.4 GHz boost), 16 GB of DDR4, a 512 GB </w:t>
+      </w:r>
+      <w:proofErr w:type="spellStart"/>
+      <w:r>
+        <w:t>NVMe</w:t>
+      </w:r>
+      <w:proofErr w:type="spellEnd"/>
+      <w:r>
+        <w:t xml:space="preserve"> SSD, Windows 11 Pro 24H2 with Docker Desktop 4.34 on the WSL2 backend. PostgreSQL 15.4 ran in its own container; the backend ran Python 3.11.9 under the Flask development server (not </w:t>
+      </w:r>
+      <w:proofErr w:type="spellStart"/>
+      <w:r>
+        <w:t>Gunicorn</w:t>
+      </w:r>
+      <w:proofErr w:type="spellEnd"/>
+      <w:r>
+        <w:t xml:space="preserve">); the </w:t>
+      </w:r>
+      <w:proofErr w:type="gramStart"/>
+      <w:r>
+        <w:t>frontend</w:t>
+      </w:r>
+      <w:proofErr w:type="gramEnd"/>
+      <w:r>
+        <w:t xml:space="preserve"> ran the Vite 5.4.2 dev server. The browser for end-to-end checks was Microsoft Edge 130. The machine was otherwise idle during measurement.</w:t>
       </w:r>
     </w:p>
     <w:p>
@@ -15383,8 +18829,13 @@
       <w:bookmarkStart w:id="130" w:name="__RefHeading___Toc2742_1489473378"/>
       <w:bookmarkStart w:id="131" w:name="_Toc232162543"/>
       <w:bookmarkEnd w:id="130"/>
-      <w:r>
-        <w:t>VI.1.2  Test Database</w:t>
+      <w:proofErr w:type="gramStart"/>
+      <w:r>
+        <w:t>VI.1.2  Test</w:t>
+      </w:r>
+      <w:proofErr w:type="gramEnd"/>
+      <w:r>
+        <w:t xml:space="preserve"> Database</w:t>
       </w:r>
       <w:bookmarkEnd w:id="131"/>
     </w:p>
@@ -15394,11 +18845,64 @@
         <w:jc w:val="both"/>
       </w:pPr>
       <w:r>
-        <w:t xml:space="preserve">The automated tests use an in-memory SQLite database created fresh per test from the SQLAlchemy metadata via db.create_all(), without executing migrations. This decouples the suite from migration history and keeps the tests lightweight. The project Docker image pins Python 3.11 and pytest 8.3.2; the final native verification reported in Appendix C was also run on Windows with Python 3.14.7 and pytest 9.1.1, where all sixteen cases passed in 6.79 </w:t>
+        <w:t xml:space="preserve">The automated tests use an in-memory SQLite database created fresh per test from the </w:t>
+      </w:r>
+      <w:proofErr w:type="spellStart"/>
+      <w:r>
+        <w:t>SQLAlchemy</w:t>
+      </w:r>
+      <w:proofErr w:type="spellEnd"/>
+      <w:r>
+        <w:t xml:space="preserve"> metadata via </w:t>
+      </w:r>
+      <w:proofErr w:type="spellStart"/>
+      <w:proofErr w:type="gramStart"/>
+      <w:r>
+        <w:t>db.create</w:t>
+      </w:r>
+      <w:proofErr w:type="gramEnd"/>
+      <w:r>
+        <w:t>_</w:t>
+      </w:r>
+      <w:proofErr w:type="gramStart"/>
+      <w:r>
+        <w:t>all</w:t>
+      </w:r>
+      <w:proofErr w:type="spellEnd"/>
+      <w:r>
+        <w:t>(</w:t>
+      </w:r>
+      <w:proofErr w:type="gramEnd"/>
+      <w:r>
+        <w:t xml:space="preserve">), without executing migrations. This decouples the suite from migration history and keeps the tests lightweight. The project Docker image pins Python 3.11 and </w:t>
+      </w:r>
+      <w:proofErr w:type="spellStart"/>
+      <w:r>
+        <w:t>pytest</w:t>
+      </w:r>
+      <w:proofErr w:type="spellEnd"/>
+      <w:r>
+        <w:t xml:space="preserve"> 8.3.2; the final native verification reported in Appendix C was also run on Windows with Python 3.14.7 and </w:t>
+      </w:r>
+      <w:proofErr w:type="spellStart"/>
+      <w:r>
+        <w:t>pytest</w:t>
+      </w:r>
+      <w:proofErr w:type="spellEnd"/>
+      <w:r>
+        <w:t xml:space="preserve"> 9.1.1, where all sixteen cases passed in 6.79 </w:t>
       </w:r>
       <w:r>
         <w:lastRenderedPageBreak/>
-        <w:t>seconds. Performance measurements, in contrast, use the Dockerised PostgreSQL seeded environment: each endpoint is hit ten times, the first three responses are discarded as cold-start noise, and the median of the remaining seven is reported.</w:t>
+        <w:t xml:space="preserve">seconds. Performance measurements, in contrast, use the </w:t>
+      </w:r>
+      <w:proofErr w:type="spellStart"/>
+      <w:r>
+        <w:t>Dockerised</w:t>
+      </w:r>
+      <w:proofErr w:type="spellEnd"/>
+      <w:r>
+        <w:t xml:space="preserve"> PostgreSQL seeded environment: each endpoint is hit ten times, the first three responses are discarded as cold-start noise, and the median of the remaining seven is reported.</w:t>
       </w:r>
     </w:p>
     <w:p>
@@ -15408,10 +18912,12 @@
       <w:bookmarkStart w:id="132" w:name="__RefHeading___Toc2744_1489473378"/>
       <w:bookmarkStart w:id="133" w:name="_Toc232162544"/>
       <w:bookmarkEnd w:id="132"/>
+      <w:proofErr w:type="gramStart"/>
       <w:r>
         <w:t>VI.1.3  Baselines</w:t>
       </w:r>
       <w:bookmarkEnd w:id="133"/>
+      <w:proofErr w:type="gramEnd"/>
     </w:p>
     <w:p>
       <w:pPr>
@@ -15419,7 +18925,23 @@
         <w:jc w:val="both"/>
       </w:pPr>
       <w:r>
-        <w:t>The measurements are interpreted against two reference points. Nielsen’s one-hundred-millisecond threshold [25] is used as a reference for ordinary interactive response time. Authentication is considered separately because bcrypt password verification is intentionally expensive: the project uses work factor 12, while OWASP advises selecting the highest practical work factor and gives 10 as a minimum for bcrypt where it is used [15]. Login is therefore expected to take longer than ordinary data-retrieval requests.</w:t>
+        <w:t xml:space="preserve">The measurements are interpreted against two reference points. Nielsen’s one-hundred-millisecond threshold [25] is used as a reference for ordinary interactive response time. Authentication is considered separately because </w:t>
+      </w:r>
+      <w:proofErr w:type="spellStart"/>
+      <w:r>
+        <w:t>bcrypt</w:t>
+      </w:r>
+      <w:proofErr w:type="spellEnd"/>
+      <w:r>
+        <w:t xml:space="preserve"> password verification is intentionally expensive: the project uses work factor 12, while OWASP advises selecting the highest practical work factor and gives 10 as a minimum for </w:t>
+      </w:r>
+      <w:proofErr w:type="spellStart"/>
+      <w:r>
+        <w:t>bcrypt</w:t>
+      </w:r>
+      <w:proofErr w:type="spellEnd"/>
+      <w:r>
+        <w:t xml:space="preserve"> where it is used [15]. Login is therefore expected to take longer than ordinary data-retrieval requests.</w:t>
       </w:r>
     </w:p>
     <w:p>
@@ -15429,10 +18951,12 @@
       <w:bookmarkStart w:id="134" w:name="__RefHeading___Toc2746_1489473378"/>
       <w:bookmarkStart w:id="135" w:name="_Toc232162545"/>
       <w:bookmarkEnd w:id="134"/>
+      <w:proofErr w:type="gramStart"/>
       <w:r>
         <w:t>VI.2  Results</w:t>
       </w:r>
       <w:bookmarkEnd w:id="135"/>
+      <w:proofErr w:type="gramEnd"/>
     </w:p>
     <w:p>
       <w:pPr>
@@ -15441,8 +18965,13 @@
       <w:bookmarkStart w:id="136" w:name="__RefHeading___Toc2748_1489473378"/>
       <w:bookmarkStart w:id="137" w:name="_Toc232162546"/>
       <w:bookmarkEnd w:id="136"/>
-      <w:r>
-        <w:t>VI.2.1  Functional Coverage</w:t>
+      <w:proofErr w:type="gramStart"/>
+      <w:r>
+        <w:t>VI.2.1  Functional</w:t>
+      </w:r>
+      <w:proofErr w:type="gramEnd"/>
+      <w:r>
+        <w:t xml:space="preserve"> Coverage</w:t>
       </w:r>
       <w:bookmarkEnd w:id="137"/>
     </w:p>
@@ -15716,8 +19245,39 @@
                 <w:sz w:val="22"/>
                 <w:szCs w:val="22"/>
               </w:rPr>
-              <w:t>Predominantly normalised 7-entity relational model with controlled balance denormalisation</w:t>
-            </w:r>
+              <w:t xml:space="preserve">Predominantly </w:t>
+            </w:r>
+            <w:proofErr w:type="spellStart"/>
+            <w:r>
+              <w:rPr>
+                <w:i/>
+                <w:iCs/>
+                <w:sz w:val="22"/>
+                <w:szCs w:val="22"/>
+              </w:rPr>
+              <w:t>normalised</w:t>
+            </w:r>
+            <w:proofErr w:type="spellEnd"/>
+            <w:r>
+              <w:rPr>
+                <w:i/>
+                <w:iCs/>
+                <w:sz w:val="22"/>
+                <w:szCs w:val="22"/>
+              </w:rPr>
+              <w:t xml:space="preserve"> 7-entity relational model with controlled balance </w:t>
+            </w:r>
+            <w:proofErr w:type="spellStart"/>
+            <w:r>
+              <w:rPr>
+                <w:i/>
+                <w:iCs/>
+                <w:sz w:val="22"/>
+                <w:szCs w:val="22"/>
+              </w:rPr>
+              <w:t>denormalisation</w:t>
+            </w:r>
+            <w:proofErr w:type="spellEnd"/>
           </w:p>
         </w:tc>
         <w:tc>
@@ -15741,7 +19301,87 @@
                 <w:sz w:val="22"/>
                 <w:szCs w:val="22"/>
               </w:rPr>
-              <w:t>Seven entity tables + transaction_tags junction; user-owned entities cascade-delete with the user; selected optional relationships use SET NULL; current_balance is deliberately denormalised and maintained through SQLAlchemy hooks.</w:t>
+              <w:t xml:space="preserve">Seven entity tables + </w:t>
+            </w:r>
+            <w:proofErr w:type="spellStart"/>
+            <w:r>
+              <w:rPr>
+                <w:i/>
+                <w:iCs/>
+                <w:sz w:val="22"/>
+                <w:szCs w:val="22"/>
+              </w:rPr>
+              <w:t>transaction_tags</w:t>
+            </w:r>
+            <w:proofErr w:type="spellEnd"/>
+            <w:r>
+              <w:rPr>
+                <w:i/>
+                <w:iCs/>
+                <w:sz w:val="22"/>
+                <w:szCs w:val="22"/>
+              </w:rPr>
+              <w:t xml:space="preserve"> junction; user-owned entities cascade-delete with the user; selected optional relationships use SET NULL; </w:t>
+            </w:r>
+            <w:proofErr w:type="spellStart"/>
+            <w:r>
+              <w:rPr>
+                <w:i/>
+                <w:iCs/>
+                <w:sz w:val="22"/>
+                <w:szCs w:val="22"/>
+              </w:rPr>
+              <w:t>current_balance</w:t>
+            </w:r>
+            <w:proofErr w:type="spellEnd"/>
+            <w:r>
+              <w:rPr>
+                <w:i/>
+                <w:iCs/>
+                <w:sz w:val="22"/>
+                <w:szCs w:val="22"/>
+              </w:rPr>
+              <w:t xml:space="preserve"> is deliberately </w:t>
+            </w:r>
+            <w:proofErr w:type="spellStart"/>
+            <w:r>
+              <w:rPr>
+                <w:i/>
+                <w:iCs/>
+                <w:sz w:val="22"/>
+                <w:szCs w:val="22"/>
+              </w:rPr>
+              <w:t>denormalised</w:t>
+            </w:r>
+            <w:proofErr w:type="spellEnd"/>
+            <w:r>
+              <w:rPr>
+                <w:i/>
+                <w:iCs/>
+                <w:sz w:val="22"/>
+                <w:szCs w:val="22"/>
+              </w:rPr>
+              <w:t xml:space="preserve"> and maintained through </w:t>
+            </w:r>
+            <w:proofErr w:type="spellStart"/>
+            <w:r>
+              <w:rPr>
+                <w:i/>
+                <w:iCs/>
+                <w:sz w:val="22"/>
+                <w:szCs w:val="22"/>
+              </w:rPr>
+              <w:t>SQLAlchemy</w:t>
+            </w:r>
+            <w:proofErr w:type="spellEnd"/>
+            <w:r>
+              <w:rPr>
+                <w:i/>
+                <w:iCs/>
+                <w:sz w:val="22"/>
+                <w:szCs w:val="22"/>
+              </w:rPr>
+              <w:t xml:space="preserve"> hooks.</w:t>
             </w:r>
           </w:p>
         </w:tc>
@@ -15809,7 +19449,15 @@
           </w:tcPr>
           <w:p>
             <w:r>
-              <w:t>REST API with JWT, bcrypt and per-user isolation</w:t>
+              <w:t xml:space="preserve">REST API with JWT, </w:t>
+            </w:r>
+            <w:proofErr w:type="spellStart"/>
+            <w:r>
+              <w:t>bcrypt</w:t>
+            </w:r>
+            <w:proofErr w:type="spellEnd"/>
+            <w:r>
+              <w:t xml:space="preserve"> and per-user isolation</w:t>
             </w:r>
           </w:p>
         </w:tc>
@@ -15834,7 +19482,47 @@
                 <w:sz w:val="22"/>
                 <w:szCs w:val="22"/>
               </w:rPr>
-              <w:t>Eight API Blueprints with 43 resource/domain routes plus /api/health; access + refresh tokens via Flask-JWT-Extended; bcrypt work factor 12; protected owned-data access derives identity from the token and applies user filtering.</w:t>
+              <w:t>Eight API Blueprints with 43 resource/domain routes plus /</w:t>
+            </w:r>
+            <w:proofErr w:type="spellStart"/>
+            <w:r>
+              <w:rPr>
+                <w:i/>
+                <w:iCs/>
+                <w:sz w:val="22"/>
+                <w:szCs w:val="22"/>
+              </w:rPr>
+              <w:t>api</w:t>
+            </w:r>
+            <w:proofErr w:type="spellEnd"/>
+            <w:r>
+              <w:rPr>
+                <w:i/>
+                <w:iCs/>
+                <w:sz w:val="22"/>
+                <w:szCs w:val="22"/>
+              </w:rPr>
+              <w:t xml:space="preserve">/health; access + refresh tokens via Flask-JWT-Extended; </w:t>
+            </w:r>
+            <w:proofErr w:type="spellStart"/>
+            <w:r>
+              <w:rPr>
+                <w:i/>
+                <w:iCs/>
+                <w:sz w:val="22"/>
+                <w:szCs w:val="22"/>
+              </w:rPr>
+              <w:t>bcrypt</w:t>
+            </w:r>
+            <w:proofErr w:type="spellEnd"/>
+            <w:r>
+              <w:rPr>
+                <w:i/>
+                <w:iCs/>
+                <w:sz w:val="22"/>
+                <w:szCs w:val="22"/>
+              </w:rPr>
+              <w:t xml:space="preserve"> work factor 12; protected owned-data access derives identity from the token and applies user filtering.</w:t>
             </w:r>
           </w:p>
         </w:tc>
@@ -15911,7 +19599,27 @@
                 <w:sz w:val="22"/>
                 <w:szCs w:val="22"/>
               </w:rPr>
-              <w:t xml:space="preserve">Analytical reporting with sub-100 ms </w:t>
+              <w:t xml:space="preserve">Analytical reporting with sub-100 </w:t>
+            </w:r>
+            <w:proofErr w:type="spellStart"/>
+            <w:r>
+              <w:rPr>
+                <w:i/>
+                <w:iCs/>
+                <w:sz w:val="22"/>
+                <w:szCs w:val="22"/>
+              </w:rPr>
+              <w:t>ms</w:t>
+            </w:r>
+            <w:proofErr w:type="spellEnd"/>
+            <w:r>
+              <w:rPr>
+                <w:i/>
+                <w:iCs/>
+                <w:sz w:val="22"/>
+                <w:szCs w:val="22"/>
+              </w:rPr>
+              <w:t xml:space="preserve"> </w:t>
             </w:r>
             <w:r>
               <w:rPr>
@@ -15957,7 +19665,27 @@
                 <w:szCs w:val="22"/>
               </w:rPr>
               <w:lastRenderedPageBreak/>
-              <w:t>work is database-side; ordinary interactive endpoints measured below the 100 ms reference in Section VI.2.3.</w:t>
+              <w:t xml:space="preserve">work is database-side; ordinary interactive endpoints measured below the 100 </w:t>
+            </w:r>
+            <w:proofErr w:type="spellStart"/>
+            <w:r>
+              <w:rPr>
+                <w:i/>
+                <w:iCs/>
+                <w:sz w:val="22"/>
+                <w:szCs w:val="22"/>
+              </w:rPr>
+              <w:t>ms</w:t>
+            </w:r>
+            <w:proofErr w:type="spellEnd"/>
+            <w:r>
+              <w:rPr>
+                <w:i/>
+                <w:iCs/>
+                <w:sz w:val="22"/>
+                <w:szCs w:val="22"/>
+              </w:rPr>
+              <w:t xml:space="preserve"> reference in Section VI.2.3.</w:t>
             </w:r>
           </w:p>
         </w:tc>
@@ -16053,14 +19781,25 @@
             <w:pPr>
               <w:spacing w:line="281" w:lineRule="auto"/>
             </w:pPr>
-            <w:r>
-              <w:rPr>
-                <w:i/>
-                <w:iCs/>
-                <w:sz w:val="22"/>
-                <w:szCs w:val="22"/>
-              </w:rPr>
-              <w:t>Eleven page components; Tailwind CSS design system; five-currency support (ALL, EUR, USD, GBP, CHF); Instrument Serif italic headings.</w:t>
+            <w:proofErr w:type="gramStart"/>
+            <w:r>
+              <w:rPr>
+                <w:i/>
+                <w:iCs/>
+                <w:sz w:val="22"/>
+                <w:szCs w:val="22"/>
+              </w:rPr>
+              <w:t>Eleven page</w:t>
+            </w:r>
+            <w:proofErr w:type="gramEnd"/>
+            <w:r>
+              <w:rPr>
+                <w:i/>
+                <w:iCs/>
+                <w:sz w:val="22"/>
+                <w:szCs w:val="22"/>
+              </w:rPr>
+              <w:t xml:space="preserve"> components; Tailwind CSS design system; five-currency support (ALL, EUR, USD, GBP, CHF); Instrument Serif italic headings.</w:t>
             </w:r>
           </w:p>
         </w:tc>
@@ -16239,8 +19978,19 @@
                 <w:sz w:val="22"/>
                 <w:szCs w:val="22"/>
               </w:rPr>
-              <w:t>Automated test suite covering selected critical behaviours</w:t>
-            </w:r>
+              <w:t xml:space="preserve">Automated test suite covering selected critical </w:t>
+            </w:r>
+            <w:proofErr w:type="spellStart"/>
+            <w:r>
+              <w:rPr>
+                <w:i/>
+                <w:iCs/>
+                <w:sz w:val="22"/>
+                <w:szCs w:val="22"/>
+              </w:rPr>
+              <w:t>behaviours</w:t>
+            </w:r>
+            <w:proofErr w:type="spellEnd"/>
           </w:p>
         </w:tc>
         <w:tc>
@@ -16255,7 +20005,23 @@
           </w:tcPr>
           <w:p>
             <w:r>
-              <w:t>Sixteen pytest cases covering authentication, transaction integrity, CSV importer behaviour and cross-user isolation; all cases pass in the final native verification reported in Appendix C.</w:t>
+              <w:t xml:space="preserve">Sixteen </w:t>
+            </w:r>
+            <w:proofErr w:type="spellStart"/>
+            <w:r>
+              <w:t>pytest</w:t>
+            </w:r>
+            <w:proofErr w:type="spellEnd"/>
+            <w:r>
+              <w:t xml:space="preserve"> cases covering authentication, transaction integrity, CSV importer </w:t>
+            </w:r>
+            <w:proofErr w:type="spellStart"/>
+            <w:r>
+              <w:t>behaviour</w:t>
+            </w:r>
+            <w:proofErr w:type="spellEnd"/>
+            <w:r>
+              <w:t xml:space="preserve"> and cross-user isolation; all cases pass in the final native verification reported in Appendix C.</w:t>
             </w:r>
           </w:p>
         </w:tc>
@@ -16298,8 +20064,13 @@
       <w:bookmarkStart w:id="139" w:name="__RefHeading___Toc2750_1489473378"/>
       <w:bookmarkStart w:id="140" w:name="_Toc232162547"/>
       <w:bookmarkEnd w:id="139"/>
-      <w:r>
-        <w:t>VI.2.2  Correctness via Automated Testing</w:t>
+      <w:proofErr w:type="gramStart"/>
+      <w:r>
+        <w:t>VI.2.2  Correctness</w:t>
+      </w:r>
+      <w:proofErr w:type="gramEnd"/>
+      <w:r>
+        <w:t xml:space="preserve"> via Automated Testing</w:t>
       </w:r>
       <w:bookmarkEnd w:id="140"/>
     </w:p>
@@ -16555,9 +20326,11 @@
             </w:tcMar>
           </w:tcPr>
           <w:p>
+            <w:proofErr w:type="spellStart"/>
             <w:r>
               <w:t>test_register_creates_user_and_returns_tokens</w:t>
             </w:r>
+            <w:proofErr w:type="spellEnd"/>
           </w:p>
         </w:tc>
         <w:tc>
@@ -16623,9 +20396,11 @@
             </w:tcMar>
           </w:tcPr>
           <w:p>
+            <w:proofErr w:type="spellStart"/>
             <w:r>
               <w:t>test_register_rejects_short_password</w:t>
             </w:r>
+            <w:proofErr w:type="spellEnd"/>
           </w:p>
         </w:tc>
         <w:tc>
@@ -16691,9 +20466,11 @@
             </w:tcMar>
           </w:tcPr>
           <w:p>
+            <w:proofErr w:type="spellStart"/>
             <w:r>
               <w:t>test_register_rejects_duplicate_email</w:t>
             </w:r>
+            <w:proofErr w:type="spellEnd"/>
           </w:p>
         </w:tc>
         <w:tc>
@@ -16759,9 +20536,11 @@
             </w:tcMar>
           </w:tcPr>
           <w:p>
+            <w:proofErr w:type="spellStart"/>
             <w:r>
               <w:t>test_login_succeeds_with_correct_credentials</w:t>
             </w:r>
+            <w:proofErr w:type="spellEnd"/>
           </w:p>
         </w:tc>
         <w:tc>
@@ -16827,9 +20606,11 @@
             </w:tcMar>
           </w:tcPr>
           <w:p>
+            <w:proofErr w:type="spellStart"/>
             <w:r>
               <w:t>test_login_rejects_wrong_password</w:t>
             </w:r>
+            <w:proofErr w:type="spellEnd"/>
           </w:p>
         </w:tc>
         <w:tc>
@@ -16895,9 +20676,11 @@
             </w:tcMar>
           </w:tcPr>
           <w:p>
+            <w:proofErr w:type="spellStart"/>
             <w:r>
               <w:t>test_me_requires_auth</w:t>
             </w:r>
+            <w:proofErr w:type="spellEnd"/>
           </w:p>
         </w:tc>
         <w:tc>
@@ -16963,9 +20746,11 @@
             </w:tcMar>
           </w:tcPr>
           <w:p>
+            <w:proofErr w:type="spellStart"/>
             <w:r>
               <w:t>test_me_returns_user_when_authenticated</w:t>
             </w:r>
+            <w:proofErr w:type="spellEnd"/>
           </w:p>
         </w:tc>
         <w:tc>
@@ -17031,9 +20816,11 @@
             </w:tcMar>
           </w:tcPr>
           <w:p>
+            <w:proofErr w:type="spellStart"/>
             <w:r>
               <w:t>test_create_expense_decreases_balance</w:t>
             </w:r>
+            <w:proofErr w:type="spellEnd"/>
           </w:p>
         </w:tc>
         <w:tc>
@@ -17099,9 +20886,11 @@
             </w:tcMar>
           </w:tcPr>
           <w:p>
+            <w:proofErr w:type="spellStart"/>
             <w:r>
               <w:t>test_create_income_increases_balance</w:t>
             </w:r>
+            <w:proofErr w:type="spellEnd"/>
           </w:p>
         </w:tc>
         <w:tc>
@@ -17167,9 +20956,11 @@
             </w:tcMar>
           </w:tcPr>
           <w:p>
+            <w:proofErr w:type="spellStart"/>
             <w:r>
               <w:t>test_delete_transaction_restores_balance</w:t>
             </w:r>
+            <w:proofErr w:type="spellEnd"/>
           </w:p>
         </w:tc>
         <w:tc>
@@ -17235,9 +21026,11 @@
             </w:tcMar>
           </w:tcPr>
           <w:p>
+            <w:proofErr w:type="spellStart"/>
             <w:r>
               <w:t>test_user_cannot_see_other_users_transactions</w:t>
             </w:r>
+            <w:proofErr w:type="spellEnd"/>
           </w:p>
         </w:tc>
         <w:tc>
@@ -17303,9 +21096,11 @@
             </w:tcMar>
           </w:tcPr>
           <w:p>
+            <w:proofErr w:type="spellStart"/>
             <w:r>
               <w:t>test_csv_preview_comma_delimited</w:t>
             </w:r>
+            <w:proofErr w:type="spellEnd"/>
           </w:p>
         </w:tc>
         <w:tc>
@@ -17372,9 +21167,11 @@
             </w:tcMar>
           </w:tcPr>
           <w:p>
+            <w:proofErr w:type="spellStart"/>
             <w:r>
               <w:t>test_csv_preview_semicolon_delimited</w:t>
             </w:r>
+            <w:proofErr w:type="spellEnd"/>
           </w:p>
         </w:tc>
         <w:tc>
@@ -17440,9 +21237,11 @@
             </w:tcMar>
           </w:tcPr>
           <w:p>
+            <w:proofErr w:type="spellStart"/>
             <w:r>
               <w:t>test_csv_date_parsing_formats</w:t>
             </w:r>
+            <w:proofErr w:type="spellEnd"/>
           </w:p>
         </w:tc>
         <w:tc>
@@ -17508,9 +21307,11 @@
             </w:tcMar>
           </w:tcPr>
           <w:p>
+            <w:proofErr w:type="spellStart"/>
             <w:r>
               <w:t>test_csv_amount_parsing_locales</w:t>
             </w:r>
+            <w:proofErr w:type="spellEnd"/>
           </w:p>
         </w:tc>
         <w:tc>
@@ -17732,7 +21533,7 @@
                     </pic:cNvPicPr>
                   </pic:nvPicPr>
                   <pic:blipFill>
-                    <a:blip r:embed="rId22"/>
+                    <a:blip r:embed="rId23"/>
                     <a:stretch>
                       <a:fillRect/>
                     </a:stretch>
@@ -17816,7 +21617,23 @@
         <w:jc w:val="both"/>
       </w:pPr>
       <w:r>
-        <w:t>The passing suite establishes repeatable evidence for selected behaviours: passwords are hashed and verified through bcrypt; transaction creation and deletion maintain account balances in the exercised cases; cross-user transaction listing and direct retrieval are blocked; and the importer handles the tested delimiter, date, amount and duplicate scenarios. It does not establish exhaustive correctness, branch coverage, penetration resistance or security against threats that the suite does not exercise [46].</w:t>
+        <w:t xml:space="preserve">The passing suite establishes repeatable evidence for selected </w:t>
+      </w:r>
+      <w:proofErr w:type="spellStart"/>
+      <w:r>
+        <w:t>behaviours</w:t>
+      </w:r>
+      <w:proofErr w:type="spellEnd"/>
+      <w:r>
+        <w:t xml:space="preserve">: passwords are hashed and verified through </w:t>
+      </w:r>
+      <w:proofErr w:type="spellStart"/>
+      <w:r>
+        <w:t>bcrypt</w:t>
+      </w:r>
+      <w:proofErr w:type="spellEnd"/>
+      <w:r>
+        <w:t>; transaction creation and deletion maintain account balances in the exercised cases; cross-user transaction listing and direct retrieval are blocked; and the importer handles the tested delimiter, date, amount and duplicate scenarios. It does not establish exhaustive correctness, branch coverage, penetration resistance or security against threats that the suite does not exercise [46].</w:t>
       </w:r>
     </w:p>
     <w:p>
@@ -17826,10 +21643,20 @@
       <w:bookmarkStart w:id="143" w:name="__RefHeading___Toc2752_1489473378"/>
       <w:bookmarkStart w:id="144" w:name="_Toc232162548"/>
       <w:bookmarkEnd w:id="143"/>
-      <w:r>
-        <w:t>VI.2.3  Performance Characterisation</w:t>
+      <w:proofErr w:type="gramStart"/>
+      <w:r>
+        <w:t>VI.2.3  Performance</w:t>
+      </w:r>
+      <w:proofErr w:type="gramEnd"/>
+      <w:r>
+        <w:t xml:space="preserve"> </w:t>
+      </w:r>
+      <w:proofErr w:type="spellStart"/>
+      <w:r>
+        <w:t>Characterisation</w:t>
       </w:r>
       <w:bookmarkEnd w:id="144"/>
+      <w:proofErr w:type="spellEnd"/>
     </w:p>
     <w:p>
       <w:pPr>
@@ -17916,7 +21743,21 @@
         <w:rPr>
           <w:i/>
         </w:rPr>
-        <w:t xml:space="preserve"> — Endpoint response-time characterisation (median of 7 warm requests)</w:t>
+        <w:t xml:space="preserve"> — Endpoint response-time </w:t>
+      </w:r>
+      <w:proofErr w:type="spellStart"/>
+      <w:r>
+        <w:rPr>
+          <w:i/>
+        </w:rPr>
+        <w:t>characterisation</w:t>
+      </w:r>
+      <w:proofErr w:type="spellEnd"/>
+      <w:r>
+        <w:rPr>
+          <w:i/>
+        </w:rPr>
+        <w:t xml:space="preserve"> (median of 7 warm requests)</w:t>
       </w:r>
     </w:p>
     <w:tbl>
@@ -18077,7 +21918,27 @@
                 <w:sz w:val="22"/>
                 <w:szCs w:val="22"/>
               </w:rPr>
-              <w:t>/api/auth/login</w:t>
+              <w:t>/</w:t>
+            </w:r>
+            <w:proofErr w:type="spellStart"/>
+            <w:r>
+              <w:rPr>
+                <w:i/>
+                <w:iCs/>
+                <w:sz w:val="22"/>
+                <w:szCs w:val="22"/>
+              </w:rPr>
+              <w:t>api</w:t>
+            </w:r>
+            <w:proofErr w:type="spellEnd"/>
+            <w:r>
+              <w:rPr>
+                <w:i/>
+                <w:iCs/>
+                <w:sz w:val="22"/>
+                <w:szCs w:val="22"/>
+              </w:rPr>
+              <w:t>/auth/login</w:t>
             </w:r>
           </w:p>
         </w:tc>
@@ -18127,8 +21988,19 @@
                 <w:sz w:val="22"/>
                 <w:szCs w:val="22"/>
               </w:rPr>
-              <w:t>≈280 ms</w:t>
-            </w:r>
+              <w:t xml:space="preserve">≈280 </w:t>
+            </w:r>
+            <w:proofErr w:type="spellStart"/>
+            <w:r>
+              <w:rPr>
+                <w:i/>
+                <w:iCs/>
+                <w:sz w:val="22"/>
+                <w:szCs w:val="22"/>
+              </w:rPr>
+              <w:t>ms</w:t>
+            </w:r>
+            <w:proofErr w:type="spellEnd"/>
           </w:p>
         </w:tc>
         <w:tc>
@@ -18145,14 +22017,25 @@
             <w:pPr>
               <w:spacing w:line="281" w:lineRule="auto"/>
             </w:pPr>
-            <w:r>
-              <w:rPr>
-                <w:i/>
-                <w:iCs/>
-                <w:sz w:val="22"/>
-                <w:szCs w:val="22"/>
-              </w:rPr>
-              <w:t>bcrypt-bound; expected (and desirable)</w:t>
+            <w:proofErr w:type="spellStart"/>
+            <w:r>
+              <w:rPr>
+                <w:i/>
+                <w:iCs/>
+                <w:sz w:val="22"/>
+                <w:szCs w:val="22"/>
+              </w:rPr>
+              <w:t>bcrypt</w:t>
+            </w:r>
+            <w:proofErr w:type="spellEnd"/>
+            <w:r>
+              <w:rPr>
+                <w:i/>
+                <w:iCs/>
+                <w:sz w:val="22"/>
+                <w:szCs w:val="22"/>
+              </w:rPr>
+              <w:t>-bound; expected (and desirable)</w:t>
             </w:r>
           </w:p>
         </w:tc>
@@ -18179,7 +22062,27 @@
                 <w:sz w:val="22"/>
                 <w:szCs w:val="22"/>
               </w:rPr>
-              <w:t>/api/accounts</w:t>
+              <w:t>/</w:t>
+            </w:r>
+            <w:proofErr w:type="spellStart"/>
+            <w:r>
+              <w:rPr>
+                <w:i/>
+                <w:iCs/>
+                <w:sz w:val="22"/>
+                <w:szCs w:val="22"/>
+              </w:rPr>
+              <w:t>api</w:t>
+            </w:r>
+            <w:proofErr w:type="spellEnd"/>
+            <w:r>
+              <w:rPr>
+                <w:i/>
+                <w:iCs/>
+                <w:sz w:val="22"/>
+                <w:szCs w:val="22"/>
+              </w:rPr>
+              <w:t>/accounts</w:t>
             </w:r>
           </w:p>
         </w:tc>
@@ -18229,8 +22132,19 @@
                 <w:sz w:val="22"/>
                 <w:szCs w:val="22"/>
               </w:rPr>
-              <w:t>&lt;10 ms</w:t>
-            </w:r>
+              <w:t xml:space="preserve">&lt;10 </w:t>
+            </w:r>
+            <w:proofErr w:type="spellStart"/>
+            <w:r>
+              <w:rPr>
+                <w:i/>
+                <w:iCs/>
+                <w:sz w:val="22"/>
+                <w:szCs w:val="22"/>
+              </w:rPr>
+              <w:t>ms</w:t>
+            </w:r>
+            <w:proofErr w:type="spellEnd"/>
           </w:p>
         </w:tc>
         <w:tc>
@@ -18281,7 +22195,27 @@
                 <w:sz w:val="22"/>
                 <w:szCs w:val="22"/>
               </w:rPr>
-              <w:t>/api/accounts/summary</w:t>
+              <w:t>/</w:t>
+            </w:r>
+            <w:proofErr w:type="spellStart"/>
+            <w:r>
+              <w:rPr>
+                <w:i/>
+                <w:iCs/>
+                <w:sz w:val="22"/>
+                <w:szCs w:val="22"/>
+              </w:rPr>
+              <w:t>api</w:t>
+            </w:r>
+            <w:proofErr w:type="spellEnd"/>
+            <w:r>
+              <w:rPr>
+                <w:i/>
+                <w:iCs/>
+                <w:sz w:val="22"/>
+                <w:szCs w:val="22"/>
+              </w:rPr>
+              <w:t>/accounts/summary</w:t>
             </w:r>
           </w:p>
         </w:tc>
@@ -18331,8 +22265,19 @@
                 <w:sz w:val="22"/>
                 <w:szCs w:val="22"/>
               </w:rPr>
-              <w:t>&lt;10 ms</w:t>
-            </w:r>
+              <w:t xml:space="preserve">&lt;10 </w:t>
+            </w:r>
+            <w:proofErr w:type="spellStart"/>
+            <w:r>
+              <w:rPr>
+                <w:i/>
+                <w:iCs/>
+                <w:sz w:val="22"/>
+                <w:szCs w:val="22"/>
+              </w:rPr>
+              <w:t>ms</w:t>
+            </w:r>
+            <w:proofErr w:type="spellEnd"/>
           </w:p>
         </w:tc>
         <w:tc>
@@ -18383,7 +22328,47 @@
                 <w:sz w:val="22"/>
                 <w:szCs w:val="22"/>
               </w:rPr>
-              <w:t>/api/transactions?page=1&amp;page_size=50</w:t>
+              <w:t>/</w:t>
+            </w:r>
+            <w:proofErr w:type="spellStart"/>
+            <w:r>
+              <w:rPr>
+                <w:i/>
+                <w:iCs/>
+                <w:sz w:val="22"/>
+                <w:szCs w:val="22"/>
+              </w:rPr>
+              <w:t>api</w:t>
+            </w:r>
+            <w:proofErr w:type="spellEnd"/>
+            <w:r>
+              <w:rPr>
+                <w:i/>
+                <w:iCs/>
+                <w:sz w:val="22"/>
+                <w:szCs w:val="22"/>
+              </w:rPr>
+              <w:t>/</w:t>
+            </w:r>
+            <w:proofErr w:type="spellStart"/>
+            <w:r>
+              <w:rPr>
+                <w:i/>
+                <w:iCs/>
+                <w:sz w:val="22"/>
+                <w:szCs w:val="22"/>
+              </w:rPr>
+              <w:t>transactions?page</w:t>
+            </w:r>
+            <w:proofErr w:type="spellEnd"/>
+            <w:r>
+              <w:rPr>
+                <w:i/>
+                <w:iCs/>
+                <w:sz w:val="22"/>
+                <w:szCs w:val="22"/>
+              </w:rPr>
+              <w:t>=1&amp;page_size=50</w:t>
             </w:r>
           </w:p>
         </w:tc>
@@ -18433,8 +22418,19 @@
                 <w:sz w:val="22"/>
                 <w:szCs w:val="22"/>
               </w:rPr>
-              <w:t>20–40 ms</w:t>
-            </w:r>
+              <w:t xml:space="preserve">20–40 </w:t>
+            </w:r>
+            <w:proofErr w:type="spellStart"/>
+            <w:r>
+              <w:rPr>
+                <w:i/>
+                <w:iCs/>
+                <w:sz w:val="22"/>
+                <w:szCs w:val="22"/>
+              </w:rPr>
+              <w:t>ms</w:t>
+            </w:r>
+            <w:proofErr w:type="spellEnd"/>
           </w:p>
         </w:tc>
         <w:tc>
@@ -18485,7 +22481,27 @@
                 <w:sz w:val="22"/>
                 <w:szCs w:val="22"/>
               </w:rPr>
-              <w:t>/api/transactions</w:t>
+              <w:t>/</w:t>
+            </w:r>
+            <w:proofErr w:type="spellStart"/>
+            <w:r>
+              <w:rPr>
+                <w:i/>
+                <w:iCs/>
+                <w:sz w:val="22"/>
+                <w:szCs w:val="22"/>
+              </w:rPr>
+              <w:t>api</w:t>
+            </w:r>
+            <w:proofErr w:type="spellEnd"/>
+            <w:r>
+              <w:rPr>
+                <w:i/>
+                <w:iCs/>
+                <w:sz w:val="22"/>
+                <w:szCs w:val="22"/>
+              </w:rPr>
+              <w:t>/transactions</w:t>
             </w:r>
           </w:p>
         </w:tc>
@@ -18535,8 +22551,19 @@
                 <w:sz w:val="22"/>
                 <w:szCs w:val="22"/>
               </w:rPr>
-              <w:t>20–35 ms</w:t>
-            </w:r>
+              <w:t xml:space="preserve">20–35 </w:t>
+            </w:r>
+            <w:proofErr w:type="spellStart"/>
+            <w:r>
+              <w:rPr>
+                <w:i/>
+                <w:iCs/>
+                <w:sz w:val="22"/>
+                <w:szCs w:val="22"/>
+              </w:rPr>
+              <w:t>ms</w:t>
+            </w:r>
+            <w:proofErr w:type="spellEnd"/>
           </w:p>
         </w:tc>
         <w:tc>
@@ -18587,7 +22614,27 @@
                 <w:sz w:val="22"/>
                 <w:szCs w:val="22"/>
               </w:rPr>
-              <w:t>/api/reports/summary</w:t>
+              <w:t>/</w:t>
+            </w:r>
+            <w:proofErr w:type="spellStart"/>
+            <w:r>
+              <w:rPr>
+                <w:i/>
+                <w:iCs/>
+                <w:sz w:val="22"/>
+                <w:szCs w:val="22"/>
+              </w:rPr>
+              <w:t>api</w:t>
+            </w:r>
+            <w:proofErr w:type="spellEnd"/>
+            <w:r>
+              <w:rPr>
+                <w:i/>
+                <w:iCs/>
+                <w:sz w:val="22"/>
+                <w:szCs w:val="22"/>
+              </w:rPr>
+              <w:t>/reports/summary</w:t>
             </w:r>
           </w:p>
         </w:tc>
@@ -18637,8 +22684,19 @@
                 <w:sz w:val="22"/>
                 <w:szCs w:val="22"/>
               </w:rPr>
-              <w:t>40–80 ms</w:t>
-            </w:r>
+              <w:t xml:space="preserve">40–80 </w:t>
+            </w:r>
+            <w:proofErr w:type="spellStart"/>
+            <w:r>
+              <w:rPr>
+                <w:i/>
+                <w:iCs/>
+                <w:sz w:val="22"/>
+                <w:szCs w:val="22"/>
+              </w:rPr>
+              <w:t>ms</w:t>
+            </w:r>
+            <w:proofErr w:type="spellEnd"/>
           </w:p>
         </w:tc>
         <w:tc>
@@ -18689,7 +22747,27 @@
                 <w:sz w:val="22"/>
                 <w:szCs w:val="22"/>
               </w:rPr>
-              <w:t>/api/reports/spending-by-category</w:t>
+              <w:t>/</w:t>
+            </w:r>
+            <w:proofErr w:type="spellStart"/>
+            <w:r>
+              <w:rPr>
+                <w:i/>
+                <w:iCs/>
+                <w:sz w:val="22"/>
+                <w:szCs w:val="22"/>
+              </w:rPr>
+              <w:t>api</w:t>
+            </w:r>
+            <w:proofErr w:type="spellEnd"/>
+            <w:r>
+              <w:rPr>
+                <w:i/>
+                <w:iCs/>
+                <w:sz w:val="22"/>
+                <w:szCs w:val="22"/>
+              </w:rPr>
+              <w:t>/reports/spending-by-category</w:t>
             </w:r>
           </w:p>
         </w:tc>
@@ -18739,8 +22817,19 @@
                 <w:sz w:val="22"/>
                 <w:szCs w:val="22"/>
               </w:rPr>
-              <w:t>15–30 ms</w:t>
-            </w:r>
+              <w:t xml:space="preserve">15–30 </w:t>
+            </w:r>
+            <w:proofErr w:type="spellStart"/>
+            <w:r>
+              <w:rPr>
+                <w:i/>
+                <w:iCs/>
+                <w:sz w:val="22"/>
+                <w:szCs w:val="22"/>
+              </w:rPr>
+              <w:t>ms</w:t>
+            </w:r>
+            <w:proofErr w:type="spellEnd"/>
           </w:p>
         </w:tc>
         <w:tc>
@@ -18791,8 +22880,39 @@
                 <w:sz w:val="22"/>
                 <w:szCs w:val="22"/>
               </w:rPr>
-              <w:t>/api/reports/monthly-series</w:t>
-            </w:r>
+              <w:t>/</w:t>
+            </w:r>
+            <w:proofErr w:type="spellStart"/>
+            <w:r>
+              <w:rPr>
+                <w:i/>
+                <w:iCs/>
+                <w:sz w:val="22"/>
+                <w:szCs w:val="22"/>
+              </w:rPr>
+              <w:t>api</w:t>
+            </w:r>
+            <w:proofErr w:type="spellEnd"/>
+            <w:r>
+              <w:rPr>
+                <w:i/>
+                <w:iCs/>
+                <w:sz w:val="22"/>
+                <w:szCs w:val="22"/>
+              </w:rPr>
+              <w:t>/reports/</w:t>
+            </w:r>
+            <w:proofErr w:type="gramStart"/>
+            <w:r>
+              <w:rPr>
+                <w:i/>
+                <w:iCs/>
+                <w:sz w:val="22"/>
+                <w:szCs w:val="22"/>
+              </w:rPr>
+              <w:t>monthly-series</w:t>
+            </w:r>
+            <w:proofErr w:type="gramEnd"/>
           </w:p>
         </w:tc>
         <w:tc>
@@ -18841,8 +22961,19 @@
                 <w:sz w:val="22"/>
                 <w:szCs w:val="22"/>
               </w:rPr>
-              <w:t>30–50 ms</w:t>
-            </w:r>
+              <w:t xml:space="preserve">30–50 </w:t>
+            </w:r>
+            <w:proofErr w:type="spellStart"/>
+            <w:r>
+              <w:rPr>
+                <w:i/>
+                <w:iCs/>
+                <w:sz w:val="22"/>
+                <w:szCs w:val="22"/>
+              </w:rPr>
+              <w:t>ms</w:t>
+            </w:r>
+            <w:proofErr w:type="spellEnd"/>
           </w:p>
         </w:tc>
         <w:tc>
@@ -18866,7 +22997,27 @@
                 <w:sz w:val="22"/>
                 <w:szCs w:val="22"/>
               </w:rPr>
-              <w:t>12-month database GROUP BY by extracted year/month</w:t>
+              <w:t xml:space="preserve">12-month database GROUP BY </w:t>
+            </w:r>
+            <w:proofErr w:type="spellStart"/>
+            <w:r>
+              <w:rPr>
+                <w:i/>
+                <w:iCs/>
+                <w:sz w:val="22"/>
+                <w:szCs w:val="22"/>
+              </w:rPr>
+              <w:t>by</w:t>
+            </w:r>
+            <w:proofErr w:type="spellEnd"/>
+            <w:r>
+              <w:rPr>
+                <w:i/>
+                <w:iCs/>
+                <w:sz w:val="22"/>
+                <w:szCs w:val="22"/>
+              </w:rPr>
+              <w:t xml:space="preserve"> extracted year/month</w:t>
             </w:r>
           </w:p>
         </w:tc>
@@ -18893,7 +23044,27 @@
                 <w:sz w:val="22"/>
                 <w:szCs w:val="22"/>
               </w:rPr>
-              <w:t>/api/reports/net-worth</w:t>
+              <w:t>/</w:t>
+            </w:r>
+            <w:proofErr w:type="spellStart"/>
+            <w:r>
+              <w:rPr>
+                <w:i/>
+                <w:iCs/>
+                <w:sz w:val="22"/>
+                <w:szCs w:val="22"/>
+              </w:rPr>
+              <w:t>api</w:t>
+            </w:r>
+            <w:proofErr w:type="spellEnd"/>
+            <w:r>
+              <w:rPr>
+                <w:i/>
+                <w:iCs/>
+                <w:sz w:val="22"/>
+                <w:szCs w:val="22"/>
+              </w:rPr>
+              <w:t>/reports/net-worth</w:t>
             </w:r>
           </w:p>
         </w:tc>
@@ -18943,8 +23114,19 @@
                 <w:sz w:val="22"/>
                 <w:szCs w:val="22"/>
               </w:rPr>
-              <w:t>40–70 ms</w:t>
-            </w:r>
+              <w:t xml:space="preserve">40–70 </w:t>
+            </w:r>
+            <w:proofErr w:type="spellStart"/>
+            <w:r>
+              <w:rPr>
+                <w:i/>
+                <w:iCs/>
+                <w:sz w:val="22"/>
+                <w:szCs w:val="22"/>
+              </w:rPr>
+              <w:t>ms</w:t>
+            </w:r>
+            <w:proofErr w:type="spellEnd"/>
           </w:p>
         </w:tc>
         <w:tc>
@@ -18995,7 +23177,27 @@
                 <w:sz w:val="22"/>
                 <w:szCs w:val="22"/>
               </w:rPr>
-              <w:t>/api/imports/csv (90-row file)</w:t>
+              <w:t>/</w:t>
+            </w:r>
+            <w:proofErr w:type="spellStart"/>
+            <w:r>
+              <w:rPr>
+                <w:i/>
+                <w:iCs/>
+                <w:sz w:val="22"/>
+                <w:szCs w:val="22"/>
+              </w:rPr>
+              <w:t>api</w:t>
+            </w:r>
+            <w:proofErr w:type="spellEnd"/>
+            <w:r>
+              <w:rPr>
+                <w:i/>
+                <w:iCs/>
+                <w:sz w:val="22"/>
+                <w:szCs w:val="22"/>
+              </w:rPr>
+              <w:t>/imports/csv (90-row file)</w:t>
             </w:r>
           </w:p>
         </w:tc>
@@ -19045,8 +23247,19 @@
                 <w:sz w:val="22"/>
                 <w:szCs w:val="22"/>
               </w:rPr>
-              <w:t>150–250 ms</w:t>
-            </w:r>
+              <w:t xml:space="preserve">150–250 </w:t>
+            </w:r>
+            <w:proofErr w:type="spellStart"/>
+            <w:r>
+              <w:rPr>
+                <w:i/>
+                <w:iCs/>
+                <w:sz w:val="22"/>
+                <w:szCs w:val="22"/>
+              </w:rPr>
+              <w:t>ms</w:t>
+            </w:r>
+            <w:proofErr w:type="spellEnd"/>
           </w:p>
         </w:tc>
         <w:tc>
@@ -19089,9 +23302,22 @@
       <w:r>
         <w:t xml:space="preserve">The measured results show that the ordinary interactive API endpoints in the demonstration scenario fall below the hundred-millisecond reference, while login and CSV import are slower by design and workload. This is consistent with the operation of indexed queries and database-side aggregation in PostgreSQL [27]. Login is the main authentication outlier at roughly 280 </w:t>
       </w:r>
+      <w:proofErr w:type="spellStart"/>
       <w:r>
         <w:lastRenderedPageBreak/>
-        <w:t>ms because bcrypt verification is intentionally computationally expensive [14], [15]. The CSV import is slower because its work scales with the number of uploaded rows. These measurements describe the tested demonstration dataset and do not establish performance for substantially larger workloads.</w:t>
+        <w:t>ms</w:t>
+      </w:r>
+      <w:proofErr w:type="spellEnd"/>
+      <w:r>
+        <w:t xml:space="preserve"> because </w:t>
+      </w:r>
+      <w:proofErr w:type="spellStart"/>
+      <w:r>
+        <w:t>bcrypt</w:t>
+      </w:r>
+      <w:proofErr w:type="spellEnd"/>
+      <w:r>
+        <w:t xml:space="preserve"> verification is intentionally computationally expensive [14], [15]. The CSV import is slower because its work scales with the number of uploaded rows. These measurements describe the tested demonstration dataset and do not establish performance for substantially larger workloads.</w:t>
       </w:r>
     </w:p>
     <w:p>
@@ -19101,10 +23327,12 @@
       <w:bookmarkStart w:id="146" w:name="__RefHeading___Toc2754_1489473378"/>
       <w:bookmarkStart w:id="147" w:name="_Toc232162549"/>
       <w:bookmarkEnd w:id="146"/>
+      <w:proofErr w:type="gramStart"/>
       <w:r>
         <w:t>VI.3  Discussion</w:t>
       </w:r>
       <w:bookmarkEnd w:id="147"/>
+      <w:proofErr w:type="gramEnd"/>
     </w:p>
     <w:p>
       <w:pPr>
@@ -19113,8 +23341,13 @@
       <w:bookmarkStart w:id="148" w:name="__RefHeading___Toc2756_1489473378"/>
       <w:bookmarkStart w:id="149" w:name="_Toc232162550"/>
       <w:bookmarkEnd w:id="148"/>
-      <w:r>
-        <w:t>VI.3.1  Interpretation of the Results</w:t>
+      <w:proofErr w:type="gramStart"/>
+      <w:r>
+        <w:t>VI.3.1  Interpretation</w:t>
+      </w:r>
+      <w:proofErr w:type="gramEnd"/>
+      <w:r>
+        <w:t xml:space="preserve"> of the Results</w:t>
       </w:r>
       <w:bookmarkEnd w:id="149"/>
     </w:p>
@@ -19124,7 +23357,23 @@
         <w:jc w:val="both"/>
       </w:pPr>
       <w:r>
-        <w:t>The automated results provide evidence that the selected authentication, transaction, importer and ownership behaviours operate as intended in the tested cases. In particular, the isolation case checks a user-ownership boundary, and the importer tests cover delimiter detection, four date formats, US and European amount notation, accounting-style negatives and duplicate skipping. This is targeted evidence rather than exhaustive correctness [46]. The latency measurements separately show that ordinary interactive endpoints remain within the chosen response-time reference at demonstration scale, with the main analytical aggregation work performed in the database.</w:t>
+        <w:t xml:space="preserve">The automated results provide evidence that the selected authentication, transaction, importer and ownership </w:t>
+      </w:r>
+      <w:proofErr w:type="spellStart"/>
+      <w:r>
+        <w:t>behaviours</w:t>
+      </w:r>
+      <w:proofErr w:type="spellEnd"/>
+      <w:r>
+        <w:t xml:space="preserve"> operate as intended in the tested cases. In particular, the isolation case checks a user-ownership boundary, and the importer tests cover delimiter detection, four date formats, US and </w:t>
+      </w:r>
+      <w:proofErr w:type="gramStart"/>
+      <w:r>
+        <w:t>European amount</w:t>
+      </w:r>
+      <w:proofErr w:type="gramEnd"/>
+      <w:r>
+        <w:t xml:space="preserve"> notation, accounting-style negatives and duplicate skipping. This is targeted evidence rather than exhaustive correctness [46]. The latency measurements separately show that ordinary interactive endpoints remain within the chosen response-time reference at demonstration scale, with the main analytical aggregation work performed in the database.</w:t>
       </w:r>
     </w:p>
     <w:p>
@@ -19151,7 +23400,23 @@
         <w:fldChar w:fldCharType="end"/>
       </w:r>
       <w:r>
-        <w:t>: the three-tier Flask–React–PostgreSQL design and predominantly normalised data model satisfy the defined objectives within the evaluated scope. RQ2 is addressed by the generic, user-mapped importer, the representative statement-format design inputs and its five dedicated automated tests; the implementation avoids per-bank parser classes, although the evaluation does not claim compatibility with every future export variant. RQ3 is addressed by the JWT-plus-bcrypt design and the passing isolation test: within the selected individual self-hosted scope, signed tokens and per-user filtering provide the required authentication and data-isolation properties without a server-side session store.</w:t>
+        <w:t xml:space="preserve">: the three-tier Flask–React–PostgreSQL design and predominantly </w:t>
+      </w:r>
+      <w:proofErr w:type="spellStart"/>
+      <w:r>
+        <w:t>normalised</w:t>
+      </w:r>
+      <w:proofErr w:type="spellEnd"/>
+      <w:r>
+        <w:t xml:space="preserve"> data model satisfy the defined objectives within the evaluated scope. RQ2 is addressed by the generic, user-mapped importer, the representative statement-format design inputs and its five dedicated automated tests; the implementation avoids per-bank parser classes, although the evaluation does not claim compatibility with every future export variant. RQ3 is addressed by the JWT-plus-</w:t>
+      </w:r>
+      <w:proofErr w:type="spellStart"/>
+      <w:r>
+        <w:t>bcrypt</w:t>
+      </w:r>
+      <w:proofErr w:type="spellEnd"/>
+      <w:r>
+        <w:t xml:space="preserve"> design and the passing isolation test: within the selected individual self-hosted scope, signed tokens and per-user filtering provide the required authentication and data-isolation properties without a server-side session store.</w:t>
       </w:r>
     </w:p>
     <w:p>
@@ -19161,8 +23426,21 @@
       <w:bookmarkStart w:id="150" w:name="__RefHeading___Toc2758_1489473378"/>
       <w:bookmarkStart w:id="151" w:name="_Toc232162551"/>
       <w:bookmarkEnd w:id="150"/>
-      <w:r>
-        <w:t>VI.3.2  Connection to the Existing Literature</w:t>
+      <w:proofErr w:type="gramStart"/>
+      <w:r>
+        <w:t>VI.3.2  Connection</w:t>
+      </w:r>
+      <w:proofErr w:type="gramEnd"/>
+      <w:r>
+        <w:t xml:space="preserve"> to </w:t>
+      </w:r>
+      <w:proofErr w:type="gramStart"/>
+      <w:r>
+        <w:t>the Existing</w:t>
+      </w:r>
+      <w:proofErr w:type="gramEnd"/>
+      <w:r>
+        <w:t xml:space="preserve"> Literature</w:t>
       </w:r>
       <w:bookmarkEnd w:id="151"/>
     </w:p>
@@ -19172,11 +23450,35 @@
         <w:jc w:val="both"/>
       </w:pPr>
       <w:r>
-        <w:t xml:space="preserve">In relation to the literature reviewed in Chapter II, Vault belongs to the self-hosted web category represented by systems such as Firefly III [5], but its defaults and import workflow are directed at the Albanian context. Categories and budgets are consistent with the mental-accounting perspective described by Thaler [31], while the effort to keep setup and interaction comparatively simple reflects the importance of perceived ease of use and effort expectancy in technology-adoption research [32], [33]. The separation of presentation, application and data </w:t>
+        <w:t xml:space="preserve">In relation to the literature reviewed in Chapter II, Vault belongs to the self-hosted web category represented by systems such as Firefly III [5], but its defaults and import workflow are directed at the Albanian context. Categories and budgets are consistent with the mental-accounting perspective described by Thaler [31], while the effort to keep </w:t>
+      </w:r>
+      <w:proofErr w:type="gramStart"/>
+      <w:r>
+        <w:t>setup</w:t>
+      </w:r>
+      <w:proofErr w:type="gramEnd"/>
+      <w:r>
+        <w:t xml:space="preserve"> and interaction comparatively simple reflects the importance of perceived ease of use and effort expectancy in technology-adoption research [32], [33]. The separation of presentation, application and data </w:t>
       </w:r>
       <w:r>
         <w:lastRenderedPageBreak/>
-        <w:t>responsibilities follows established layered-architecture guidance [36], [37]. Authentication follows the JWT standard [13], with bcrypt password hashing [14] and additional guidance from RFC 8725 and OWASP [15], [39]–[41]. These connections support the design rationale but do not amount to a complete security or usability evaluation. Currency remains stored natively without automatic FX conversion, so mixed-currency reports must either preserve currency buckets or use a clearly defined reporting currency.</w:t>
+        <w:t xml:space="preserve">responsibilities follows established layered-architecture guidance [36], [37]. Authentication follows the JWT standard [13], with </w:t>
+      </w:r>
+      <w:proofErr w:type="spellStart"/>
+      <w:r>
+        <w:t>bcrypt</w:t>
+      </w:r>
+      <w:proofErr w:type="spellEnd"/>
+      <w:r>
+        <w:t xml:space="preserve"> password hashing [14] and additional guidance from RFC 8725 and OWASP [15], [39]</w:t>
+      </w:r>
+      <w:proofErr w:type="gramStart"/>
+      <w:r>
+        <w:t>–[</w:t>
+      </w:r>
+      <w:proofErr w:type="gramEnd"/>
+      <w:r>
+        <w:t>41]. These connections support the design rationale but do not amount to a complete security or usability evaluation. Currency remains stored natively without automatic FX conversion, so mixed-currency reports must either preserve currency buckets or use a clearly defined reporting currency.</w:t>
       </w:r>
     </w:p>
     <w:p>
@@ -19186,8 +23488,21 @@
       <w:bookmarkStart w:id="152" w:name="__RefHeading___Toc2760_1489473378"/>
       <w:bookmarkStart w:id="153" w:name="_Toc232162552"/>
       <w:bookmarkEnd w:id="152"/>
-      <w:r>
-        <w:t>VI.3.3  Justifying the Major Design Decisions in Light of Results</w:t>
+      <w:proofErr w:type="gramStart"/>
+      <w:r>
+        <w:t>VI.3.3  Justifying</w:t>
+      </w:r>
+      <w:proofErr w:type="gramEnd"/>
+      <w:r>
+        <w:t xml:space="preserve"> the Major Design Decisions </w:t>
+      </w:r>
+      <w:proofErr w:type="gramStart"/>
+      <w:r>
+        <w:t>in Light of</w:t>
+      </w:r>
+      <w:proofErr w:type="gramEnd"/>
+      <w:r>
+        <w:t xml:space="preserve"> Results</w:t>
       </w:r>
       <w:bookmarkEnd w:id="153"/>
     </w:p>
@@ -19215,7 +23530,31 @@
         <w:fldChar w:fldCharType="end"/>
       </w:r>
       <w:r>
-        <w:t>. Maintaining current_balance (Decision 1) avoids recomputing complete transaction histories for account and summary reads, while SQLAlchemy event handling [28] keeps balance updates in a testable write path. The positive-amount convention (Decision 2) separates monetary magnitude from transaction direction. The generic importer (Decision 4) is exercised by format-focused tests and remains independent of bank-specific parser classes.</w:t>
+        <w:t xml:space="preserve">. Maintaining </w:t>
+      </w:r>
+      <w:proofErr w:type="spellStart"/>
+      <w:r>
+        <w:t>current_balance</w:t>
+      </w:r>
+      <w:proofErr w:type="spellEnd"/>
+      <w:r>
+        <w:t xml:space="preserve"> (Decision 1) avoids recomputing complete transaction histories for account and summary reads, while </w:t>
+      </w:r>
+      <w:proofErr w:type="spellStart"/>
+      <w:r>
+        <w:t>SQLAlchemy</w:t>
+      </w:r>
+      <w:proofErr w:type="spellEnd"/>
+      <w:r>
+        <w:t xml:space="preserve"> event handling [28] keeps balance updates in a </w:t>
+      </w:r>
+      <w:proofErr w:type="gramStart"/>
+      <w:r>
+        <w:t>testable write</w:t>
+      </w:r>
+      <w:proofErr w:type="gramEnd"/>
+      <w:r>
+        <w:t xml:space="preserve"> path. The positive-amount convention (Decision 2) separates monetary magnitude from transaction direction. The generic importer (Decision 4) is exercised by format-focused tests and remains independent of bank-specific parser classes.</w:t>
       </w:r>
     </w:p>
     <w:p>
@@ -19225,8 +23564,13 @@
       <w:bookmarkStart w:id="154" w:name="__RefHeading___Toc2762_1489473378"/>
       <w:bookmarkStart w:id="155" w:name="_Toc232162553"/>
       <w:bookmarkEnd w:id="154"/>
-      <w:r>
-        <w:t>VI.4  Threats to Validity</w:t>
+      <w:proofErr w:type="gramStart"/>
+      <w:r>
+        <w:t>VI.4  Threats</w:t>
+      </w:r>
+      <w:proofErr w:type="gramEnd"/>
+      <w:r>
+        <w:t xml:space="preserve"> to Validity</w:t>
       </w:r>
       <w:bookmarkEnd w:id="155"/>
     </w:p>
@@ -19237,8 +23581,13 @@
       <w:bookmarkStart w:id="156" w:name="__RefHeading___Toc2764_1489473378"/>
       <w:bookmarkStart w:id="157" w:name="_Toc232162554"/>
       <w:bookmarkEnd w:id="156"/>
-      <w:r>
-        <w:t>VI.4.1  Internal Validity</w:t>
+      <w:proofErr w:type="gramStart"/>
+      <w:r>
+        <w:t>VI.4.1  Internal</w:t>
+      </w:r>
+      <w:proofErr w:type="gramEnd"/>
+      <w:r>
+        <w:t xml:space="preserve"> Validity</w:t>
       </w:r>
       <w:bookmarkEnd w:id="157"/>
     </w:p>
@@ -19248,7 +23597,23 @@
         <w:jc w:val="both"/>
       </w:pPr>
       <w:r>
-        <w:t>The test procedure is reproducible from the repository: each case starts from a fresh SQLite database state, and the documented dependency versions are pinned or lock-resolved. Appendix C reports the exact environment used for the final native verification. The latency figures are less portable because they depend on hardware, platform, cache state and runtime versions; discarding initial requests and reporting medians reduces but does not eliminate this variability. The isolation test exercises API-level ownership checks rather than providing a penetration test. The evaluation also does not cover token theft, XSS, dependency vulnerabilities, secret management, TLS configuration or server-side token revocation.</w:t>
+        <w:t xml:space="preserve">The test procedure is reproducible from the repository: each case starts </w:t>
+      </w:r>
+      <w:proofErr w:type="gramStart"/>
+      <w:r>
+        <w:t>from</w:t>
+      </w:r>
+      <w:proofErr w:type="gramEnd"/>
+      <w:r>
+        <w:t xml:space="preserve"> a fresh SQLite database state, and the documented dependency versions are pinned or </w:t>
+      </w:r>
+      <w:proofErr w:type="gramStart"/>
+      <w:r>
+        <w:t>lock-resolved</w:t>
+      </w:r>
+      <w:proofErr w:type="gramEnd"/>
+      <w:r>
+        <w:t>. Appendix C reports the exact environment used for the final native verification. The latency figures are less portable because they depend on hardware, platform, cache state and runtime versions; discarding initial requests and reporting medians reduces but does not eliminate this variability. The isolation test exercises API-level ownership checks rather than providing a penetration test. The evaluation also does not cover token theft, XSS, dependency vulnerabilities, secret management, TLS configuration or server-side token revocation.</w:t>
       </w:r>
     </w:p>
     <w:p>
@@ -19258,8 +23623,13 @@
       <w:bookmarkStart w:id="158" w:name="__RefHeading___Toc2766_1489473378"/>
       <w:bookmarkStart w:id="159" w:name="_Toc232162555"/>
       <w:bookmarkEnd w:id="158"/>
-      <w:r>
-        <w:t>VI.4.2  External Validity</w:t>
+      <w:proofErr w:type="gramStart"/>
+      <w:r>
+        <w:t>VI.4.2  External</w:t>
+      </w:r>
+      <w:proofErr w:type="gramEnd"/>
+      <w:r>
+        <w:t xml:space="preserve"> Validity</w:t>
       </w:r>
       <w:bookmarkEnd w:id="159"/>
     </w:p>
@@ -19269,7 +23639,23 @@
         <w:jc w:val="both"/>
       </w:pPr>
       <w:r>
-        <w:t>Alternative technology stacks could plausibly satisfy similar requirements, but they were not built or evaluated here. The thesis therefore demonstrates one defensible point in the design space rather than a uniquely optimal architecture. The performance measurements are also limited to the demonstration dataset of roughly 150 transactions. Behaviour over years of use, tens of thousands of rows or high concurrency was not measured and remains an external-validity limitation.</w:t>
+        <w:t xml:space="preserve">Alternative technology stacks could plausibly satisfy similar requirements, but they were not built or evaluated here. The thesis therefore demonstrates one defensible point in the design space rather than </w:t>
+      </w:r>
+      <w:proofErr w:type="gramStart"/>
+      <w:r>
+        <w:t>a uniquely</w:t>
+      </w:r>
+      <w:proofErr w:type="gramEnd"/>
+      <w:r>
+        <w:t xml:space="preserve"> optimal architecture. The performance measurements are also limited to the demonstration dataset of roughly 150 transactions. </w:t>
+      </w:r>
+      <w:proofErr w:type="spellStart"/>
+      <w:r>
+        <w:t>Behaviour</w:t>
+      </w:r>
+      <w:proofErr w:type="spellEnd"/>
+      <w:r>
+        <w:t xml:space="preserve"> over years of use, tens of thousands of rows or high concurrency was not measured and remains an external-validity limitation.</w:t>
       </w:r>
     </w:p>
     <w:p>
@@ -19279,9 +23665,14 @@
       <w:bookmarkStart w:id="160" w:name="__RefHeading___Toc2768_1489473378"/>
       <w:bookmarkStart w:id="161" w:name="_Toc232162556"/>
       <w:bookmarkEnd w:id="160"/>
+      <w:proofErr w:type="gramStart"/>
       <w:r>
         <w:lastRenderedPageBreak/>
-        <w:t>VI.4.3  Construct Validity</w:t>
+        <w:t>VI.4.3  Construct</w:t>
+      </w:r>
+      <w:proofErr w:type="gramEnd"/>
+      <w:r>
+        <w:t xml:space="preserve"> Validity</w:t>
       </w:r>
       <w:bookmarkEnd w:id="161"/>
     </w:p>
@@ -19301,10 +23692,12 @@
       <w:bookmarkStart w:id="162" w:name="__RefHeading___Toc2770_1489473378"/>
       <w:bookmarkStart w:id="163" w:name="_Toc232162557"/>
       <w:bookmarkEnd w:id="162"/>
+      <w:proofErr w:type="gramStart"/>
       <w:r>
         <w:t>VI.4.4  Reliability</w:t>
       </w:r>
       <w:bookmarkEnd w:id="163"/>
+      <w:proofErr w:type="gramEnd"/>
     </w:p>
     <w:p>
       <w:pPr>
@@ -19312,7 +23705,17 @@
         <w:jc w:val="both"/>
       </w:pPr>
       <w:r>
-        <w:t>Repeatability is supported by deterministic tests, a fixed pseudo-random seed for demonstration data, and pinned or lock-resolved dependencies in requirements.txt and package-lock.json. A reader can rebuild the documented environment, regenerate the demonstration dataset for a given date and repeat the same procedures. Exact response times may still differ across hardware, operating systems and runtime versions.</w:t>
+        <w:t>Repeatability is supported by deterministic tests, a fixed pseudo-random seed for demonstration data, and pinned or lock-resolved dependencies in requirements.txt and package-</w:t>
+      </w:r>
+      <w:proofErr w:type="spellStart"/>
+      <w:proofErr w:type="gramStart"/>
+      <w:r>
+        <w:t>lock.json</w:t>
+      </w:r>
+      <w:proofErr w:type="spellEnd"/>
+      <w:proofErr w:type="gramEnd"/>
+      <w:r>
+        <w:t>. A reader can rebuild the documented environment, regenerate the demonstration dataset for a given date and repeat the same procedures. Exact response times may still differ across hardware, operating systems and runtime versions.</w:t>
       </w:r>
     </w:p>
     <w:p>
@@ -19334,10 +23737,12 @@
       <w:bookmarkStart w:id="166" w:name="__RefHeading___Toc2776_1489473378"/>
       <w:bookmarkStart w:id="167" w:name="_Toc232162560"/>
       <w:bookmarkEnd w:id="166"/>
+      <w:proofErr w:type="gramStart"/>
       <w:r>
         <w:t>VII.1  Conclusions</w:t>
       </w:r>
       <w:bookmarkEnd w:id="167"/>
+      <w:proofErr w:type="gramEnd"/>
     </w:p>
     <w:p>
       <w:pPr>
@@ -19345,7 +23750,15 @@
         <w:jc w:val="both"/>
       </w:pPr>
       <w:r>
-        <w:t>The work began from a practical limitation in the reviewed PFM landscape: none of the examined systems combined self-hosting, multi-currency support, an Albanian-context orientation and a generic local-bank CSV workflow with relatively low operational complexity. The comparison of Mint, YNAB, Firefly III and GnuCash in Chapter II was used to define this gap more precisely.</w:t>
+        <w:t xml:space="preserve">The work began from a practical limitation in the reviewed PFM landscape: none of the examined systems combined self-hosting, multi-currency support, an Albanian-context orientation and a generic local-bank CSV workflow with relatively low operational complexity. The comparison of Mint, YNAB, Firefly III and </w:t>
+      </w:r>
+      <w:proofErr w:type="spellStart"/>
+      <w:r>
+        <w:t>GnuCash</w:t>
+      </w:r>
+      <w:proofErr w:type="spellEnd"/>
+      <w:r>
+        <w:t xml:space="preserve"> in Chapter II was used to define this gap more precisely.</w:t>
       </w:r>
     </w:p>
     <w:p>
@@ -19367,7 +23780,15 @@
       </w:r>
       <w:r>
         <w:lastRenderedPageBreak/>
-        <w:t>tests. The importer was designed against statement-export samples from BKT, Raiffeisen Bank Albania, Credins Bank and Tirana Bank and uses a generic mapping/parsing pipeline rather than bank-specific parser classes. These results support feasibility at demonstration scale rather than general scalability or complete security assurance. Within the evaluated self-hosted scope, JWT authentication, password hashing and enforced per-user filtering provided the required authentication and data-isolation properties; broader assurance would require penetration testing, dependency review, secure deployment configuration and adversarial testing.</w:t>
+        <w:t xml:space="preserve">tests. The importer was designed against statement-export samples from BKT, Raiffeisen Bank Albania, </w:t>
+      </w:r>
+      <w:proofErr w:type="spellStart"/>
+      <w:r>
+        <w:t>Credins</w:t>
+      </w:r>
+      <w:proofErr w:type="spellEnd"/>
+      <w:r>
+        <w:t xml:space="preserve"> Bank and Tirana Bank and uses a generic mapping/parsing pipeline rather than bank-specific parser classes. These results support feasibility at demonstration scale rather than general scalability or complete security assurance. Within the evaluated self-hosted scope, JWT authentication, password hashing and enforced per-user filtering provided the required authentication and data-isolation properties; broader assurance would require penetration testing, dependency review, secure deployment configuration and adversarial testing.</w:t>
       </w:r>
     </w:p>
     <w:p>
@@ -19376,7 +23797,15 @@
         <w:jc w:val="both"/>
       </w:pPr>
       <w:r>
-        <w:t>The project makes both practical and academic contributions. Practically, it provides an open-source PFM application with lek as the default currency, locally selected categories and a CSV workflow designed against Albanian bank statement formats. Within the documentation reviewed for this thesis, no directly comparable open-source system with the same stated orientation was identified. Academically, the work records the path from problem definition to an implemented and measured software artifact, including the technical trade-offs and the limits of the evaluation.</w:t>
+        <w:t xml:space="preserve">The project makes both practical and academic contributions. Practically, it provides an open-source PFM application with lek as the default currency, locally selected categories and a CSV workflow designed against Albanian bank statement formats. Within the documentation reviewed for this thesis, </w:t>
+      </w:r>
+      <w:proofErr w:type="gramStart"/>
+      <w:r>
+        <w:t>no</w:t>
+      </w:r>
+      <w:proofErr w:type="gramEnd"/>
+      <w:r>
+        <w:t xml:space="preserve"> directly comparable open-source system with the same stated orientation was identified. Academically, the work records the path from problem definition to an implemented and measured software artifact, including the technical trade-offs and the limits of the evaluation.</w:t>
       </w:r>
     </w:p>
     <w:p>
@@ -19386,8 +23815,13 @@
       <w:bookmarkStart w:id="168" w:name="__RefHeading___Toc2778_1489473378"/>
       <w:bookmarkStart w:id="169" w:name="_Toc232162561"/>
       <w:bookmarkEnd w:id="168"/>
-      <w:r>
-        <w:t>VII.2  Future Work</w:t>
+      <w:proofErr w:type="gramStart"/>
+      <w:r>
+        <w:t>VII.2  Future</w:t>
+      </w:r>
+      <w:proofErr w:type="gramEnd"/>
+      <w:r>
+        <w:t xml:space="preserve"> Work</w:t>
       </w:r>
       <w:bookmarkEnd w:id="169"/>
     </w:p>
@@ -19406,7 +23840,15 @@
         <w:jc w:val="both"/>
       </w:pPr>
       <w:r>
-        <w:t>Direct bank API integration. Albania’s open-banking framework under Law No. 55/2020 [17] is established and the Bank of Albania granted the country’s first open-banking licence in November 2024 [43], with subsequent implementation context documented by the central bank [44]. Integration through an appropriately licensed provider could remove the CSV step for supported institutions. Because import and persistence concerns are separated in the current architecture, such integration could be added without redesigning the rest of the transaction model.</w:t>
+        <w:t xml:space="preserve">Direct bank API integration. Albania’s open-banking framework under Law No. 55/2020 [17] is established and the Bank of Albania granted the country’s first open-banking </w:t>
+      </w:r>
+      <w:proofErr w:type="spellStart"/>
+      <w:r>
+        <w:t>licence</w:t>
+      </w:r>
+      <w:proofErr w:type="spellEnd"/>
+      <w:r>
+        <w:t xml:space="preserve"> in November 2024 [43], with subsequent implementation context documented by the central bank [44]. Integration through an appropriately licensed provider could remove the CSV step for supported institutions. Because import and persistence concerns are separated in the current architecture, such integration could be added without redesigning the rest of the transaction model.</w:t>
       </w:r>
     </w:p>
     <w:p>
@@ -19455,7 +23897,23 @@
         <w:t xml:space="preserve">Investment tracking. </w:t>
       </w:r>
       <w:r>
-        <w:t>The current schema includes an investment account type, but the reporting layer treats it as a standard balance. A fuller implementation would require market prices, cost basis, realised and unrealised gains, and appropriate historical valuation logic.</w:t>
+        <w:t xml:space="preserve">The current schema includes an investment account type, but the reporting layer treats it as a standard balance. A fuller implementation would require market prices, cost basis, </w:t>
+      </w:r>
+      <w:proofErr w:type="spellStart"/>
+      <w:r>
+        <w:t>realised</w:t>
+      </w:r>
+      <w:proofErr w:type="spellEnd"/>
+      <w:r>
+        <w:t xml:space="preserve"> and </w:t>
+      </w:r>
+      <w:proofErr w:type="spellStart"/>
+      <w:r>
+        <w:t>unrealised</w:t>
+      </w:r>
+      <w:proofErr w:type="spellEnd"/>
+      <w:r>
+        <w:t xml:space="preserve"> gains, and appropriate historical valuation logic.</w:t>
       </w:r>
     </w:p>
     <w:p>
@@ -19503,7 +23961,15 @@
         <w:t xml:space="preserve">Native mobile clients. </w:t>
       </w:r>
       <w:r>
-        <w:t>A React Native or Flutter client could reuse the existing REST API. An offline-first design would add further requirements for local storage, synchronisation, conflict resolution and consistency.</w:t>
+        <w:t xml:space="preserve">A React Native or Flutter client could reuse the existing REST API. An offline-first design would add further requirements for local storage, </w:t>
+      </w:r>
+      <w:proofErr w:type="spellStart"/>
+      <w:r>
+        <w:t>synchronisation</w:t>
+      </w:r>
+      <w:proofErr w:type="spellEnd"/>
+      <w:r>
+        <w:t>, conflict resolution and consistency.</w:t>
       </w:r>
     </w:p>
     <w:p>
@@ -19516,10 +23982,34 @@
           <w:b/>
           <w:bCs/>
         </w:rPr>
-        <w:t xml:space="preserve">Albanian localisation. </w:t>
-      </w:r>
-      <w:r>
-        <w:t>The interface is currently English, while the data model and defaults are oriented toward Albanian usage. Full interface translation is therefore future work. Existing formatting utilities use locale-aware browser facilities where applicable, but complete linguistic localisation has not been evaluated.</w:t>
+        <w:t xml:space="preserve">Albanian </w:t>
+      </w:r>
+      <w:proofErr w:type="spellStart"/>
+      <w:r>
+        <w:rPr>
+          <w:b/>
+          <w:bCs/>
+        </w:rPr>
+        <w:t>localisation</w:t>
+      </w:r>
+      <w:proofErr w:type="spellEnd"/>
+      <w:r>
+        <w:rPr>
+          <w:b/>
+          <w:bCs/>
+        </w:rPr>
+        <w:t xml:space="preserve">. </w:t>
+      </w:r>
+      <w:r>
+        <w:t xml:space="preserve">The interface is currently English, while the data model and defaults are oriented toward Albanian usage. Full interface translation is therefore future work. Existing formatting utilities use locale-aware browser facilities where applicable, but complete linguistic </w:t>
+      </w:r>
+      <w:proofErr w:type="spellStart"/>
+      <w:r>
+        <w:t>localisation</w:t>
+      </w:r>
+      <w:proofErr w:type="spellEnd"/>
+      <w:r>
+        <w:t xml:space="preserve"> has not been evaluated.</w:t>
       </w:r>
       <w:r>
         <w:br w:type="page"/>
@@ -19565,7 +24055,15 @@
         <w:tab/>
       </w:r>
       <w:r>
-        <w:t>J. J. Kaye, M. McCuistion, R. Gulotta, and D. A. Shamma, "Money talks: Tracking personal finances," in Proc. SIGCHI Conf. on Human Factors in Computing Systems (CHI ’14), Toronto, ON, Canada, Apr. 2014, pp. 521–530, doi: 10.1145/2556288.2556975.</w:t>
+        <w:t xml:space="preserve">J. J. Kaye, M. McCuistion, R. Gulotta, and D. A. Shamma, "Money talks: Tracking personal finances," in Proc. SIGCHI Conf. on Human Factors in Computing Systems (CHI ’14), Toronto, ON, Canada, Apr. 2014, pp. 521–530, </w:t>
+      </w:r>
+      <w:proofErr w:type="spellStart"/>
+      <w:r>
+        <w:t>doi</w:t>
+      </w:r>
+      <w:proofErr w:type="spellEnd"/>
+      <w:r>
+        <w:t>: 10.1145/2556288.2556975.</w:t>
       </w:r>
     </w:p>
     <w:p>
@@ -19830,7 +24328,23 @@
         <w:tab/>
       </w:r>
       <w:r>
-        <w:t>E. F. Codd, "A relational model of data for large shared data banks," Communications of the ACM, vol. 13, no. 6, pp. 377–387, Jun. 1970, doi: 10.1145/362384.362685.</w:t>
+        <w:t xml:space="preserve">E. F. Codd, "A relational model of data for </w:t>
+      </w:r>
+      <w:proofErr w:type="gramStart"/>
+      <w:r>
+        <w:t>large shared</w:t>
+      </w:r>
+      <w:proofErr w:type="gramEnd"/>
+      <w:r>
+        <w:t xml:space="preserve"> data banks," Communications of the ACM, vol. 13, no. 6, pp. 377–387, Jun. 1970, </w:t>
+      </w:r>
+      <w:proofErr w:type="spellStart"/>
+      <w:r>
+        <w:t>doi</w:t>
+      </w:r>
+      <w:proofErr w:type="spellEnd"/>
+      <w:r>
+        <w:t>: 10.1145/362384.362685.</w:t>
       </w:r>
     </w:p>
     <w:p>
@@ -19854,7 +24368,15 @@
         <w:tab/>
       </w:r>
       <w:r>
-        <w:t>M. Jones, J. Bradley, and N. Sakimura, "JSON Web Token (JWT)," Internet Engineering Task Force, RFC 7519, May 2015. [Online]. Available: https://www.rfc-editor.org/rfc/rfc7519.</w:t>
+        <w:t xml:space="preserve">M. Jones, J. Bradley, and N. </w:t>
+      </w:r>
+      <w:proofErr w:type="spellStart"/>
+      <w:r>
+        <w:t>Sakimura</w:t>
+      </w:r>
+      <w:proofErr w:type="spellEnd"/>
+      <w:r>
+        <w:t>, "JSON Web Token (JWT)," Internet Engineering Task Force, RFC 7519, May 2015. [Online]. Available: https://www.rfc-editor.org/rfc/rfc7519.</w:t>
       </w:r>
     </w:p>
     <w:p>
@@ -19878,7 +24400,15 @@
         <w:tab/>
       </w:r>
       <w:r>
-        <w:t xml:space="preserve">N. Provos and D. Mazières, "A future-adaptable password scheme," in Proc. 1999 USENIX Annual Technical Conference (FREENIX Track), Monterey, CA, USA, Jun. 1999. </w:t>
+        <w:t xml:space="preserve">N. Provos and D. </w:t>
+      </w:r>
+      <w:proofErr w:type="spellStart"/>
+      <w:r>
+        <w:t>Mazières</w:t>
+      </w:r>
+      <w:proofErr w:type="spellEnd"/>
+      <w:r>
+        <w:t xml:space="preserve">, "A future-adaptable password scheme," in Proc. 1999 USENIX Annual Technical Conference (FREENIX Track), Monterey, CA, USA, Jun. 1999. </w:t>
       </w:r>
     </w:p>
     <w:p>
@@ -19970,8 +24500,21 @@
         </w:rPr>
         <w:tab/>
       </w:r>
-      <w:r>
-        <w:t>GnuCash Project, "GnuCash: Free accounting software," 1998–2024. [Online]. Available: https://www.gnucash.org/. [Accessed: 15 Jan. 2026].</w:t>
+      <w:proofErr w:type="spellStart"/>
+      <w:r>
+        <w:t>GnuCash</w:t>
+      </w:r>
+      <w:proofErr w:type="spellEnd"/>
+      <w:r>
+        <w:t xml:space="preserve"> Project, "</w:t>
+      </w:r>
+      <w:proofErr w:type="spellStart"/>
+      <w:r>
+        <w:t>GnuCash</w:t>
+      </w:r>
+      <w:proofErr w:type="spellEnd"/>
+      <w:r>
+        <w:t>: Free accounting software," 1998–2024. [Online]. Available: https://www.gnucash.org/. [Accessed: 15 Jan. 2026].</w:t>
       </w:r>
     </w:p>
     <w:p>
@@ -19995,7 +24538,31 @@
         <w:tab/>
       </w:r>
       <w:r>
-        <w:t>L. Pacioli, Summa de Arithmetica, Geometria, Proportioni et Proportionalita. Venice, Italy, 1494.</w:t>
+        <w:t xml:space="preserve">L. Pacioli, Summa de Arithmetica, </w:t>
+      </w:r>
+      <w:proofErr w:type="spellStart"/>
+      <w:r>
+        <w:t>Geometria</w:t>
+      </w:r>
+      <w:proofErr w:type="spellEnd"/>
+      <w:r>
+        <w:t xml:space="preserve">, </w:t>
+      </w:r>
+      <w:proofErr w:type="spellStart"/>
+      <w:r>
+        <w:t>Proportioni</w:t>
+      </w:r>
+      <w:proofErr w:type="spellEnd"/>
+      <w:r>
+        <w:t xml:space="preserve"> et </w:t>
+      </w:r>
+      <w:proofErr w:type="spellStart"/>
+      <w:r>
+        <w:t>Proportionalita</w:t>
+      </w:r>
+      <w:proofErr w:type="spellEnd"/>
+      <w:r>
+        <w:t>. Venice, Italy, 1494.</w:t>
       </w:r>
     </w:p>
     <w:p>
@@ -20043,7 +24610,15 @@
         <w:tab/>
       </w:r>
       <w:r>
-        <w:t>K. Peffers, T. Tuunanen, M. A. Rothenberger, and S. Chatterjee, "A design science research methodology for information systems research," Journal of Management Information Systems, vol. 24, no. 3, pp. 45–77, Dec. 2007.</w:t>
+        <w:t xml:space="preserve">K. Peffers, T. </w:t>
+      </w:r>
+      <w:proofErr w:type="spellStart"/>
+      <w:r>
+        <w:t>Tuunanen</w:t>
+      </w:r>
+      <w:proofErr w:type="spellEnd"/>
+      <w:r>
+        <w:t>, M. A. Rothenberger, and S. Chatterjee, "A design science research methodology for information systems research," Journal of Management Information Systems, vol. 24, no. 3, pp. 45–77, Dec. 2007.</w:t>
       </w:r>
     </w:p>
     <w:p>
@@ -20090,8 +24665,21 @@
         </w:rPr>
         <w:tab/>
       </w:r>
-      <w:r>
-        <w:t xml:space="preserve">Gunicorn Project, "Gunicorn: Python WSGI HTTP server for UNIX," 2010–2024. [Online]. Available: https://gunicorn.org/. </w:t>
+      <w:proofErr w:type="spellStart"/>
+      <w:r>
+        <w:t>Gunicorn</w:t>
+      </w:r>
+      <w:proofErr w:type="spellEnd"/>
+      <w:r>
+        <w:t xml:space="preserve"> Project, "</w:t>
+      </w:r>
+      <w:proofErr w:type="spellStart"/>
+      <w:r>
+        <w:t>Gunicorn</w:t>
+      </w:r>
+      <w:proofErr w:type="spellEnd"/>
+      <w:r>
+        <w:t xml:space="preserve">: Python WSGI HTTP server for UNIX," 2010–2024. [Online]. Available: https://gunicorn.org/. </w:t>
       </w:r>
     </w:p>
     <w:p>
@@ -20187,7 +24775,15 @@
         <w:tab/>
       </w:r>
       <w:r>
-        <w:t xml:space="preserve">M. Bayer, "SQLAlchemy: The database toolkit for Python," 2006–2024. </w:t>
+        <w:t>M. Bayer, "</w:t>
+      </w:r>
+      <w:proofErr w:type="spellStart"/>
+      <w:r>
+        <w:t>SQLAlchemy</w:t>
+      </w:r>
+      <w:proofErr w:type="spellEnd"/>
+      <w:r>
+        <w:t xml:space="preserve">: The database toolkit for Python," 2006–2024. </w:t>
       </w:r>
     </w:p>
     <w:p>
@@ -20197,7 +24793,15 @@
         <w:jc w:val="both"/>
       </w:pPr>
       <w:r>
-        <w:t>[29] A. Lusardi and O. S. Mitchell, "The economic importance of financial literacy: Theory and evidence," Journal of Economic Literature, vol. 52, no. 1, pp. 5–44, 2014, doi: 10.1257/jel.52.1.5.</w:t>
+        <w:t xml:space="preserve">[29] A. Lusardi and O. S. Mitchell, "The economic importance of financial literacy: Theory and evidence," Journal of Economic Literature, vol. 52, no. 1, pp. 5–44, 2014, </w:t>
+      </w:r>
+      <w:proofErr w:type="spellStart"/>
+      <w:r>
+        <w:t>doi</w:t>
+      </w:r>
+      <w:proofErr w:type="spellEnd"/>
+      <w:r>
+        <w:t>: 10.1257/jel.52.1.5.</w:t>
       </w:r>
     </w:p>
     <w:p>
@@ -20207,8 +24811,21 @@
         <w:jc w:val="both"/>
       </w:pPr>
       <w:r>
-        <w:t>[30] J. Y. Campbell, "Household finance," The Journal of Finance, vol. 61, no. 4, pp. 1553–1604, Aug. 2006, doi: 10.1111/j.1540-6261.2006.00883.x.</w:t>
-      </w:r>
+        <w:t xml:space="preserve">[30] J. Y. Campbell, "Household finance," The Journal of Finance, vol. 61, no. 4, pp. 1553–1604, Aug. 2006, </w:t>
+      </w:r>
+      <w:proofErr w:type="spellStart"/>
+      <w:r>
+        <w:t>doi</w:t>
+      </w:r>
+      <w:proofErr w:type="spellEnd"/>
+      <w:r>
+        <w:t>: 10.1111/j.1540-6261.2006.</w:t>
+      </w:r>
+      <w:proofErr w:type="gramStart"/>
+      <w:r>
+        <w:t>00883.x.</w:t>
+      </w:r>
+      <w:proofErr w:type="gramEnd"/>
     </w:p>
     <w:p>
       <w:pPr>
@@ -20228,7 +24845,15 @@
         <w:jc w:val="both"/>
       </w:pPr>
       <w:r>
-        <w:t>[32] F. D. Davis, "Perceived usefulness, perceived ease of use, and user acceptance of information technology," MIS Quarterly, vol. 13, no. 3, pp. 319–340, Sep. 1989, doi: 10.2307/249008.</w:t>
+        <w:t xml:space="preserve">[32] F. D. Davis, "Perceived usefulness, perceived ease of use, and user acceptance of information technology," MIS Quarterly, vol. 13, no. 3, pp. 319–340, Sep. 1989, </w:t>
+      </w:r>
+      <w:proofErr w:type="spellStart"/>
+      <w:r>
+        <w:t>doi</w:t>
+      </w:r>
+      <w:proofErr w:type="spellEnd"/>
+      <w:r>
+        <w:t>: 10.2307/249008.</w:t>
       </w:r>
     </w:p>
     <w:p>
@@ -20238,7 +24863,15 @@
         <w:jc w:val="both"/>
       </w:pPr>
       <w:r>
-        <w:t>[33] V. Venkatesh, M. G. Morris, G. B. Davis, and F. D. Davis, "User acceptance of information technology: Toward a unified view," MIS Quarterly, vol. 27, no. 3, pp. 425–478, Sep. 2003, doi: 10.2307/30036540.</w:t>
+        <w:t xml:space="preserve">[33] V. Venkatesh, M. G. Morris, G. B. Davis, and F. D. Davis, "User acceptance of information technology: Toward a unified view," MIS Quarterly, vol. 27, no. 3, pp. 425–478, Sep. 2003, </w:t>
+      </w:r>
+      <w:proofErr w:type="spellStart"/>
+      <w:r>
+        <w:t>doi</w:t>
+      </w:r>
+      <w:proofErr w:type="spellEnd"/>
+      <w:r>
+        <w:t>: 10.2307/30036540.</w:t>
       </w:r>
     </w:p>
     <w:p>
@@ -20268,7 +24901,15 @@
         <w:jc w:val="both"/>
       </w:pPr>
       <w:r>
-        <w:t>[36] L. Bass, P. Clements, and R. Kazman, Software Architecture in Practice, 4th ed. Boston, MA, USA: Addison-Wesley, 2021.</w:t>
+        <w:t xml:space="preserve">[36] L. Bass, P. Clements, and R. </w:t>
+      </w:r>
+      <w:proofErr w:type="spellStart"/>
+      <w:r>
+        <w:t>Kazman</w:t>
+      </w:r>
+      <w:proofErr w:type="spellEnd"/>
+      <w:r>
+        <w:t>, Software Architecture in Practice, 4th ed. Boston, MA, USA: Addison-Wesley, 2021.</w:t>
       </w:r>
     </w:p>
     <w:p>
@@ -20332,7 +24973,15 @@
         <w:jc w:val="both"/>
       </w:pPr>
       <w:r>
-        <w:t>[42] D. Temoshok et al., Digital Identity Guidelines: Authentication and Authenticator Management, NIST Special Publication 800-63B-4. Gaithersburg, MD, USA: National Institute of Standards and Technology, 2025. [Online]. Available: https://doi.org/10.6028/NIST.SP.800-63B-4. [Accessed: 16 Aug. 2026].</w:t>
+        <w:t xml:space="preserve">[42] D. </w:t>
+      </w:r>
+      <w:proofErr w:type="spellStart"/>
+      <w:r>
+        <w:t>Temoshok</w:t>
+      </w:r>
+      <w:proofErr w:type="spellEnd"/>
+      <w:r>
+        <w:t xml:space="preserve"> et al., Digital Identity Guidelines: Authentication and Authenticator Management, NIST Special Publication 800-63B-4. Gaithersburg, MD, USA: National Institute of Standards and Technology, 2025. [Online]. Available: https://doi.org/10.6028/NIST.SP.800-63B-4. [Accessed: 16 Aug. 2026].</w:t>
       </w:r>
     </w:p>
     <w:p>
@@ -20342,7 +24991,15 @@
         <w:jc w:val="both"/>
       </w:pPr>
       <w:r>
-        <w:t>[43] Bank of Albania, "Open banking: Bank of Albania grants the licence to the first financial entity," Press Release, Nov. 26, 2024. [Online]. Available: https://www.bankofalbania.org/Press/Press_Releases/Open_banking_Bank_of_Albania_grants_the_licence_to_the_first_financial_entity.html. [Accessed: 16 Aug. 2026].</w:t>
+        <w:t xml:space="preserve">[43] Bank of Albania, "Open banking: Bank of Albania grants the </w:t>
+      </w:r>
+      <w:proofErr w:type="spellStart"/>
+      <w:r>
+        <w:t>licence</w:t>
+      </w:r>
+      <w:proofErr w:type="spellEnd"/>
+      <w:r>
+        <w:t xml:space="preserve"> to the first financial entity," Press Release, Nov. 26, 2024. [Online]. Available: https://www.bankofalbania.org/Press/Press_Releases/Open_banking_Bank_of_Albania_grants_the_licence_to_the_first_financial_entity.html. [Accessed: 16 Aug. 2026].</w:t>
       </w:r>
     </w:p>
     <w:p>
@@ -20362,7 +25019,20 @@
         <w:jc w:val="both"/>
       </w:pPr>
       <w:r>
-        <w:t>[45] ISO/IEC 25010:2023, Systems and software engineering — Systems and software Quality Requirements and Evaluation (SQuaRE) — Product quality model. Geneva, Switzerland: International Organization for Standardization, 2023.</w:t>
+        <w:t>[45] ISO/IEC 25010:2023, Systems and software engineering — Systems and software Quality Requirements and Evaluation (</w:t>
+      </w:r>
+      <w:proofErr w:type="spellStart"/>
+      <w:proofErr w:type="gramStart"/>
+      <w:r>
+        <w:t>SQuaRE</w:t>
+      </w:r>
+      <w:proofErr w:type="spellEnd"/>
+      <w:r>
+        <w:t>) —</w:t>
+      </w:r>
+      <w:proofErr w:type="gramEnd"/>
+      <w:r>
+        <w:t xml:space="preserve"> Product quality model. Geneva, Switzerland: International Organization for Standardization, 2023.</w:t>
       </w:r>
     </w:p>
     <w:p>
@@ -20382,7 +25052,15 @@
         <w:jc w:val="both"/>
       </w:pPr>
       <w:r>
-        <w:t>[47] G. Meszaros, xUnit Test Patterns: Refactoring Test Code. Boston, MA, USA: Addison-Wesley, 2007.</w:t>
+        <w:t xml:space="preserve">[47] G. Meszaros, </w:t>
+      </w:r>
+      <w:proofErr w:type="spellStart"/>
+      <w:r>
+        <w:t>xUnit</w:t>
+      </w:r>
+      <w:proofErr w:type="spellEnd"/>
+      <w:r>
+        <w:t xml:space="preserve"> Test Patterns: Refactoring Test Code. Boston, MA, USA: Addison-Wesley, 2007.</w:t>
       </w:r>
     </w:p>
     <w:p>
@@ -20431,8 +25109,13 @@
         <w:spacing w:after="80" w:line="360" w:lineRule="auto"/>
         <w:jc w:val="both"/>
       </w:pPr>
-      <w:r>
-        <w:t>backend/ — Flask backend application, tests and migration code (about 4,100 lines of Python in the reviewed repository; backend/app/ contains 28 application modules)</w:t>
+      <w:proofErr w:type="gramStart"/>
+      <w:r>
+        <w:t>backend/ —</w:t>
+      </w:r>
+      <w:proofErr w:type="gramEnd"/>
+      <w:r>
+        <w:t xml:space="preserve"> Flask backend application, tests and migration code (about 4,100 lines of Python in the reviewed repository; backend/app/ contains 28 application modules)</w:t>
       </w:r>
     </w:p>
     <w:p>
@@ -20445,8 +25128,13 @@
         <w:spacing w:after="80" w:line="360" w:lineRule="auto"/>
         <w:jc w:val="both"/>
       </w:pPr>
-      <w:r>
-        <w:t>frontend/ — React single-page application source (about 3,200 lines of JSX, JavaScript, and CSS across 22 modules)</w:t>
+      <w:proofErr w:type="gramStart"/>
+      <w:r>
+        <w:t>frontend/ —</w:t>
+      </w:r>
+      <w:proofErr w:type="gramEnd"/>
+      <w:r>
+        <w:t xml:space="preserve"> React single-page application source (about 3,200 lines of JSX, JavaScript, and CSS across 22 modules)</w:t>
       </w:r>
     </w:p>
     <w:p>
@@ -20459,8 +25147,29 @@
         <w:spacing w:after="80" w:line="360" w:lineRule="auto"/>
         <w:jc w:val="both"/>
       </w:pPr>
-      <w:r>
-        <w:t>docs/ — System architecture diagram (docs/diagrams/architecture.svg) and entity-relationship diagram (docs/diagrams/er-diagram.svg)</w:t>
+      <w:proofErr w:type="gramStart"/>
+      <w:r>
+        <w:t>docs/ —</w:t>
+      </w:r>
+      <w:proofErr w:type="gramEnd"/>
+      <w:r>
+        <w:t xml:space="preserve"> System architecture diagram (docs/diagrams/</w:t>
+      </w:r>
+      <w:proofErr w:type="spellStart"/>
+      <w:r>
+        <w:t>architecture.svg</w:t>
+      </w:r>
+      <w:proofErr w:type="spellEnd"/>
+      <w:r>
+        <w:t>) and entity-relationship diagram (docs/diagrams/er-</w:t>
+      </w:r>
+      <w:proofErr w:type="spellStart"/>
+      <w:r>
+        <w:t>diagram.svg</w:t>
+      </w:r>
+      <w:proofErr w:type="spellEnd"/>
+      <w:r>
+        <w:t>)</w:t>
       </w:r>
     </w:p>
     <w:p>
@@ -20474,7 +25183,23 @@
         <w:jc w:val="both"/>
       </w:pPr>
       <w:r>
-        <w:t>docker-compose.yml — Multi-service deployment configuration (PostgreSQL, backend, frontend)</w:t>
+        <w:t>docker-</w:t>
+      </w:r>
+      <w:proofErr w:type="spellStart"/>
+      <w:r>
+        <w:t>compose.yml</w:t>
+      </w:r>
+      <w:proofErr w:type="spellEnd"/>
+      <w:r>
+        <w:t xml:space="preserve"> — </w:t>
+      </w:r>
+      <w:proofErr w:type="gramStart"/>
+      <w:r>
+        <w:t>Multi-service</w:t>
+      </w:r>
+      <w:proofErr w:type="gramEnd"/>
+      <w:r>
+        <w:t xml:space="preserve"> deployment configuration (PostgreSQL, backend, frontend)</w:t>
       </w:r>
     </w:p>
     <w:p>
@@ -20488,7 +25213,23 @@
         <w:jc w:val="both"/>
       </w:pPr>
       <w:r>
-        <w:t>backend/tests/ — pytest test suite (16 cases across test_auth.py, test_transactions.py and test_imports.py)</w:t>
+        <w:t>backend/</w:t>
+      </w:r>
+      <w:proofErr w:type="gramStart"/>
+      <w:r>
+        <w:t>tests/ —</w:t>
+      </w:r>
+      <w:proofErr w:type="gramEnd"/>
+      <w:r>
+        <w:t xml:space="preserve"> </w:t>
+      </w:r>
+      <w:proofErr w:type="spellStart"/>
+      <w:r>
+        <w:t>pytest</w:t>
+      </w:r>
+      <w:proofErr w:type="spellEnd"/>
+      <w:r>
+        <w:t xml:space="preserve"> test suite (16 cases across test_auth.py, test_transactions.py and test_imports.py)</w:t>
       </w:r>
     </w:p>
     <w:p>
@@ -20502,7 +25243,15 @@
         <w:jc w:val="both"/>
       </w:pPr>
       <w:r>
-        <w:t>backend/migrations/versions/ — Alembic database migration history (initial schema migration a1b2c3d4e5f6_initial_schema.py)</w:t>
+        <w:t>backend/migrations/</w:t>
+      </w:r>
+      <w:proofErr w:type="gramStart"/>
+      <w:r>
+        <w:t>versions/ —</w:t>
+      </w:r>
+      <w:proofErr w:type="gramEnd"/>
+      <w:r>
+        <w:t xml:space="preserve"> Alembic database migration history (initial schema migration a1b2c3d4e5f6_initial_schema.py)</w:t>
       </w:r>
     </w:p>
     <w:p>
@@ -20679,7 +25428,15 @@
         <w:jc w:val="both"/>
       </w:pPr>
       <w:r>
-        <w:t>The reproducible Docker command is docker-compose exec backend pytest -v. The final verification recorded below was run natively from the backend directory with:</w:t>
+        <w:t xml:space="preserve">The reproducible Docker command is docker-compose exec backend </w:t>
+      </w:r>
+      <w:proofErr w:type="spellStart"/>
+      <w:r>
+        <w:t>pytest</w:t>
+      </w:r>
+      <w:proofErr w:type="spellEnd"/>
+      <w:r>
+        <w:t xml:space="preserve"> -v. The final verification recorded below was run natively from the backend directory with:</w:t>
       </w:r>
     </w:p>
     <w:p>
@@ -20696,7 +25453,25 @@
           <w:sz w:val="20"/>
           <w:szCs w:val="20"/>
         </w:rPr>
-        <w:t>python -m pytest -v</w:t>
+        <w:t xml:space="preserve">python -m </w:t>
+      </w:r>
+      <w:proofErr w:type="spellStart"/>
+      <w:r>
+        <w:rPr>
+          <w:rFonts w:ascii="Courier New" w:eastAsia="Courier New" w:hAnsi="Courier New" w:cs="Courier New"/>
+          <w:sz w:val="20"/>
+          <w:szCs w:val="20"/>
+        </w:rPr>
+        <w:t>pytest</w:t>
+      </w:r>
+      <w:proofErr w:type="spellEnd"/>
+      <w:r>
+        <w:rPr>
+          <w:rFonts w:ascii="Courier New" w:eastAsia="Courier New" w:hAnsi="Courier New" w:cs="Courier New"/>
+          <w:sz w:val="20"/>
+          <w:szCs w:val="20"/>
+        </w:rPr>
+        <w:t xml:space="preserve"> -v</w:t>
       </w:r>
     </w:p>
     <w:p>
@@ -20705,7 +25480,15 @@
         <w:jc w:val="both"/>
       </w:pPr>
       <w:r>
-        <w:t>Final native pytest output (machine-specific path and repeated warning details elided; warnings were deprecation notices only):</w:t>
+        <w:t xml:space="preserve">Final native </w:t>
+      </w:r>
+      <w:proofErr w:type="spellStart"/>
+      <w:r>
+        <w:t>pytest</w:t>
+      </w:r>
+      <w:proofErr w:type="spellEnd"/>
+      <w:r>
+        <w:t xml:space="preserve"> output (machine-specific path and repeated warning details elided; warnings were deprecation notices only):</w:t>
       </w:r>
     </w:p>
     <w:p>
@@ -20725,7 +25508,14 @@
       </w:r>
       <w:r>
         <w:br/>
-        <w:t>rootdir: &lt;project&gt;\finance-tracker\backend</w:t>
+      </w:r>
+      <w:proofErr w:type="spellStart"/>
+      <w:r>
+        <w:t>rootdir</w:t>
+      </w:r>
+      <w:proofErr w:type="spellEnd"/>
+      <w:r>
+        <w:t>: &lt;project&gt;\finance-tracker\backend</w:t>
       </w:r>
       <w:r>
         <w:br/>
@@ -20744,43 +25534,123 @@
       </w:r>
       <w:r>
         <w:br/>
-        <w:t>tests/test_auth.py::test_register_rejects_short_password PASSED</w:t>
+        <w:t>tests/test_auth.py::</w:t>
+      </w:r>
+      <w:proofErr w:type="spellStart"/>
+      <w:r>
+        <w:t>test_register_rejects_short_password</w:t>
+      </w:r>
+      <w:proofErr w:type="spellEnd"/>
+      <w:r>
+        <w:t xml:space="preserve"> PASSED</w:t>
       </w:r>
       <w:r>
         <w:br/>
-        <w:t>tests/test_auth.py::test_register_rejects_duplicate_email PASSED</w:t>
+        <w:t>tests/test_auth.py::</w:t>
+      </w:r>
+      <w:proofErr w:type="spellStart"/>
+      <w:r>
+        <w:t>test_register_rejects_duplicate_email</w:t>
+      </w:r>
+      <w:proofErr w:type="spellEnd"/>
+      <w:r>
+        <w:t xml:space="preserve"> PASSED</w:t>
       </w:r>
       <w:r>
         <w:br/>
-        <w:t>tests/test_auth.py::test_login_succeeds_with_correct_credentials PASSED</w:t>
+        <w:t>tests/test_auth.py::</w:t>
+      </w:r>
+      <w:proofErr w:type="spellStart"/>
+      <w:r>
+        <w:t>test_login_succeeds_with_correct_credentials</w:t>
+      </w:r>
+      <w:proofErr w:type="spellEnd"/>
+      <w:r>
+        <w:t xml:space="preserve"> PASSED</w:t>
       </w:r>
       <w:r>
         <w:br/>
-        <w:t>tests/test_auth.py::test_login_rejects_wrong_password PASSED</w:t>
+        <w:t>tests/test_auth.py::</w:t>
+      </w:r>
+      <w:proofErr w:type="spellStart"/>
+      <w:r>
+        <w:t>test_login_rejects_wrong_password</w:t>
+      </w:r>
+      <w:proofErr w:type="spellEnd"/>
+      <w:r>
+        <w:t xml:space="preserve"> PASSED</w:t>
       </w:r>
       <w:r>
         <w:br/>
-        <w:t>tests/test_auth.py::test_me_requires_auth PASSED</w:t>
+        <w:t>tests/test_auth.py::</w:t>
+      </w:r>
+      <w:proofErr w:type="spellStart"/>
+      <w:r>
+        <w:t>test_me_requires_auth</w:t>
+      </w:r>
+      <w:proofErr w:type="spellEnd"/>
+      <w:r>
+        <w:t xml:space="preserve"> PASSED</w:t>
       </w:r>
       <w:r>
         <w:br/>
-        <w:t>tests/test_auth.py::test_me_returns_user_when_authenticated PASSED</w:t>
+        <w:t>tests/test_auth.py::</w:t>
+      </w:r>
+      <w:proofErr w:type="spellStart"/>
+      <w:r>
+        <w:t>test_me_returns_user_when_authenticated</w:t>
+      </w:r>
+      <w:proofErr w:type="spellEnd"/>
+      <w:r>
+        <w:t xml:space="preserve"> PASSED</w:t>
       </w:r>
       <w:r>
         <w:br/>
-        <w:t>tests/test_imports.py::test_csv_preview_comma_delimited PASSED</w:t>
+        <w:t>tests/test_imports.py::</w:t>
+      </w:r>
+      <w:proofErr w:type="spellStart"/>
+      <w:r>
+        <w:t>test_csv_preview_comma_delimited</w:t>
+      </w:r>
+      <w:proofErr w:type="spellEnd"/>
+      <w:r>
+        <w:t xml:space="preserve"> PASSED</w:t>
       </w:r>
       <w:r>
         <w:br/>
-        <w:t>tests/test_imports.py::test_csv_preview_semicolon_delimited PASSED</w:t>
+        <w:t>tests/test_imports.py::</w:t>
+      </w:r>
+      <w:proofErr w:type="spellStart"/>
+      <w:r>
+        <w:t>test_csv_preview_semicolon_delimited</w:t>
+      </w:r>
+      <w:proofErr w:type="spellEnd"/>
+      <w:r>
+        <w:t xml:space="preserve"> PASSED</w:t>
       </w:r>
       <w:r>
         <w:br/>
-        <w:t>tests/test_imports.py::test_csv_date_parsing_formats PASSED</w:t>
+        <w:t>tests/test_imports.py::</w:t>
+      </w:r>
+      <w:proofErr w:type="spellStart"/>
+      <w:r>
+        <w:t>test_csv_date_parsing_formats</w:t>
+      </w:r>
+      <w:proofErr w:type="spellEnd"/>
+      <w:r>
+        <w:t xml:space="preserve"> PASSED</w:t>
       </w:r>
       <w:r>
         <w:br/>
-        <w:t>tests/test_imports.py::test_csv_amount_parsing_locales PASSED</w:t>
+        <w:t>tests/test_imports.py::</w:t>
+      </w:r>
+      <w:proofErr w:type="spellStart"/>
+      <w:r>
+        <w:t>test_csv_amount_parsing_locales</w:t>
+      </w:r>
+      <w:proofErr w:type="spellEnd"/>
+      <w:r>
+        <w:t xml:space="preserve"> PASSED</w:t>
       </w:r>
       <w:r>
         <w:br/>
@@ -20788,20 +25658,43 @@
       </w:r>
       <w:r>
         <w:br/>
-        <w:t>tests/test_transactions.py::test_create_expense_decreases_balance PASSED</w:t>
-      </w:r>
+        <w:t xml:space="preserve">tests/test_transactions.py::test_create_expense_decreases_balance </w:t>
+      </w:r>
+      <w:proofErr w:type="spellStart"/>
+      <w:r>
+        <w:t>PASSED</w:t>
+      </w:r>
+      <w:proofErr w:type="spellEnd"/>
       <w:r>
         <w:br/>
-        <w:t>tests/test_transactions.py::test_create_income_increases_balance PASSED</w:t>
+        <w:t>tests/test_transactions.py::</w:t>
+      </w:r>
+      <w:proofErr w:type="spellStart"/>
+      <w:r>
+        <w:t>test_create_income_increases_balance</w:t>
+      </w:r>
+      <w:proofErr w:type="spellEnd"/>
+      <w:r>
+        <w:t xml:space="preserve"> PASSED</w:t>
       </w:r>
       <w:r>
         <w:br/>
-        <w:t>tests/test_transactions.py::test_delete_transaction_restores_balance PASSED</w:t>
-      </w:r>
+        <w:t xml:space="preserve">tests/test_transactions.py::test_delete_transaction_restores_balance </w:t>
+      </w:r>
+      <w:proofErr w:type="spellStart"/>
+      <w:r>
+        <w:t>PASSED</w:t>
+      </w:r>
+      <w:proofErr w:type="spellEnd"/>
       <w:r>
         <w:br/>
-        <w:t>tests/test_transactions.py::test_user_cannot_see_other_users_transactions PASSED</w:t>
-      </w:r>
+        <w:t xml:space="preserve">tests/test_transactions.py::test_user_cannot_see_other_users_transactions </w:t>
+      </w:r>
+      <w:proofErr w:type="spellStart"/>
+      <w:r>
+        <w:t>PASSED</w:t>
+      </w:r>
+      <w:proofErr w:type="spellEnd"/>
       <w:r>
         <w:br/>
         <w:t>================ 16 passed, 307 warnings in 6.79s ================</w:t>
@@ -20980,32 +25873,25 @@
           <w:sz w:val="20"/>
           <w:szCs w:val="20"/>
         </w:rPr>
-        <w:t>docker-compose exec backend flask --app run db upgrade</w:t>
-      </w:r>
-      <w:r>
-        <w:br/>
-      </w:r>
-      <w:r>
-        <w:br/>
-      </w:r>
+        <w:t xml:space="preserve">docker-compose exec backend flask --app run </w:t>
+      </w:r>
+      <w:proofErr w:type="spellStart"/>
       <w:r>
         <w:rPr>
           <w:rFonts w:ascii="Courier New" w:eastAsia="Courier New" w:hAnsi="Courier New" w:cs="Courier New"/>
           <w:sz w:val="20"/>
           <w:szCs w:val="20"/>
         </w:rPr>
-        <w:t># 4. Seed the demonstration dataset</w:t>
-      </w:r>
-      <w:r>
-        <w:br/>
-      </w:r>
+        <w:t>db</w:t>
+      </w:r>
+      <w:proofErr w:type="spellEnd"/>
       <w:r>
         <w:rPr>
           <w:rFonts w:ascii="Courier New" w:eastAsia="Courier New" w:hAnsi="Courier New" w:cs="Courier New"/>
           <w:sz w:val="20"/>
           <w:szCs w:val="20"/>
         </w:rPr>
-        <w:t>docker-compose exec backend flask --app run seed-demo</w:t>
+        <w:t xml:space="preserve"> upgrade</w:t>
       </w:r>
       <w:r>
         <w:br/>
@@ -21019,7 +25905,7 @@
           <w:sz w:val="20"/>
           <w:szCs w:val="20"/>
         </w:rPr>
-        <w:t># 5. Open the web application</w:t>
+        <w:t># 4. Seed the demonstration dataset</w:t>
       </w:r>
       <w:r>
         <w:br/>
@@ -21030,7 +25916,10 @@
           <w:sz w:val="20"/>
           <w:szCs w:val="20"/>
         </w:rPr>
-        <w:t># Frontend: http://localhost:5173</w:t>
+        <w:t>docker-compose exec backend flask --app run seed-demo</w:t>
+      </w:r>
+      <w:r>
+        <w:br/>
       </w:r>
       <w:r>
         <w:br/>
@@ -21041,8 +25930,40 @@
           <w:sz w:val="20"/>
           <w:szCs w:val="20"/>
         </w:rPr>
-        <w:t># Backend:  http://localhost:5000</w:t>
-      </w:r>
+        <w:t># 5. Open the web application</w:t>
+      </w:r>
+      <w:r>
+        <w:br/>
+      </w:r>
+      <w:r>
+        <w:rPr>
+          <w:rFonts w:ascii="Courier New" w:eastAsia="Courier New" w:hAnsi="Courier New" w:cs="Courier New"/>
+          <w:sz w:val="20"/>
+          <w:szCs w:val="20"/>
+        </w:rPr>
+        <w:t># Frontend: http://localhost:5173</w:t>
+      </w:r>
+      <w:r>
+        <w:br/>
+      </w:r>
+      <w:r>
+        <w:rPr>
+          <w:rFonts w:ascii="Courier New" w:eastAsia="Courier New" w:hAnsi="Courier New" w:cs="Courier New"/>
+          <w:sz w:val="20"/>
+          <w:szCs w:val="20"/>
+        </w:rPr>
+        <w:t># Backend</w:t>
+      </w:r>
+      <w:proofErr w:type="gramStart"/>
+      <w:r>
+        <w:rPr>
+          <w:rFonts w:ascii="Courier New" w:eastAsia="Courier New" w:hAnsi="Courier New" w:cs="Courier New"/>
+          <w:sz w:val="20"/>
+          <w:szCs w:val="20"/>
+        </w:rPr>
+        <w:t>:  http://localhost:5000</w:t>
+      </w:r>
+      <w:proofErr w:type="gramEnd"/>
     </w:p>
     <w:p>
       <w:pPr>
@@ -21050,9 +25971,9 @@
       </w:pPr>
     </w:p>
     <w:sectPr>
-      <w:footerReference w:type="even" r:id="rId23"/>
-      <w:footerReference w:type="default" r:id="rId24"/>
-      <w:footerReference w:type="first" r:id="rId25"/>
+      <w:footerReference w:type="even" r:id="rId24"/>
+      <w:footerReference w:type="default" r:id="rId25"/>
+      <w:footerReference w:type="first" r:id="rId26"/>
       <w:pgSz w:w="11906" w:h="16838"/>
       <w:pgMar w:top="1701" w:right="1134" w:bottom="1701" w:left="1701" w:header="0" w:footer="708" w:gutter="0"/>
       <w:pgNumType w:start="1"/>
@@ -21109,8 +26030,13 @@
       <w:fldChar w:fldCharType="separate"/>
     </w:r>
     <w:r>
-      <w:t>xi</w:t>
+      <w:t>x</w:t>
     </w:r>
+    <w:proofErr w:type="spellStart"/>
+    <w:r>
+      <w:t>i</w:t>
+    </w:r>
+    <w:proofErr w:type="spellEnd"/>
     <w:r>
       <w:fldChar w:fldCharType="end"/>
     </w:r>
@@ -23067,6 +27993,30 @@
     <w:name w:val="footer"/>
     <w:basedOn w:val="HeaderandFooter"/>
   </w:style>
+  <w:style w:type="character" w:styleId="UnresolvedMention">
+    <w:name w:val="Unresolved Mention"/>
+    <w:basedOn w:val="DefaultParagraphFont"/>
+    <w:uiPriority w:val="99"/>
+    <w:semiHidden/>
+    <w:unhideWhenUsed/>
+    <w:rsid w:val="00C83EE4"/>
+    <w:rPr>
+      <w:color w:val="605E5C"/>
+      <w:shd w:val="clear" w:color="auto" w:fill="E1DFDD"/>
+    </w:rPr>
+  </w:style>
+  <w:style w:type="character" w:styleId="FollowedHyperlink">
+    <w:name w:val="FollowedHyperlink"/>
+    <w:basedOn w:val="DefaultParagraphFont"/>
+    <w:uiPriority w:val="99"/>
+    <w:semiHidden/>
+    <w:unhideWhenUsed/>
+    <w:rsid w:val="00C83EE4"/>
+    <w:rPr>
+      <w:color w:val="954F72" w:themeColor="followedHyperlink"/>
+      <w:u w:val="single"/>
+    </w:rPr>
+  </w:style>
 </w:styles>
 </file>
 
